--- a/01_Internal/10_Delivery_App_Blueprint/ECS_ArchRationale_ForShawnReview_INTERNAL.docx
+++ b/01_Internal/10_Delivery_App_Blueprint/ECS_ArchRationale_ForShawnReview_INTERNAL.docx
@@ -4,142 +4,153 @@
   <w:body>
     <w:p>
       <w:pPr>
-        <w:spacing w:before="1200"/>
-        <w:jc w:val="center"/>
+        <w:spacing w:after="120"/>
+      </w:pPr>
+    </w:p>
+    <w:p>
+      <w:pPr>
+        <w:spacing w:after="120"/>
+      </w:pPr>
+    </w:p>
+    <w:p>
+      <w:pPr>
+        <w:spacing w:before="800" w:after="160"/>
       </w:pPr>
       <w:r>
         <w:rPr>
-          <w:rFonts w:ascii="Arial" w:hAnsi="Arial"/>
+          <w:rFonts w:ascii="Calibri" w:hAnsi="Calibri"/>
           <w:b/>
-          <w:color w:val="C9A02B"/>
-          <w:sz w:val="20"/>
+          <w:color w:val="14B8A6"/>
+          <w:spacing w:val="60"/>
+          <w:sz w:val="18"/>
         </w:rPr>
-        <w:t>EVERFORTH ECS PRACTICE</w:t>
+        <w:t>INTERNAL · ARCHITECTURAL REVIEW — FOR SHAWN</w:t>
       </w:r>
     </w:p>
     <w:p>
       <w:pPr>
-        <w:spacing w:after="120"/>
-        <w:jc w:val="center"/>
+        <w:spacing w:before="0" w:after="40"/>
       </w:pPr>
       <w:r>
         <w:rPr>
-          <w:rFonts w:ascii="Arial" w:hAnsi="Arial"/>
+          <w:rFonts w:ascii="Calibri" w:hAnsi="Calibri"/>
           <w:b/>
-          <w:color w:val="1B3A6B"/>
-          <w:sz w:val="48"/>
+          <w:color w:val="0B1F3A"/>
+          <w:sz w:val="56"/>
         </w:rPr>
-        <w:t>Architectural Rationale &amp; Decision Log</w:t>
+        <w:t>Architectural Rationale</w:t>
+      </w:r>
+    </w:p>
+    <w:p>
+      <w:pPr>
+        <w:spacing w:before="0" w:after="40"/>
+      </w:pPr>
+      <w:r>
+        <w:rPr>
+          <w:rFonts w:ascii="Calibri" w:hAnsi="Calibri"/>
+          <w:b/>
+          <w:color w:val="0B1F3A"/>
+          <w:sz w:val="56"/>
+        </w:rPr>
+        <w:t>&amp; Decision Log</w:t>
+      </w:r>
+    </w:p>
+    <w:p>
+      <w:pPr>
+        <w:spacing w:before="120" w:after="400"/>
+      </w:pPr>
+      <w:r>
+        <w:rPr>
+          <w:rFonts w:ascii="Calibri" w:hAnsi="Calibri"/>
+          <w:i/>
+          <w:color w:val="0D9488"/>
+          <w:sz w:val="24"/>
+        </w:rPr>
+        <w:t>ECS Delivery Intelligence Platform — How we got here, for architectural challenge and peer review</w:t>
+      </w:r>
+    </w:p>
+    <w:p>
+      <w:pPr>
+        <w:pBdr>
+          <w:bottom w:val="single" w:sz="12" w:space="1" w:color="14B8A6"/>
+        </w:pBdr>
+        <w:spacing w:before="0" w:after="160"/>
+      </w:pPr>
+    </w:p>
+    <w:p>
+      <w:pPr>
+        <w:spacing w:after="40"/>
+      </w:pPr>
+      <w:r>
+        <w:rPr>
+          <w:rFonts w:ascii="Calibri" w:hAnsi="Calibri"/>
+          <w:b/>
+          <w:i w:val="0"/>
+          <w:color w:val="0B1F3A"/>
+          <w:sz w:val="22"/>
+        </w:rPr>
+        <w:t>ECS Federal · ServiceNow Practice</w:t>
+      </w:r>
+    </w:p>
+    <w:p>
+      <w:pPr>
+        <w:spacing w:after="40"/>
+      </w:pPr>
+      <w:r>
+        <w:rPr>
+          <w:rFonts w:ascii="Calibri" w:hAnsi="Calibri"/>
+          <w:b w:val="0"/>
+          <w:i w:val="0"/>
+          <w:color w:val="475569"/>
+          <w:sz w:val="20"/>
+        </w:rPr>
+        <w:t>Audience: Director of Technical Services (Shawn), Senior Director</w:t>
+      </w:r>
+    </w:p>
+    <w:p>
+      <w:pPr>
+        <w:spacing w:after="40"/>
+      </w:pPr>
+      <w:r>
+        <w:rPr>
+          <w:rFonts w:ascii="Calibri" w:hAnsi="Calibri"/>
+          <w:b w:val="0"/>
+          <w:i w:val="0"/>
+          <w:color w:val="475569"/>
+          <w:sz w:val="20"/>
+        </w:rPr>
+        <w:t>Companion to: Blueprint A · Blueprint B · Collateral Index &amp; Team Review Guide</w:t>
       </w:r>
     </w:p>
     <w:p>
       <w:pPr>
         <w:spacing w:after="80"/>
-        <w:jc w:val="center"/>
       </w:pPr>
       <w:r>
         <w:rPr>
-          <w:rFonts w:ascii="Arial" w:hAnsi="Arial"/>
-          <w:color w:val="2E75B6"/>
-          <w:sz w:val="28"/>
+          <w:rFonts w:ascii="Calibri" w:hAnsi="Calibri"/>
+          <w:b w:val="0"/>
+          <w:i w:val="0"/>
+          <w:color w:val="475569"/>
+          <w:sz w:val="20"/>
         </w:rPr>
-        <w:t>ECS Delivery Intelligence Platform</w:t>
+        <w:t>Document ID: INT-DA-ARCH     ·     Version: 1.0     ·     Status: For Architecture Review</w:t>
       </w:r>
     </w:p>
     <w:p>
       <w:pPr>
-        <w:spacing w:before="40" w:after="40"/>
-        <w:pBdr>
-          <w:bottom w:val="single" w:sz="4" w:space="1" w:color="2E75B6"/>
-        </w:pBdr>
-      </w:pPr>
-    </w:p>
-    <w:p>
-      <w:pPr>
-        <w:spacing w:before="160" w:after="80"/>
-        <w:jc w:val="center"/>
+        <w:spacing w:after="280"/>
       </w:pPr>
       <w:r>
         <w:rPr>
-          <w:rFonts w:ascii="Arial" w:hAnsi="Arial"/>
+          <w:rFonts w:ascii="Calibri" w:hAnsi="Calibri"/>
+          <w:b w:val="0"/>
           <w:i/>
-          <w:color w:val="707070"/>
-          <w:sz w:val="22"/>
-        </w:rPr>
-        <w:t>How we got here — for architectural challenge and peer review</w:t>
-      </w:r>
-    </w:p>
-    <w:p>
-      <w:pPr>
-        <w:jc w:val="center"/>
-      </w:pPr>
-      <w:r>
-        <w:rPr>
-          <w:rFonts w:ascii="Arial" w:hAnsi="Arial"/>
-          <w:color w:val="707070"/>
+          <w:color w:val="475569"/>
           <w:sz w:val="20"/>
         </w:rPr>
-        <w:t>Prepared for: Director of Technical Services (Shawn)  ·  May 2026  ·  INTERNAL</w:t>
+        <w:t>Internal Use Only · Confidential</w:t>
       </w:r>
-    </w:p>
-    <w:tbl>
-      <w:tblPr>
-        <w:tblW w:type="auto" w:w="0"/>
-        <w:tblLook w:firstColumn="1" w:firstRow="1" w:lastColumn="0" w:lastRow="0" w:noHBand="0" w:noVBand="1" w:val="04A0"/>
-        <w:jc w:val="left"/>
-        <w:tblBorders>
-          <w:top w:val="none" w:sz="0" w:space="0" w:color="auto"/>
-          <w:left w:val="none" w:sz="0" w:space="0" w:color="auto"/>
-          <w:bottom w:val="none" w:sz="0" w:space="0" w:color="auto"/>
-          <w:right w:val="none" w:sz="0" w:space="0" w:color="auto"/>
-          <w:insideH w:val="none" w:sz="0" w:space="0" w:color="auto"/>
-          <w:insideV w:val="none" w:sz="0" w:space="0" w:color="auto"/>
-        </w:tblBorders>
-      </w:tblPr>
-      <w:tblGrid>
-        <w:gridCol w:w="9360"/>
-      </w:tblGrid>
-      <w:tr>
-        <w:tc>
-          <w:tcPr>
-            <w:tcW w:type="dxa" w:w="9360"/>
-            <w:shd w:val="clear" w:color="auto" w:fill="EBF3FB"/>
-          </w:tcPr>
-          <w:p>
-            <w:pPr>
-              <w:spacing w:before="100" w:after="40"/>
-              <w:ind w:left="144"/>
-            </w:pPr>
-            <w:r>
-              <w:rPr>
-                <w:rFonts w:ascii="Arial" w:hAnsi="Arial"/>
-                <w:b/>
-                <w:color w:val="1B3A6B"/>
-                <w:sz w:val="20"/>
-              </w:rPr>
-              <w:t xml:space="preserve">How to use this document:  </w:t>
-            </w:r>
-            <w:r>
-              <w:rPr>
-                <w:rFonts w:ascii="Arial" w:hAnsi="Arial"/>
-                <w:color w:val="1F1F1F"/>
-                <w:sz w:val="20"/>
-              </w:rPr>
-              <w:t>This is not a proposal — it is a reasoning trace. Every architectural decision made in Blueprints A and B is explained here: what we considered, what we ruled out, and why we landed where we did. The red Challenge boxes are the questions we know Shawn should push back on. If a better answer exists, this is the document to mark up.</w:t>
-            </w:r>
-          </w:p>
-          <w:p>
-            <w:pPr>
-              <w:spacing w:after="100"/>
-            </w:pPr>
-          </w:p>
-        </w:tc>
-      </w:tr>
-    </w:tbl>
-    <w:p>
-      <w:pPr>
-        <w:spacing w:after="80"/>
-      </w:pPr>
     </w:p>
     <w:p>
       <w:r>
@@ -148,49 +159,55 @@
     </w:p>
     <w:p>
       <w:pPr>
-        <w:spacing w:before="320" w:after="100"/>
         <w:pBdr>
-          <w:bottom w:val="single" w:sz="6" w:space="1" w:color="1B3A6B"/>
+          <w:top w:val="single" w:sz="4" w:space="4" w:color="2E74B5"/>
+          <w:left w:val="single" w:sz="4" w:space="4" w:color="2E74B5"/>
+          <w:bottom w:val="single" w:sz="4" w:space="4" w:color="2E74B5"/>
+          <w:right w:val="single" w:sz="4" w:space="4" w:color="2E74B5"/>
         </w:pBdr>
+        <w:shd w:val="clear" w:color="auto" w:fill="EAF1F8"/>
+        <w:spacing w:before="120" w:after="160"/>
       </w:pPr>
       <w:r>
         <w:rPr>
-          <w:rFonts w:ascii="Arial" w:hAnsi="Arial"/>
+          <w:rFonts w:ascii="Calibri" w:hAnsi="Calibri"/>
           <w:b/>
-          <w:color w:val="1B3A6B"/>
-          <w:sz w:val="26"/>
+          <w:color w:val="0B1F3A"/>
+          <w:sz w:val="20"/>
         </w:rPr>
-        <w:t>1. STARTING POINT — WHAT PROBLEM ARE WE ACTUALLY SOLVING?</w:t>
+        <w:t>How to use this document: This is not a proposal — it is a reasoning trace. Every architectural decision made in Blueprints A and B is explained here: what we considered, what we ruled out, and why we landed where we did. The Challenge boxes are the questions we know Shawn should push back on. If a better answer exists, this is the document to mark up.</w:t>
       </w:r>
     </w:p>
     <w:p>
       <w:pPr>
-        <w:spacing w:before="0" w:after="140"/>
-        <w:jc w:val="left"/>
+        <w:pStyle w:val="Heading1"/>
+      </w:pPr>
+      <w:r>
+        <w:t>1.  Starting Point — What Problem Are We Actually Solving?</w:t>
+      </w:r>
+    </w:p>
+    <w:p>
+      <w:pPr>
+        <w:spacing w:after="160" w:before="0"/>
       </w:pPr>
       <w:r>
         <w:rPr>
-          <w:rFonts w:ascii="Arial" w:hAnsi="Arial"/>
-          <w:b w:val="0"/>
-          <w:i w:val="0"/>
-          <w:color w:val="1F1F1F"/>
-          <w:sz w:val="21"/>
+          <w:rFonts w:ascii="Calibri" w:hAnsi="Calibri"/>
+          <w:color w:val="1A1A1A"/>
+          <w:sz w:val="22"/>
         </w:rPr>
         <w:t>The ECS practice has built a comprehensive delivery methodology: consultant handbooks, accelerator packs, facilitator guides, decision guides, workshop pre-reads, sprint workbooks. The content is solid. The problem is that it lives in files — Word docs, Excel sheets, PowerPoints — and those files are manually maintained, quickly stale, and disconnected from the actual work happening in ServiceNow during delivery.</w:t>
       </w:r>
     </w:p>
     <w:p>
       <w:pPr>
-        <w:spacing w:before="0" w:after="140"/>
-        <w:jc w:val="left"/>
+        <w:spacing w:after="160" w:before="0"/>
       </w:pPr>
       <w:r>
         <w:rPr>
-          <w:rFonts w:ascii="Arial" w:hAnsi="Arial"/>
-          <w:b w:val="0"/>
-          <w:i w:val="0"/>
-          <w:color w:val="1F1F1F"/>
-          <w:sz w:val="21"/>
+          <w:rFonts w:ascii="Calibri" w:hAnsi="Calibri"/>
+          <w:color w:val="1A1A1A"/>
+          <w:sz w:val="22"/>
         </w:rPr>
         <w:t>More specifically, the pain points that drove this initiative were:</w:t>
       </w:r>
@@ -198,14 +215,13 @@
     <w:p>
       <w:pPr>
         <w:pStyle w:val="ListBullet"/>
-        <w:spacing w:after="60"/>
+        <w:spacing w:after="40"/>
         <w:ind w:left="360"/>
       </w:pPr>
       <w:r>
         <w:rPr>
-          <w:rFonts w:ascii="Arial" w:hAnsi="Arial"/>
-          <w:color w:val="1F1F1F"/>
-          <w:sz w:val="21"/>
+          <w:rFonts w:ascii="Calibri" w:hAnsi="Calibri"/>
+          <w:sz w:val="22"/>
         </w:rPr>
         <w:t>Delivery managers spending 2–4 hours per week maintaining RAG status spreadsheets that are immediately out of date.</w:t>
       </w:r>
@@ -213,14 +229,13 @@
     <w:p>
       <w:pPr>
         <w:pStyle w:val="ListBullet"/>
-        <w:spacing w:after="60"/>
+        <w:spacing w:after="40"/>
         <w:ind w:left="360"/>
       </w:pPr>
       <w:r>
         <w:rPr>
-          <w:rFonts w:ascii="Arial" w:hAnsi="Arial"/>
-          <w:color w:val="1F1F1F"/>
-          <w:sz w:val="21"/>
+          <w:rFonts w:ascii="Calibri" w:hAnsi="Calibri"/>
+          <w:sz w:val="22"/>
         </w:rPr>
         <w:t>Risk logs and decision trackers living in Excel, manually updated, with no notification when something goes overdue.</w:t>
       </w:r>
@@ -228,14 +243,13 @@
     <w:p>
       <w:pPr>
         <w:pStyle w:val="ListBullet"/>
-        <w:spacing w:after="60"/>
+        <w:spacing w:after="40"/>
         <w:ind w:left="360"/>
       </w:pPr>
       <w:r>
         <w:rPr>
-          <w:rFonts w:ascii="Arial" w:hAnsi="Arial"/>
-          <w:color w:val="1F1F1F"/>
-          <w:sz w:val="21"/>
+          <w:rFonts w:ascii="Calibri" w:hAnsi="Calibri"/>
+          <w:sz w:val="22"/>
         </w:rPr>
         <w:t>Customers receiving weekly status emails rather than having a live view of their engagement.</w:t>
       </w:r>
@@ -243,14 +257,13 @@
     <w:p>
       <w:pPr>
         <w:pStyle w:val="ListBullet"/>
-        <w:spacing w:after="60"/>
+        <w:spacing w:after="40"/>
         <w:ind w:left="360"/>
       </w:pPr>
       <w:r>
         <w:rPr>
-          <w:rFonts w:ascii="Arial" w:hAnsi="Arial"/>
-          <w:color w:val="1F1F1F"/>
-          <w:sz w:val="21"/>
+          <w:rFonts w:ascii="Calibri" w:hAnsi="Calibri"/>
+          <w:sz w:val="22"/>
         </w:rPr>
         <w:t>New consultants needing to read five documents to understand what to do in a given sprint.</w:t>
       </w:r>
@@ -258,662 +271,332 @@
     <w:p>
       <w:pPr>
         <w:pStyle w:val="ListBullet"/>
-        <w:spacing w:after="60"/>
+        <w:spacing w:after="40"/>
         <w:ind w:left="360"/>
       </w:pPr>
       <w:r>
         <w:rPr>
-          <w:rFonts w:ascii="Arial" w:hAnsi="Arial"/>
-          <w:color w:val="1F1F1F"/>
-          <w:sz w:val="21"/>
+          <w:rFonts w:ascii="Calibri" w:hAnsi="Calibri"/>
+          <w:sz w:val="22"/>
         </w:rPr>
         <w:t>No cross-engagement visibility for practice leadership — no way to see portfolio health without asking each DM.</w:t>
       </w:r>
     </w:p>
     <w:p>
       <w:pPr>
-        <w:spacing w:before="0" w:after="80"/>
-        <w:jc w:val="left"/>
+        <w:spacing w:after="160" w:before="0"/>
       </w:pPr>
       <w:r>
         <w:rPr>
-          <w:rFonts w:ascii="Arial" w:hAnsi="Arial"/>
-          <w:b w:val="0"/>
-          <w:i w:val="0"/>
-          <w:color w:val="1F1F1F"/>
-          <w:sz w:val="21"/>
+          <w:rFonts w:ascii="Calibri" w:hAnsi="Calibri"/>
+          <w:color w:val="1A1A1A"/>
+          <w:sz w:val="22"/>
         </w:rPr>
         <w:t>The question we started with was: can we fix this with a tool that lives inside ServiceNow itself, so the delivery intelligence is tied directly to the work, not maintained separately?</w:t>
       </w:r>
     </w:p>
-    <w:tbl>
-      <w:tblPr>
-        <w:tblW w:type="auto" w:w="0"/>
-        <w:tblLook w:firstColumn="1" w:firstRow="1" w:lastColumn="0" w:lastRow="0" w:noHBand="0" w:noVBand="1" w:val="04A0"/>
-        <w:jc w:val="left"/>
-        <w:tblBorders>
-          <w:top w:val="none" w:sz="0" w:space="0" w:color="auto"/>
-          <w:left w:val="none" w:sz="0" w:space="0" w:color="auto"/>
-          <w:bottom w:val="none" w:sz="0" w:space="0" w:color="auto"/>
-          <w:right w:val="none" w:sz="0" w:space="0" w:color="auto"/>
-          <w:insideH w:val="none" w:sz="0" w:space="0" w:color="auto"/>
-          <w:insideV w:val="none" w:sz="0" w:space="0" w:color="auto"/>
-        </w:tblBorders>
-      </w:tblPr>
-      <w:tblGrid>
-        <w:gridCol w:w="4680"/>
-        <w:gridCol w:w="4680"/>
-      </w:tblGrid>
-      <w:tr>
-        <w:tc>
-          <w:tcPr>
-            <w:tcW w:type="dxa" w:w="259"/>
-            <w:shd w:val="clear" w:color="auto" w:fill="C00000"/>
-          </w:tcPr>
-          <w:p>
-            <w:pPr>
-              <w:spacing w:before="80"/>
-            </w:pPr>
-            <w:r>
-              <w:rPr>
-                <w:rFonts w:ascii="Arial" w:hAnsi="Arial"/>
-                <w:b/>
-                <w:color w:val="FFFFFF"/>
-                <w:sz w:val="22"/>
-              </w:rPr>
-              <w:t>?</w:t>
-            </w:r>
-          </w:p>
-        </w:tc>
-        <w:tc>
-          <w:tcPr>
-            <w:tcW w:type="dxa" w:w="9101"/>
-            <w:shd w:val="clear" w:color="auto" w:fill="FFF2F2"/>
-          </w:tcPr>
-          <w:p>
-            <w:pPr>
-              <w:spacing w:before="80" w:after="80"/>
-              <w:ind w:left="115"/>
-            </w:pPr>
-            <w:r>
-              <w:rPr>
-                <w:rFonts w:ascii="Arial" w:hAnsi="Arial"/>
-                <w:b/>
-                <w:color w:val="C00000"/>
-                <w:sz w:val="20"/>
-              </w:rPr>
-              <w:t xml:space="preserve">Challenge: </w:t>
-            </w:r>
-            <w:r>
-              <w:rPr>
-                <w:rFonts w:ascii="Arial" w:hAnsi="Arial"/>
-                <w:color w:val="1F1F1F"/>
-                <w:sz w:val="20"/>
-              </w:rPr>
-              <w:t>Is the pain real enough to justify the investment? Have we quantified the weekly overhead cost of manual status maintenance per DM, and compared it honestly to the build investment? If the average DM saves 2 hours/week across an 18-week engagement, that is 36 hours per engagement. At what engagement volume does the ROI turn positive, and are we there yet?</w:t>
-            </w:r>
-          </w:p>
-        </w:tc>
-      </w:tr>
-    </w:tbl>
     <w:p>
       <w:pPr>
-        <w:spacing w:after="60"/>
-      </w:pPr>
-    </w:p>
-    <w:p>
-      <w:pPr>
-        <w:spacing w:before="320" w:after="100"/>
         <w:pBdr>
-          <w:bottom w:val="single" w:sz="6" w:space="1" w:color="1B3A6B"/>
+          <w:top w:val="single" w:sz="4" w:space="4" w:color="14B8A6"/>
+          <w:left w:val="single" w:sz="12" w:space="4" w:color="14B8A6"/>
+          <w:bottom w:val="single" w:sz="4" w:space="4" w:color="14B8A6"/>
+          <w:right w:val="single" w:sz="4" w:space="4" w:color="14B8A6"/>
         </w:pBdr>
+        <w:shd w:val="clear" w:color="auto" w:fill="F0FAFA"/>
+        <w:spacing w:before="120" w:after="200"/>
       </w:pPr>
       <w:r>
         <w:rPr>
-          <w:rFonts w:ascii="Arial" w:hAnsi="Arial"/>
+          <w:rFonts w:ascii="Calibri" w:hAnsi="Calibri"/>
           <w:b/>
-          <w:color w:val="1B3A6B"/>
-          <w:sz w:val="26"/>
+          <w:color w:val="0D9488"/>
+          <w:spacing w:val="30"/>
+          <w:sz w:val="18"/>
         </w:rPr>
-        <w:t>2. WHY A SERVICENOW APPLICATION — NOT A STANDALONE TOOL</w:t>
+        <w:t xml:space="preserve">CHALLENGE  </w:t>
+      </w:r>
+      <w:r>
+        <w:rPr>
+          <w:rFonts w:ascii="Calibri" w:hAnsi="Calibri"/>
+          <w:color w:val="1A1A1A"/>
+          <w:sz w:val="20"/>
+        </w:rPr>
+        <w:t>Is the pain real enough to justify the investment? Have we quantified the weekly overhead cost of manual status maintenance per DM, and compared it honestly to the build investment? If the average DM saves 2 hours/week across an 18-week engagement, that is 36 hours per engagement. At what engagement volume does the ROI turn positive, and are we there yet?</w:t>
       </w:r>
     </w:p>
     <w:p>
       <w:pPr>
-        <w:spacing w:before="0" w:after="140"/>
-        <w:jc w:val="left"/>
+        <w:pStyle w:val="Heading1"/>
+      </w:pPr>
+      <w:r>
+        <w:t>2.  Why a ServiceNow Application — Not a Standalone Tool</w:t>
+      </w:r>
+    </w:p>
+    <w:p>
+      <w:pPr>
+        <w:spacing w:after="160" w:before="0"/>
       </w:pPr>
       <w:r>
         <w:rPr>
-          <w:rFonts w:ascii="Arial" w:hAnsi="Arial"/>
-          <w:b w:val="0"/>
-          <w:i w:val="0"/>
-          <w:color w:val="1F1F1F"/>
-          <w:sz w:val="21"/>
+          <w:rFonts w:ascii="Calibri" w:hAnsi="Calibri"/>
+          <w:color w:val="1A1A1A"/>
+          <w:sz w:val="22"/>
         </w:rPr>
         <w:t>The first major decision was where the platform lives. Three options were considered:</w:t>
       </w:r>
     </w:p>
     <w:p>
       <w:pPr>
-        <w:spacing w:before="200" w:after="60"/>
+        <w:pStyle w:val="Heading2"/>
       </w:pPr>
       <w:r>
-        <w:rPr>
-          <w:rFonts w:ascii="Arial" w:hAnsi="Arial"/>
-          <w:b/>
-          <w:color w:val="2E75B6"/>
-          <w:sz w:val="22"/>
-        </w:rPr>
         <w:t>Option 1: Hosted on Everforth's ServiceNow Instance (Rejected)</w:t>
       </w:r>
     </w:p>
     <w:p>
       <w:pPr>
-        <w:spacing w:before="0" w:after="140"/>
-        <w:jc w:val="left"/>
+        <w:spacing w:after="160" w:before="0"/>
       </w:pPr>
       <w:r>
         <w:rPr>
-          <w:rFonts w:ascii="Arial" w:hAnsi="Arial"/>
-          <w:b w:val="0"/>
-          <w:i w:val="0"/>
-          <w:color w:val="1F1F1F"/>
-          <w:sz w:val="21"/>
+          <w:rFonts w:ascii="Calibri" w:hAnsi="Calibri"/>
+          <w:color w:val="1A1A1A"/>
+          <w:sz w:val="22"/>
         </w:rPr>
         <w:t>Running a shared delivery portal on Everforth's own instance with customer portal access was the initial instinct. It was rejected for three reasons. First, ServiceNow's licensing model is not designed for multi-tenancy — isolating customer A's data from customer B's requires ACL engineering that becomes fragile at scale. Second, enterprise customers will not accept their project data living on a vendor's instance they do not control. Third, it puts Everforth in the business of running infrastructure, which is not the model.</w:t>
       </w:r>
     </w:p>
-    <w:tbl>
-      <w:tblPr>
-        <w:tblW w:type="auto" w:w="0"/>
-        <w:tblLook w:firstColumn="1" w:firstRow="1" w:lastColumn="0" w:lastRow="0" w:noHBand="0" w:noVBand="1" w:val="04A0"/>
-        <w:jc w:val="left"/>
-        <w:tblBorders>
-          <w:top w:val="none" w:sz="0" w:space="0" w:color="auto"/>
-          <w:left w:val="none" w:sz="0" w:space="0" w:color="auto"/>
-          <w:bottom w:val="none" w:sz="0" w:space="0" w:color="auto"/>
-          <w:right w:val="none" w:sz="0" w:space="0" w:color="auto"/>
-          <w:insideH w:val="none" w:sz="0" w:space="0" w:color="auto"/>
-          <w:insideV w:val="none" w:sz="0" w:space="0" w:color="auto"/>
-        </w:tblBorders>
-      </w:tblPr>
-      <w:tblGrid>
-        <w:gridCol w:w="4680"/>
-        <w:gridCol w:w="4680"/>
-      </w:tblGrid>
-      <w:tr>
-        <w:tc>
-          <w:tcPr>
-            <w:tcW w:type="dxa" w:w="259"/>
-            <w:shd w:val="clear" w:color="auto" w:fill="C00000"/>
-          </w:tcPr>
-          <w:p>
-            <w:pPr>
-              <w:spacing w:before="80"/>
-            </w:pPr>
-            <w:r>
-              <w:rPr>
-                <w:rFonts w:ascii="Arial" w:hAnsi="Arial"/>
-                <w:b/>
-                <w:color w:val="FFFFFF"/>
-                <w:sz w:val="22"/>
-              </w:rPr>
-              <w:t>?</w:t>
-            </w:r>
-          </w:p>
-        </w:tc>
-        <w:tc>
-          <w:tcPr>
-            <w:tcW w:type="dxa" w:w="9101"/>
-            <w:shd w:val="clear" w:color="auto" w:fill="FFF2F2"/>
-          </w:tcPr>
-          <w:p>
-            <w:pPr>
-              <w:spacing w:before="80" w:after="80"/>
-              <w:ind w:left="115"/>
-            </w:pPr>
-            <w:r>
-              <w:rPr>
-                <w:rFonts w:ascii="Arial" w:hAnsi="Arial"/>
-                <w:b/>
-                <w:color w:val="C00000"/>
-                <w:sz w:val="20"/>
-              </w:rPr>
-              <w:t xml:space="preserve">Challenge: </w:t>
-            </w:r>
-            <w:r>
-              <w:rPr>
-                <w:rFonts w:ascii="Arial" w:hAnsi="Arial"/>
-                <w:color w:val="1F1F1F"/>
-                <w:sz w:val="20"/>
-              </w:rPr>
-              <w:t>Is multi-tenancy actually as hard as we think? Some partners do run shared SNow instances for managed services. Are there scoping patterns (domain separation, application scoping) that make this viable? We dismissed it quickly — Shawn should confirm whether this was the right call.</w:t>
-            </w:r>
-          </w:p>
-        </w:tc>
-      </w:tr>
-    </w:tbl>
     <w:p>
       <w:pPr>
-        <w:spacing w:after="60"/>
+        <w:pBdr>
+          <w:top w:val="single" w:sz="4" w:space="4" w:color="14B8A6"/>
+          <w:left w:val="single" w:sz="12" w:space="4" w:color="14B8A6"/>
+          <w:bottom w:val="single" w:sz="4" w:space="4" w:color="14B8A6"/>
+          <w:right w:val="single" w:sz="4" w:space="4" w:color="14B8A6"/>
+        </w:pBdr>
+        <w:shd w:val="clear" w:color="auto" w:fill="F0FAFA"/>
+        <w:spacing w:before="120" w:after="200"/>
       </w:pPr>
+      <w:r>
+        <w:rPr>
+          <w:rFonts w:ascii="Calibri" w:hAnsi="Calibri"/>
+          <w:b/>
+          <w:color w:val="0D9488"/>
+          <w:spacing w:val="30"/>
+          <w:sz w:val="18"/>
+        </w:rPr>
+        <w:t xml:space="preserve">CHALLENGE  </w:t>
+      </w:r>
+      <w:r>
+        <w:rPr>
+          <w:rFonts w:ascii="Calibri" w:hAnsi="Calibri"/>
+          <w:color w:val="1A1A1A"/>
+          <w:sz w:val="20"/>
+        </w:rPr>
+        <w:t>Is multi-tenancy actually as hard as we think? Some partners do run shared SNow instances for managed services. Are there scoping patterns (domain separation, application scoping) that make this viable? We dismissed it quickly — Shawn should confirm whether this was the right call.</w:t>
+      </w:r>
     </w:p>
     <w:p>
       <w:pPr>
-        <w:spacing w:before="200" w:after="60"/>
+        <w:pStyle w:val="Heading2"/>
       </w:pPr>
       <w:r>
-        <w:rPr>
-          <w:rFonts w:ascii="Arial" w:hAnsi="Arial"/>
-          <w:b/>
-          <w:color w:val="2E75B6"/>
-          <w:sz w:val="22"/>
-        </w:rPr>
         <w:t>Option 2: Standalone Web Application (Rejected)</w:t>
       </w:r>
     </w:p>
     <w:p>
       <w:pPr>
-        <w:spacing w:before="0" w:after="140"/>
-        <w:jc w:val="left"/>
+        <w:spacing w:after="160" w:before="0"/>
       </w:pPr>
       <w:r>
         <w:rPr>
-          <w:rFonts w:ascii="Arial" w:hAnsi="Arial"/>
-          <w:b w:val="0"/>
-          <w:i w:val="0"/>
-          <w:color w:val="1F1F1F"/>
-          <w:sz w:val="21"/>
+          <w:rFonts w:ascii="Calibri" w:hAnsi="Calibri"/>
+          <w:color w:val="1A1A1A"/>
+          <w:sz w:val="22"/>
         </w:rPr>
         <w:t>A standalone app (custom web app, or something like Notion/Confluence with role-based views) was considered and rejected. The primary reason: it breaks the meta-narrative. We are an OOTB ServiceNow practice. If we cannot manage our own delivery using ServiceNow, we have a credibility problem in every sales conversation. A standalone app also requires separate authentication, hosting, maintenance, and data synchronization — none of which we want to own.</w:t>
       </w:r>
     </w:p>
-    <w:tbl>
-      <w:tblPr>
-        <w:tblW w:type="auto" w:w="0"/>
-        <w:tblLook w:firstColumn="1" w:firstRow="1" w:lastColumn="0" w:lastRow="0" w:noHBand="0" w:noVBand="1" w:val="04A0"/>
-        <w:jc w:val="left"/>
-        <w:tblBorders>
-          <w:top w:val="none" w:sz="0" w:space="0" w:color="auto"/>
-          <w:left w:val="none" w:sz="0" w:space="0" w:color="auto"/>
-          <w:bottom w:val="none" w:sz="0" w:space="0" w:color="auto"/>
-          <w:right w:val="none" w:sz="0" w:space="0" w:color="auto"/>
-          <w:insideH w:val="none" w:sz="0" w:space="0" w:color="auto"/>
-          <w:insideV w:val="none" w:sz="0" w:space="0" w:color="auto"/>
-        </w:tblBorders>
-      </w:tblPr>
-      <w:tblGrid>
-        <w:gridCol w:w="4680"/>
-        <w:gridCol w:w="4680"/>
-      </w:tblGrid>
-      <w:tr>
-        <w:tc>
-          <w:tcPr>
-            <w:tcW w:type="dxa" w:w="259"/>
-            <w:shd w:val="clear" w:color="auto" w:fill="C00000"/>
-          </w:tcPr>
-          <w:p>
-            <w:pPr>
-              <w:spacing w:before="80"/>
-            </w:pPr>
-            <w:r>
-              <w:rPr>
-                <w:rFonts w:ascii="Arial" w:hAnsi="Arial"/>
-                <w:b/>
-                <w:color w:val="FFFFFF"/>
-                <w:sz w:val="22"/>
-              </w:rPr>
-              <w:t>?</w:t>
-            </w:r>
-          </w:p>
-        </w:tc>
-        <w:tc>
-          <w:tcPr>
-            <w:tcW w:type="dxa" w:w="9101"/>
-            <w:shd w:val="clear" w:color="auto" w:fill="FFF2F2"/>
-          </w:tcPr>
-          <w:p>
-            <w:pPr>
-              <w:spacing w:before="80" w:after="80"/>
-              <w:ind w:left="115"/>
-            </w:pPr>
-            <w:r>
-              <w:rPr>
-                <w:rFonts w:ascii="Arial" w:hAnsi="Arial"/>
-                <w:b/>
-                <w:color w:val="C00000"/>
-                <w:sz w:val="20"/>
-              </w:rPr>
-              <w:t xml:space="preserve">Challenge: </w:t>
-            </w:r>
-            <w:r>
-              <w:rPr>
-                <w:rFonts w:ascii="Arial" w:hAnsi="Arial"/>
-                <w:color w:val="1F1F1F"/>
-                <w:sz w:val="20"/>
-              </w:rPr>
-              <w:t>Is the meta-narrative argument actually compelling to customers, or is it something we tell ourselves? Has anyone in a real sales conversation asked 'do you use ServiceNow to manage your own delivery?' If not, we may be solving an internal story problem, not a customer one.</w:t>
-            </w:r>
-          </w:p>
-        </w:tc>
-      </w:tr>
-    </w:tbl>
     <w:p>
       <w:pPr>
-        <w:spacing w:after="60"/>
+        <w:pBdr>
+          <w:top w:val="single" w:sz="4" w:space="4" w:color="14B8A6"/>
+          <w:left w:val="single" w:sz="12" w:space="4" w:color="14B8A6"/>
+          <w:bottom w:val="single" w:sz="4" w:space="4" w:color="14B8A6"/>
+          <w:right w:val="single" w:sz="4" w:space="4" w:color="14B8A6"/>
+        </w:pBdr>
+        <w:shd w:val="clear" w:color="auto" w:fill="F0FAFA"/>
+        <w:spacing w:before="120" w:after="200"/>
       </w:pPr>
+      <w:r>
+        <w:rPr>
+          <w:rFonts w:ascii="Calibri" w:hAnsi="Calibri"/>
+          <w:b/>
+          <w:color w:val="0D9488"/>
+          <w:spacing w:val="30"/>
+          <w:sz w:val="18"/>
+        </w:rPr>
+        <w:t xml:space="preserve">CHALLENGE  </w:t>
+      </w:r>
+      <w:r>
+        <w:rPr>
+          <w:rFonts w:ascii="Calibri" w:hAnsi="Calibri"/>
+          <w:color w:val="1A1A1A"/>
+          <w:sz w:val="20"/>
+        </w:rPr>
+        <w:t>Is the meta-narrative argument actually compelling to customers, or is it something we tell ourselves? Has anyone in a real sales conversation asked 'do you use ServiceNow to manage your own delivery?' If not, we may be solving an internal story problem, not a customer one.</w:t>
+      </w:r>
     </w:p>
     <w:p>
       <w:pPr>
-        <w:spacing w:before="200" w:after="60"/>
+        <w:pStyle w:val="Heading2"/>
       </w:pPr>
       <w:r>
-        <w:rPr>
-          <w:rFonts w:ascii="Arial" w:hAnsi="Arial"/>
-          <w:b/>
-          <w:color w:val="2E75B6"/>
-          <w:sz w:val="22"/>
-        </w:rPr>
         <w:t>Option 3: App on Customer Instance (Selected)</w:t>
       </w:r>
     </w:p>
     <w:p>
       <w:pPr>
-        <w:spacing w:before="0" w:after="140"/>
-        <w:jc w:val="left"/>
+        <w:spacing w:after="160" w:before="0"/>
       </w:pPr>
       <w:r>
         <w:rPr>
-          <w:rFonts w:ascii="Arial" w:hAnsi="Arial"/>
-          <w:b w:val="0"/>
-          <w:i w:val="0"/>
-          <w:color w:val="1F1F1F"/>
-          <w:sz w:val="21"/>
+          <w:rFonts w:ascii="Calibri" w:hAnsi="Calibri"/>
+          <w:color w:val="1A1A1A"/>
+          <w:sz w:val="22"/>
         </w:rPr>
         <w:t>Installing the app on the customer's instance per engagement was selected because: it uses the customer's existing licensing, keeps their data on their infrastructure, demonstrates OOTB delivery methodology in practice, and is architecturally clean. The trade-off is that updates to the app must be pushed per-instance — there is no central update mechanism. We judged this acceptable for the near term.</w:t>
       </w:r>
     </w:p>
-    <w:tbl>
-      <w:tblPr>
-        <w:tblW w:type="auto" w:w="0"/>
-        <w:tblLook w:firstColumn="1" w:firstRow="1" w:lastColumn="0" w:lastRow="0" w:noHBand="0" w:noVBand="1" w:val="04A0"/>
-        <w:jc w:val="left"/>
-        <w:tblBorders>
-          <w:top w:val="none" w:sz="0" w:space="0" w:color="auto"/>
-          <w:left w:val="none" w:sz="0" w:space="0" w:color="auto"/>
-          <w:bottom w:val="none" w:sz="0" w:space="0" w:color="auto"/>
-          <w:right w:val="none" w:sz="0" w:space="0" w:color="auto"/>
-          <w:insideH w:val="none" w:sz="0" w:space="0" w:color="auto"/>
-          <w:insideV w:val="none" w:sz="0" w:space="0" w:color="auto"/>
-        </w:tblBorders>
-      </w:tblPr>
-      <w:tblGrid>
-        <w:gridCol w:w="4680"/>
-        <w:gridCol w:w="4680"/>
-      </w:tblGrid>
-      <w:tr>
-        <w:tc>
-          <w:tcPr>
-            <w:tcW w:type="dxa" w:w="259"/>
-            <w:shd w:val="clear" w:color="auto" w:fill="C00000"/>
-          </w:tcPr>
-          <w:p>
-            <w:pPr>
-              <w:spacing w:before="80"/>
-            </w:pPr>
-            <w:r>
-              <w:rPr>
-                <w:rFonts w:ascii="Arial" w:hAnsi="Arial"/>
-                <w:b/>
-                <w:color w:val="FFFFFF"/>
-                <w:sz w:val="22"/>
-              </w:rPr>
-              <w:t>?</w:t>
-            </w:r>
-          </w:p>
-        </w:tc>
-        <w:tc>
-          <w:tcPr>
-            <w:tcW w:type="dxa" w:w="9101"/>
-            <w:shd w:val="clear" w:color="auto" w:fill="FFF2F2"/>
-          </w:tcPr>
-          <w:p>
-            <w:pPr>
-              <w:spacing w:before="80" w:after="80"/>
-              <w:ind w:left="115"/>
-            </w:pPr>
-            <w:r>
-              <w:rPr>
-                <w:rFonts w:ascii="Arial" w:hAnsi="Arial"/>
-                <w:b/>
-                <w:color w:val="C00000"/>
-                <w:sz w:val="20"/>
-              </w:rPr>
-              <w:t xml:space="preserve">Challenge: </w:t>
-            </w:r>
-            <w:r>
-              <w:rPr>
-                <w:rFonts w:ascii="Arial" w:hAnsi="Arial"/>
-                <w:color w:val="1F1F1F"/>
-                <w:sz w:val="20"/>
-              </w:rPr>
-              <w:t>What is the upgrade management model at scale? If we have 20 customers on the app and we push a v1.1 update, what does that deployment process look like operationally? Is this a managed service commitment, a self-service update set, or something else? We have not fully designed the post-launch operations model.</w:t>
-            </w:r>
-          </w:p>
-        </w:tc>
-      </w:tr>
-    </w:tbl>
     <w:p>
       <w:pPr>
-        <w:spacing w:after="60"/>
+        <w:pBdr>
+          <w:top w:val="single" w:sz="4" w:space="4" w:color="14B8A6"/>
+          <w:left w:val="single" w:sz="12" w:space="4" w:color="14B8A6"/>
+          <w:bottom w:val="single" w:sz="4" w:space="4" w:color="14B8A6"/>
+          <w:right w:val="single" w:sz="4" w:space="4" w:color="14B8A6"/>
+        </w:pBdr>
+        <w:shd w:val="clear" w:color="auto" w:fill="F0FAFA"/>
+        <w:spacing w:before="120" w:after="200"/>
       </w:pPr>
-    </w:p>
-    <w:p>
       <w:r>
-        <w:br w:type="page"/>
+        <w:rPr>
+          <w:rFonts w:ascii="Calibri" w:hAnsi="Calibri"/>
+          <w:b/>
+          <w:color w:val="0D9488"/>
+          <w:spacing w:val="30"/>
+          <w:sz w:val="18"/>
+        </w:rPr>
+        <w:t xml:space="preserve">CHALLENGE  </w:t>
+      </w:r>
+      <w:r>
+        <w:rPr>
+          <w:rFonts w:ascii="Calibri" w:hAnsi="Calibri"/>
+          <w:color w:val="1A1A1A"/>
+          <w:sz w:val="20"/>
+        </w:rPr>
+        <w:t>What is the upgrade management model at scale? If we have 20 customers on the app and we push a v1.1 update, what does that deployment process look like operationally? Is this a managed service commitment, a self-service update set, or something else? We have not fully designed the post-launch operations model.</w:t>
       </w:r>
     </w:p>
     <w:p>
       <w:pPr>
-        <w:spacing w:before="320" w:after="100"/>
-        <w:pBdr>
-          <w:bottom w:val="single" w:sz="6" w:space="1" w:color="1B3A6B"/>
-        </w:pBdr>
+        <w:pStyle w:val="Heading1"/>
       </w:pPr>
       <w:r>
-        <w:rPr>
-          <w:rFonts w:ascii="Arial" w:hAnsi="Arial"/>
-          <w:b/>
-          <w:color w:val="1B3A6B"/>
-          <w:sz w:val="26"/>
-        </w:rPr>
-        <w:t>3. WHY NOT JUST USE NATIVE SERVICENOW MODULES AS-IS?</w:t>
+        <w:t>3.  Why Not Just Use Native ServiceNow Modules As-Is?</w:t>
       </w:r>
     </w:p>
     <w:p>
       <w:pPr>
-        <w:spacing w:before="0" w:after="140"/>
-        <w:jc w:val="left"/>
+        <w:spacing w:after="160" w:before="0"/>
       </w:pPr>
       <w:r>
         <w:rPr>
-          <w:rFonts w:ascii="Arial" w:hAnsi="Arial"/>
-          <w:b w:val="0"/>
-          <w:i w:val="0"/>
-          <w:color w:val="1F1F1F"/>
-          <w:sz w:val="21"/>
+          <w:rFonts w:ascii="Calibri" w:hAnsi="Calibri"/>
+          <w:color w:val="1A1A1A"/>
+          <w:sz w:val="22"/>
         </w:rPr>
         <w:t>A fair challenge: SPM already has projects and milestones. Agile already has sprints and stories. Knowledge already has articles. Why build anything new at all — why not just configure what already exists and point a portal at it?</w:t>
       </w:r>
     </w:p>
     <w:p>
       <w:pPr>
-        <w:spacing w:before="0" w:after="140"/>
-        <w:jc w:val="left"/>
+        <w:spacing w:after="160" w:before="0"/>
       </w:pPr>
       <w:r>
         <w:rPr>
-          <w:rFonts w:ascii="Arial" w:hAnsi="Arial"/>
-          <w:b w:val="0"/>
-          <w:i w:val="0"/>
-          <w:color w:val="1F1F1F"/>
-          <w:sz w:val="21"/>
+          <w:rFonts w:ascii="Calibri" w:hAnsi="Calibri"/>
+          <w:color w:val="1A1A1A"/>
+          <w:sz w:val="22"/>
         </w:rPr>
         <w:t>The answer is that native modules do not carry delivery methodology context. A sprint in Agile is a container for stories — it knows nothing about ECS gates, health scoring, OOTB decision tracking, or methodology content by role. To surface the right thing to the right person at the right sprint requires a layer that understands the delivery framework. That layer is what both blueprints provide.</w:t>
       </w:r>
     </w:p>
     <w:p>
       <w:pPr>
-        <w:spacing w:before="0" w:after="140"/>
-        <w:jc w:val="left"/>
+        <w:spacing w:after="160" w:before="0"/>
       </w:pPr>
       <w:r>
         <w:rPr>
-          <w:rFonts w:ascii="Arial" w:hAnsi="Arial"/>
-          <w:b w:val="0"/>
-          <w:i w:val="0"/>
-          <w:color w:val="1F1F1F"/>
-          <w:sz w:val="21"/>
+          <w:rFonts w:ascii="Calibri" w:hAnsi="Calibri"/>
+          <w:color w:val="1A1A1A"/>
+          <w:sz w:val="22"/>
         </w:rPr>
         <w:t>Both Blueprint A and Blueprint B read from native modules — they do not replicate them. The difference is that Blueprint A adds a purpose-built data model on top, while Blueprint B extends the native model with delivery-specific fields. Neither approach replaces Agile, SPM, or the Knowledge Base.</w:t>
+      </w:r>
+    </w:p>
+    <w:p>
+      <w:pPr>
+        <w:pBdr>
+          <w:top w:val="single" w:sz="4" w:space="4" w:color="14B8A6"/>
+          <w:left w:val="single" w:sz="12" w:space="4" w:color="14B8A6"/>
+          <w:bottom w:val="single" w:sz="4" w:space="4" w:color="14B8A6"/>
+          <w:right w:val="single" w:sz="4" w:space="4" w:color="14B8A6"/>
+        </w:pBdr>
+        <w:shd w:val="clear" w:color="auto" w:fill="F0FAFA"/>
+        <w:spacing w:before="120" w:after="200"/>
+      </w:pPr>
+      <w:r>
+        <w:rPr>
+          <w:rFonts w:ascii="Calibri" w:hAnsi="Calibri"/>
+          <w:b/>
+          <w:color w:val="0D9488"/>
+          <w:spacing w:val="30"/>
+          <w:sz w:val="18"/>
+        </w:rPr>
+        <w:t xml:space="preserve">CHALLENGE  </w:t>
+      </w:r>
+      <w:r>
+        <w:rPr>
+          <w:rFonts w:ascii="Calibri" w:hAnsi="Calibri"/>
+          <w:color w:val="1A1A1A"/>
+          <w:sz w:val="20"/>
+        </w:rPr>
+        <w:t>Could we achieve 80% of the value with a well-configured Service Portal sitting directly on native tables, with zero extension or custom tables? No new data model — just smart widget queries and role-filtered views. We assumed we need a delivery data model. Is that assumption correct, or is it scope creep dressed as architecture?</w:t>
+      </w:r>
+    </w:p>
+    <w:p>
+      <w:pPr>
+        <w:pStyle w:val="Heading1"/>
+      </w:pPr>
+      <w:r>
+        <w:t>4.  The Data Model — Why These Tables?</w:t>
+      </w:r>
+    </w:p>
+    <w:p>
+      <w:pPr>
+        <w:pStyle w:val="Heading2"/>
+      </w:pPr>
+      <w:r>
+        <w:t>Blueprint A Custom Tables</w:t>
       </w:r>
     </w:p>
     <w:tbl>
       <w:tblPr>
         <w:tblW w:type="auto" w:w="0"/>
+        <w:jc w:val="left"/>
         <w:tblLook w:firstColumn="1" w:firstRow="1" w:lastColumn="0" w:lastRow="0" w:noHBand="0" w:noVBand="1" w:val="04A0"/>
-        <w:jc w:val="left"/>
-        <w:tblBorders>
-          <w:top w:val="none" w:sz="0" w:space="0" w:color="auto"/>
-          <w:left w:val="none" w:sz="0" w:space="0" w:color="auto"/>
-          <w:bottom w:val="none" w:sz="0" w:space="0" w:color="auto"/>
-          <w:right w:val="none" w:sz="0" w:space="0" w:color="auto"/>
-          <w:insideH w:val="none" w:sz="0" w:space="0" w:color="auto"/>
-          <w:insideV w:val="none" w:sz="0" w:space="0" w:color="auto"/>
-        </w:tblBorders>
-      </w:tblPr>
-      <w:tblGrid>
-        <w:gridCol w:w="4680"/>
-        <w:gridCol w:w="4680"/>
-      </w:tblGrid>
-      <w:tr>
-        <w:tc>
-          <w:tcPr>
-            <w:tcW w:type="dxa" w:w="259"/>
-            <w:shd w:val="clear" w:color="auto" w:fill="C00000"/>
-          </w:tcPr>
-          <w:p>
-            <w:pPr>
-              <w:spacing w:before="80"/>
-            </w:pPr>
-            <w:r>
-              <w:rPr>
-                <w:rFonts w:ascii="Arial" w:hAnsi="Arial"/>
-                <w:b/>
-                <w:color w:val="FFFFFF"/>
-                <w:sz w:val="22"/>
-              </w:rPr>
-              <w:t>?</w:t>
-            </w:r>
-          </w:p>
-        </w:tc>
-        <w:tc>
-          <w:tcPr>
-            <w:tcW w:type="dxa" w:w="9101"/>
-            <w:shd w:val="clear" w:color="auto" w:fill="FFF2F2"/>
-          </w:tcPr>
-          <w:p>
-            <w:pPr>
-              <w:spacing w:before="80" w:after="80"/>
-              <w:ind w:left="115"/>
-            </w:pPr>
-            <w:r>
-              <w:rPr>
-                <w:rFonts w:ascii="Arial" w:hAnsi="Arial"/>
-                <w:b/>
-                <w:color w:val="C00000"/>
-                <w:sz w:val="20"/>
-              </w:rPr>
-              <w:t xml:space="preserve">Challenge: </w:t>
-            </w:r>
-            <w:r>
-              <w:rPr>
-                <w:rFonts w:ascii="Arial" w:hAnsi="Arial"/>
-                <w:color w:val="1F1F1F"/>
-                <w:sz w:val="20"/>
-              </w:rPr>
-              <w:t>Could we achieve 80% of the value with a well-configured Service Portal sitting directly on native tables, with zero extension or custom tables? No new data model — just smart widget queries and role-filtered views. We assumed we need a delivery data model. Is that assumption correct, or is it scope creep dressed as architecture?</w:t>
-            </w:r>
-          </w:p>
-        </w:tc>
-      </w:tr>
-    </w:tbl>
-    <w:p>
-      <w:pPr>
-        <w:spacing w:after="60"/>
-      </w:pPr>
-    </w:p>
-    <w:p>
-      <w:pPr>
-        <w:spacing w:before="320" w:after="100"/>
-        <w:pBdr>
-          <w:bottom w:val="single" w:sz="6" w:space="1" w:color="1B3A6B"/>
-        </w:pBdr>
-      </w:pPr>
-      <w:r>
-        <w:rPr>
-          <w:rFonts w:ascii="Arial" w:hAnsi="Arial"/>
-          <w:b/>
-          <w:color w:val="1B3A6B"/>
-          <w:sz w:val="26"/>
-        </w:rPr>
-        <w:t>4. THE DATA MODEL — WHY THESE TABLES?</w:t>
-      </w:r>
-    </w:p>
-    <w:p>
-      <w:pPr>
-        <w:spacing w:before="200" w:after="60"/>
-      </w:pPr>
-      <w:r>
-        <w:rPr>
-          <w:rFonts w:ascii="Arial" w:hAnsi="Arial"/>
-          <w:b/>
-          <w:color w:val="2E75B6"/>
-          <w:sz w:val="22"/>
-        </w:rPr>
-        <w:t>Blueprint A Custom Tables</w:t>
-      </w:r>
-    </w:p>
-    <w:p>
-      <w:pPr>
-        <w:spacing w:before="0" w:after="140"/>
-        <w:jc w:val="left"/>
-      </w:pPr>
-      <w:r>
-        <w:rPr>
-          <w:rFonts w:ascii="Arial" w:hAnsi="Arial"/>
-          <w:b w:val="0"/>
-          <w:i w:val="0"/>
-          <w:color w:val="1F1F1F"/>
-          <w:sz w:val="21"/>
-        </w:rPr>
-        <w:t>Blueprint A defines five custom tables: Engagement, Sprint Gate, Risk/Issue, Decision Record, and Methodology Content. Here is the reasoning behind each:</w:t>
-      </w:r>
-    </w:p>
-    <w:tbl>
-      <w:tblPr>
-        <w:tblW w:type="auto" w:w="0"/>
-        <w:tblLook w:firstColumn="1" w:firstRow="1" w:lastColumn="0" w:lastRow="0" w:noHBand="0" w:noVBand="1" w:val="04A0"/>
-        <w:jc w:val="left"/>
-        <w:tblBorders>
-          <w:top w:val="none" w:sz="0" w:space="0" w:color="auto"/>
-          <w:left w:val="none" w:sz="0" w:space="0" w:color="auto"/>
-          <w:bottom w:val="none" w:sz="0" w:space="0" w:color="auto"/>
-          <w:right w:val="none" w:sz="0" w:space="0" w:color="auto"/>
-          <w:insideH w:val="none" w:sz="0" w:space="0" w:color="auto"/>
-          <w:insideV w:val="none" w:sz="0" w:space="0" w:color="auto"/>
-        </w:tblBorders>
       </w:tblPr>
       <w:tblGrid>
         <w:gridCol w:w="2340"/>
@@ -922,22 +605,37 @@
         <w:gridCol w:w="2340"/>
       </w:tblGrid>
       <w:tr>
+        <w:trPr>
+          <w:tblHeader/>
+        </w:trPr>
         <w:tc>
           <w:tcPr>
-            <w:tcW w:type="dxa" w:w="1584"/>
-            <w:shd w:val="clear" w:color="auto" w:fill="1B3A6B"/>
+            <w:tcW w:type="dxa" w:w="2160"/>
+            <w:tcBorders>
+              <w:top w:val="single" w:sz="4" w:color="E2E8F0"/>
+              <w:left w:val="single" w:sz="4" w:color="E2E8F0"/>
+              <w:bottom w:val="single" w:sz="4" w:color="E2E8F0"/>
+              <w:right w:val="single" w:sz="4" w:color="E2E8F0"/>
+            </w:tcBorders>
+            <w:shd w:val="clear" w:color="auto" w:fill="0B1F3A"/>
+            <w:tcMar>
+              <w:top w:type="dxa" w:w="120"/>
+              <w:left w:type="dxa" w:w="160"/>
+              <w:bottom w:type="dxa" w:w="120"/>
+              <w:right w:type="dxa" w:w="160"/>
+            </w:tcMar>
+            <w:vAlign w:val="center"/>
           </w:tcPr>
           <w:p>
             <w:pPr>
-              <w:spacing w:before="80" w:after="80"/>
-              <w:ind w:left="72"/>
+              <w:spacing w:before="40" w:after="40"/>
             </w:pPr>
             <w:r>
               <w:rPr>
-                <w:rFonts w:ascii="Arial" w:hAnsi="Arial"/>
+                <w:rFonts w:ascii="Calibri" w:hAnsi="Calibri"/>
                 <w:b/>
                 <w:color w:val="FFFFFF"/>
-                <w:sz w:val="20"/>
+                <w:sz w:val="22"/>
               </w:rPr>
               <w:t>Table</w:t>
             </w:r>
@@ -945,20 +643,32 @@
         </w:tc>
         <w:tc>
           <w:tcPr>
-            <w:tcW w:type="dxa" w:w="2592"/>
-            <w:shd w:val="clear" w:color="auto" w:fill="1B3A6B"/>
+            <w:tcW w:type="dxa" w:w="3600"/>
+            <w:tcBorders>
+              <w:top w:val="single" w:sz="4" w:color="E2E8F0"/>
+              <w:left w:val="single" w:sz="4" w:color="E2E8F0"/>
+              <w:bottom w:val="single" w:sz="4" w:color="E2E8F0"/>
+              <w:right w:val="single" w:sz="4" w:color="E2E8F0"/>
+            </w:tcBorders>
+            <w:shd w:val="clear" w:color="auto" w:fill="0B1F3A"/>
+            <w:tcMar>
+              <w:top w:type="dxa" w:w="120"/>
+              <w:left w:type="dxa" w:w="160"/>
+              <w:bottom w:type="dxa" w:w="120"/>
+              <w:right w:type="dxa" w:w="160"/>
+            </w:tcMar>
+            <w:vAlign w:val="center"/>
           </w:tcPr>
           <w:p>
             <w:pPr>
-              <w:spacing w:before="80" w:after="80"/>
-              <w:ind w:left="72"/>
+              <w:spacing w:before="40" w:after="40"/>
             </w:pPr>
             <w:r>
               <w:rPr>
-                <w:rFonts w:ascii="Arial" w:hAnsi="Arial"/>
+                <w:rFonts w:ascii="Calibri" w:hAnsi="Calibri"/>
                 <w:b/>
                 <w:color w:val="FFFFFF"/>
-                <w:sz w:val="20"/>
+                <w:sz w:val="22"/>
               </w:rPr>
               <w:t>Why Custom?</w:t>
             </w:r>
@@ -966,41 +676,65 @@
         </w:tc>
         <w:tc>
           <w:tcPr>
-            <w:tcW w:type="dxa" w:w="2160"/>
-            <w:shd w:val="clear" w:color="auto" w:fill="1B3A6B"/>
+            <w:tcW w:type="dxa" w:w="2592"/>
+            <w:tcBorders>
+              <w:top w:val="single" w:sz="4" w:color="E2E8F0"/>
+              <w:left w:val="single" w:sz="4" w:color="E2E8F0"/>
+              <w:bottom w:val="single" w:sz="4" w:color="E2E8F0"/>
+              <w:right w:val="single" w:sz="4" w:color="E2E8F0"/>
+            </w:tcBorders>
+            <w:shd w:val="clear" w:color="auto" w:fill="0B1F3A"/>
+            <w:tcMar>
+              <w:top w:type="dxa" w:w="120"/>
+              <w:left w:type="dxa" w:w="160"/>
+              <w:bottom w:type="dxa" w:w="120"/>
+              <w:right w:type="dxa" w:w="160"/>
+            </w:tcMar>
+            <w:vAlign w:val="center"/>
           </w:tcPr>
           <w:p>
             <w:pPr>
-              <w:spacing w:before="80" w:after="80"/>
-              <w:ind w:left="72"/>
+              <w:spacing w:before="40" w:after="40"/>
             </w:pPr>
             <w:r>
               <w:rPr>
-                <w:rFonts w:ascii="Arial" w:hAnsi="Arial"/>
+                <w:rFonts w:ascii="Calibri" w:hAnsi="Calibri"/>
                 <w:b/>
                 <w:color w:val="FFFFFF"/>
-                <w:sz w:val="20"/>
+                <w:sz w:val="22"/>
               </w:rPr>
-              <w:t>The Alternative We Considered</w:t>
+              <w:t>The Alternative Considered</w:t>
             </w:r>
           </w:p>
         </w:tc>
         <w:tc>
           <w:tcPr>
-            <w:tcW w:type="dxa" w:w="3024"/>
-            <w:shd w:val="clear" w:color="auto" w:fill="1B3A6B"/>
+            <w:tcW w:type="dxa" w:w="5126"/>
+            <w:tcBorders>
+              <w:top w:val="single" w:sz="4" w:color="E2E8F0"/>
+              <w:left w:val="single" w:sz="4" w:color="E2E8F0"/>
+              <w:bottom w:val="single" w:sz="4" w:color="E2E8F0"/>
+              <w:right w:val="single" w:sz="4" w:color="E2E8F0"/>
+            </w:tcBorders>
+            <w:shd w:val="clear" w:color="auto" w:fill="0B1F3A"/>
+            <w:tcMar>
+              <w:top w:type="dxa" w:w="120"/>
+              <w:left w:type="dxa" w:w="160"/>
+              <w:bottom w:type="dxa" w:w="120"/>
+              <w:right w:type="dxa" w:w="160"/>
+            </w:tcMar>
+            <w:vAlign w:val="center"/>
           </w:tcPr>
           <w:p>
             <w:pPr>
-              <w:spacing w:before="80" w:after="80"/>
-              <w:ind w:left="72"/>
+              <w:spacing w:before="40" w:after="40"/>
             </w:pPr>
             <w:r>
               <w:rPr>
-                <w:rFonts w:ascii="Arial" w:hAnsi="Arial"/>
+                <w:rFonts w:ascii="Calibri" w:hAnsi="Calibri"/>
                 <w:b/>
                 <w:color w:val="FFFFFF"/>
-                <w:sz w:val="20"/>
+                <w:sz w:val="22"/>
               </w:rPr>
               <w:t>Why We Rejected It</w:t>
             </w:r>
@@ -1010,19 +744,30 @@
       <w:tr>
         <w:tc>
           <w:tcPr>
-            <w:tcW w:type="dxa" w:w="1584"/>
-            <w:shd w:val="clear" w:color="auto" w:fill="F2F2F2"/>
+            <w:tcW w:type="dxa" w:w="2160"/>
+            <w:tcBorders>
+              <w:top w:val="single" w:sz="4" w:color="E2E8F0"/>
+              <w:left w:val="single" w:sz="4" w:color="E2E8F0"/>
+              <w:bottom w:val="single" w:sz="4" w:color="E2E8F0"/>
+              <w:right w:val="single" w:sz="4" w:color="E2E8F0"/>
+            </w:tcBorders>
+            <w:shd w:val="clear" w:color="auto" w:fill="F8FAFC"/>
+            <w:tcMar>
+              <w:top w:type="dxa" w:w="100"/>
+              <w:left w:type="dxa" w:w="160"/>
+              <w:bottom w:type="dxa" w:w="100"/>
+              <w:right w:type="dxa" w:w="160"/>
+            </w:tcMar>
+            <w:vAlign w:val="top"/>
           </w:tcPr>
           <w:p>
             <w:pPr>
-              <w:spacing w:before="60" w:after="60"/>
-              <w:ind w:left="72"/>
+              <w:spacing w:before="40" w:after="40"/>
             </w:pPr>
             <w:r>
               <w:rPr>
-                <w:rFonts w:ascii="Arial" w:hAnsi="Arial"/>
-                <w:color w:val="1F1F1F"/>
-                <w:sz w:val="19"/>
+                <w:rFonts w:ascii="Calibri" w:hAnsi="Calibri"/>
+                <w:sz w:val="20"/>
               </w:rPr>
               <w:t>Engagement</w:t>
             </w:r>
@@ -1030,19 +775,30 @@
         </w:tc>
         <w:tc>
           <w:tcPr>
-            <w:tcW w:type="dxa" w:w="2592"/>
-            <w:shd w:val="clear" w:color="auto" w:fill="F2F2F2"/>
+            <w:tcW w:type="dxa" w:w="3600"/>
+            <w:tcBorders>
+              <w:top w:val="single" w:sz="4" w:color="E2E8F0"/>
+              <w:left w:val="single" w:sz="4" w:color="E2E8F0"/>
+              <w:bottom w:val="single" w:sz="4" w:color="E2E8F0"/>
+              <w:right w:val="single" w:sz="4" w:color="E2E8F0"/>
+            </w:tcBorders>
+            <w:shd w:val="clear" w:color="auto" w:fill="F8FAFC"/>
+            <w:tcMar>
+              <w:top w:type="dxa" w:w="100"/>
+              <w:left w:type="dxa" w:w="160"/>
+              <w:bottom w:type="dxa" w:w="100"/>
+              <w:right w:type="dxa" w:w="160"/>
+            </w:tcMar>
+            <w:vAlign w:val="top"/>
           </w:tcPr>
           <w:p>
             <w:pPr>
-              <w:spacing w:before="60" w:after="60"/>
-              <w:ind w:left="72"/>
+              <w:spacing w:before="40" w:after="40"/>
             </w:pPr>
             <w:r>
               <w:rPr>
-                <w:rFonts w:ascii="Arial" w:hAnsi="Arial"/>
-                <w:color w:val="1F1F1F"/>
-                <w:sz w:val="19"/>
+                <w:rFonts w:ascii="Calibri" w:hAnsi="Calibri"/>
+                <w:sz w:val="20"/>
               </w:rPr>
               <w:t>One master record per customer engagement ties everything together. No native SNow table represents 'an implementation engagement' — pm_project is closest but carries too much SPM baggage and is tied to licensing.</w:t>
             </w:r>
@@ -1050,19 +806,30 @@
         </w:tc>
         <w:tc>
           <w:tcPr>
-            <w:tcW w:type="dxa" w:w="2160"/>
-            <w:shd w:val="clear" w:color="auto" w:fill="F2F2F2"/>
+            <w:tcW w:type="dxa" w:w="2592"/>
+            <w:tcBorders>
+              <w:top w:val="single" w:sz="4" w:color="E2E8F0"/>
+              <w:left w:val="single" w:sz="4" w:color="E2E8F0"/>
+              <w:bottom w:val="single" w:sz="4" w:color="E2E8F0"/>
+              <w:right w:val="single" w:sz="4" w:color="E2E8F0"/>
+            </w:tcBorders>
+            <w:shd w:val="clear" w:color="auto" w:fill="F8FAFC"/>
+            <w:tcMar>
+              <w:top w:type="dxa" w:w="100"/>
+              <w:left w:type="dxa" w:w="160"/>
+              <w:bottom w:type="dxa" w:w="100"/>
+              <w:right w:type="dxa" w:w="160"/>
+            </w:tcMar>
+            <w:vAlign w:val="top"/>
           </w:tcPr>
           <w:p>
             <w:pPr>
-              <w:spacing w:before="60" w:after="60"/>
-              <w:ind w:left="72"/>
+              <w:spacing w:before="40" w:after="40"/>
             </w:pPr>
             <w:r>
               <w:rPr>
-                <w:rFonts w:ascii="Arial" w:hAnsi="Arial"/>
-                <w:color w:val="1F1F1F"/>
-                <w:sz w:val="19"/>
+                <w:rFonts w:ascii="Calibri" w:hAnsi="Calibri"/>
+                <w:sz w:val="20"/>
               </w:rPr>
               <w:t>Extend pm_project</w:t>
             </w:r>
@@ -1070,19 +837,30 @@
         </w:tc>
         <w:tc>
           <w:tcPr>
-            <w:tcW w:type="dxa" w:w="3024"/>
-            <w:shd w:val="clear" w:color="auto" w:fill="F2F2F2"/>
+            <w:tcW w:type="dxa" w:w="5126"/>
+            <w:tcBorders>
+              <w:top w:val="single" w:sz="4" w:color="E2E8F0"/>
+              <w:left w:val="single" w:sz="4" w:color="E2E8F0"/>
+              <w:bottom w:val="single" w:sz="4" w:color="E2E8F0"/>
+              <w:right w:val="single" w:sz="4" w:color="E2E8F0"/>
+            </w:tcBorders>
+            <w:shd w:val="clear" w:color="auto" w:fill="F8FAFC"/>
+            <w:tcMar>
+              <w:top w:type="dxa" w:w="100"/>
+              <w:left w:type="dxa" w:w="160"/>
+              <w:bottom w:type="dxa" w:w="100"/>
+              <w:right w:type="dxa" w:w="160"/>
+            </w:tcMar>
+            <w:vAlign w:val="top"/>
           </w:tcPr>
           <w:p>
             <w:pPr>
-              <w:spacing w:before="60" w:after="60"/>
-              <w:ind w:left="72"/>
+              <w:spacing w:before="40" w:after="40"/>
             </w:pPr>
             <w:r>
               <w:rPr>
-                <w:rFonts w:ascii="Arial" w:hAnsi="Arial"/>
-                <w:color w:val="1F1F1F"/>
-                <w:sz w:val="19"/>
+                <w:rFonts w:ascii="Calibri" w:hAnsi="Calibri"/>
+                <w:sz w:val="20"/>
               </w:rPr>
               <w:t>Decided against for Blueprint A: cleaner to own the record entirely, avoid SPM licensing dependency for the core record, and align to Blueprint A's clean data model philosophy.</w:t>
             </w:r>
@@ -1092,19 +870,29 @@
       <w:tr>
         <w:tc>
           <w:tcPr>
-            <w:tcW w:type="dxa" w:w="1584"/>
-            <w:shd w:val="clear" w:color="auto" w:fill="FFFFFF"/>
+            <w:tcW w:type="dxa" w:w="2160"/>
+            <w:tcBorders>
+              <w:top w:val="single" w:sz="4" w:color="E2E8F0"/>
+              <w:left w:val="single" w:sz="4" w:color="E2E8F0"/>
+              <w:bottom w:val="single" w:sz="4" w:color="E2E8F0"/>
+              <w:right w:val="single" w:sz="4" w:color="E2E8F0"/>
+            </w:tcBorders>
+            <w:tcMar>
+              <w:top w:type="dxa" w:w="100"/>
+              <w:left w:type="dxa" w:w="160"/>
+              <w:bottom w:type="dxa" w:w="100"/>
+              <w:right w:type="dxa" w:w="160"/>
+            </w:tcMar>
+            <w:vAlign w:val="top"/>
           </w:tcPr>
           <w:p>
             <w:pPr>
-              <w:spacing w:before="60" w:after="60"/>
-              <w:ind w:left="72"/>
+              <w:spacing w:before="40" w:after="40"/>
             </w:pPr>
             <w:r>
               <w:rPr>
-                <w:rFonts w:ascii="Arial" w:hAnsi="Arial"/>
-                <w:color w:val="1F1F1F"/>
-                <w:sz w:val="19"/>
+                <w:rFonts w:ascii="Calibri" w:hAnsi="Calibri"/>
+                <w:sz w:val="20"/>
               </w:rPr>
               <w:t>Sprint Gate</w:t>
             </w:r>
@@ -1112,19 +900,29 @@
         </w:tc>
         <w:tc>
           <w:tcPr>
-            <w:tcW w:type="dxa" w:w="2592"/>
-            <w:shd w:val="clear" w:color="auto" w:fill="FFFFFF"/>
+            <w:tcW w:type="dxa" w:w="3600"/>
+            <w:tcBorders>
+              <w:top w:val="single" w:sz="4" w:color="E2E8F0"/>
+              <w:left w:val="single" w:sz="4" w:color="E2E8F0"/>
+              <w:bottom w:val="single" w:sz="4" w:color="E2E8F0"/>
+              <w:right w:val="single" w:sz="4" w:color="E2E8F0"/>
+            </w:tcBorders>
+            <w:tcMar>
+              <w:top w:type="dxa" w:w="100"/>
+              <w:left w:type="dxa" w:w="160"/>
+              <w:bottom w:type="dxa" w:w="100"/>
+              <w:right w:type="dxa" w:w="160"/>
+            </w:tcMar>
+            <w:vAlign w:val="top"/>
           </w:tcPr>
           <w:p>
             <w:pPr>
-              <w:spacing w:before="60" w:after="60"/>
-              <w:ind w:left="72"/>
+              <w:spacing w:before="40" w:after="40"/>
             </w:pPr>
             <w:r>
               <w:rPr>
-                <w:rFonts w:ascii="Arial" w:hAnsi="Arial"/>
-                <w:color w:val="1F1F1F"/>
-                <w:sz w:val="19"/>
+                <w:rFonts w:ascii="Calibri" w:hAnsi="Calibri"/>
+                <w:sz w:val="20"/>
               </w:rPr>
               <w:t>Gates are different from tasks or milestones. They have specific delivery criteria: velocity %, open risk count, decision count, sign-off. No native table models this combination.</w:t>
             </w:r>
@@ -1132,19 +930,29 @@
         </w:tc>
         <w:tc>
           <w:tcPr>
-            <w:tcW w:type="dxa" w:w="2160"/>
-            <w:shd w:val="clear" w:color="auto" w:fill="FFFFFF"/>
+            <w:tcW w:type="dxa" w:w="2592"/>
+            <w:tcBorders>
+              <w:top w:val="single" w:sz="4" w:color="E2E8F0"/>
+              <w:left w:val="single" w:sz="4" w:color="E2E8F0"/>
+              <w:bottom w:val="single" w:sz="4" w:color="E2E8F0"/>
+              <w:right w:val="single" w:sz="4" w:color="E2E8F0"/>
+            </w:tcBorders>
+            <w:tcMar>
+              <w:top w:type="dxa" w:w="100"/>
+              <w:left w:type="dxa" w:w="160"/>
+              <w:bottom w:type="dxa" w:w="100"/>
+              <w:right w:type="dxa" w:w="160"/>
+            </w:tcMar>
+            <w:vAlign w:val="top"/>
           </w:tcPr>
           <w:p>
             <w:pPr>
-              <w:spacing w:before="60" w:after="60"/>
-              <w:ind w:left="72"/>
+              <w:spacing w:before="40" w:after="40"/>
             </w:pPr>
             <w:r>
               <w:rPr>
-                <w:rFonts w:ascii="Arial" w:hAnsi="Arial"/>
-                <w:color w:val="1F1F1F"/>
-                <w:sz w:val="19"/>
+                <w:rFonts w:ascii="Calibri" w:hAnsi="Calibri"/>
+                <w:sz w:val="20"/>
               </w:rPr>
               <w:t>Extend pm_project_task</w:t>
             </w:r>
@@ -1152,19 +960,29 @@
         </w:tc>
         <w:tc>
           <w:tcPr>
-            <w:tcW w:type="dxa" w:w="3024"/>
-            <w:shd w:val="clear" w:color="auto" w:fill="FFFFFF"/>
+            <w:tcW w:type="dxa" w:w="5126"/>
+            <w:tcBorders>
+              <w:top w:val="single" w:sz="4" w:color="E2E8F0"/>
+              <w:left w:val="single" w:sz="4" w:color="E2E8F0"/>
+              <w:bottom w:val="single" w:sz="4" w:color="E2E8F0"/>
+              <w:right w:val="single" w:sz="4" w:color="E2E8F0"/>
+            </w:tcBorders>
+            <w:tcMar>
+              <w:top w:type="dxa" w:w="100"/>
+              <w:left w:type="dxa" w:w="160"/>
+              <w:bottom w:type="dxa" w:w="100"/>
+              <w:right w:type="dxa" w:w="160"/>
+            </w:tcMar>
+            <w:vAlign w:val="top"/>
           </w:tcPr>
           <w:p>
             <w:pPr>
-              <w:spacing w:before="60" w:after="60"/>
-              <w:ind w:left="72"/>
+              <w:spacing w:before="40" w:after="40"/>
             </w:pPr>
             <w:r>
               <w:rPr>
-                <w:rFonts w:ascii="Arial" w:hAnsi="Arial"/>
-                <w:color w:val="1F1F1F"/>
-                <w:sz w:val="19"/>
+                <w:rFonts w:ascii="Calibri" w:hAnsi="Calibri"/>
+                <w:sz w:val="20"/>
               </w:rPr>
               <w:t>Blueprint B uses exactly this approach. Blueprint A avoids it to maintain schema cleanliness and avoid upgrade risk on project_task.</w:t>
             </w:r>
@@ -1174,19 +992,30 @@
       <w:tr>
         <w:tc>
           <w:tcPr>
-            <w:tcW w:type="dxa" w:w="1584"/>
-            <w:shd w:val="clear" w:color="auto" w:fill="F2F2F2"/>
+            <w:tcW w:type="dxa" w:w="2160"/>
+            <w:tcBorders>
+              <w:top w:val="single" w:sz="4" w:color="E2E8F0"/>
+              <w:left w:val="single" w:sz="4" w:color="E2E8F0"/>
+              <w:bottom w:val="single" w:sz="4" w:color="E2E8F0"/>
+              <w:right w:val="single" w:sz="4" w:color="E2E8F0"/>
+            </w:tcBorders>
+            <w:shd w:val="clear" w:color="auto" w:fill="F8FAFC"/>
+            <w:tcMar>
+              <w:top w:type="dxa" w:w="100"/>
+              <w:left w:type="dxa" w:w="160"/>
+              <w:bottom w:type="dxa" w:w="100"/>
+              <w:right w:type="dxa" w:w="160"/>
+            </w:tcMar>
+            <w:vAlign w:val="top"/>
           </w:tcPr>
           <w:p>
             <w:pPr>
-              <w:spacing w:before="60" w:after="60"/>
-              <w:ind w:left="72"/>
+              <w:spacing w:before="40" w:after="40"/>
             </w:pPr>
             <w:r>
               <w:rPr>
-                <w:rFonts w:ascii="Arial" w:hAnsi="Arial"/>
-                <w:color w:val="1F1F1F"/>
-                <w:sz w:val="19"/>
+                <w:rFonts w:ascii="Calibri" w:hAnsi="Calibri"/>
+                <w:sz w:val="20"/>
               </w:rPr>
               <w:t>Risk/Issue</w:t>
             </w:r>
@@ -1194,19 +1023,30 @@
         </w:tc>
         <w:tc>
           <w:tcPr>
-            <w:tcW w:type="dxa" w:w="2592"/>
-            <w:shd w:val="clear" w:color="auto" w:fill="F2F2F2"/>
+            <w:tcW w:type="dxa" w:w="3600"/>
+            <w:tcBorders>
+              <w:top w:val="single" w:sz="4" w:color="E2E8F0"/>
+              <w:left w:val="single" w:sz="4" w:color="E2E8F0"/>
+              <w:bottom w:val="single" w:sz="4" w:color="E2E8F0"/>
+              <w:right w:val="single" w:sz="4" w:color="E2E8F0"/>
+            </w:tcBorders>
+            <w:shd w:val="clear" w:color="auto" w:fill="F8FAFC"/>
+            <w:tcMar>
+              <w:top w:type="dxa" w:w="100"/>
+              <w:left w:type="dxa" w:w="160"/>
+              <w:bottom w:type="dxa" w:w="100"/>
+              <w:right w:type="dxa" w:w="160"/>
+            </w:tcMar>
+            <w:vAlign w:val="top"/>
           </w:tcPr>
           <w:p>
             <w:pPr>
-              <w:spacing w:before="60" w:after="60"/>
-              <w:ind w:left="72"/>
+              <w:spacing w:before="40" w:after="40"/>
             </w:pPr>
             <w:r>
               <w:rPr>
-                <w:rFonts w:ascii="Arial" w:hAnsi="Arial"/>
-                <w:color w:val="1F1F1F"/>
-                <w:sz w:val="19"/>
+                <w:rFonts w:ascii="Calibri" w:hAnsi="Calibri"/>
+                <w:sz w:val="20"/>
               </w:rPr>
               <w:t>Delivery risks are different from GRC risks. We need type (risk vs. issue), engagement context, sprint gate reference, and health impact — fields that do not exist on sn_risk_risk without extensions.</w:t>
             </w:r>
@@ -1214,19 +1054,30 @@
         </w:tc>
         <w:tc>
           <w:tcPr>
-            <w:tcW w:type="dxa" w:w="2160"/>
-            <w:shd w:val="clear" w:color="auto" w:fill="F2F2F2"/>
+            <w:tcW w:type="dxa" w:w="2592"/>
+            <w:tcBorders>
+              <w:top w:val="single" w:sz="4" w:color="E2E8F0"/>
+              <w:left w:val="single" w:sz="4" w:color="E2E8F0"/>
+              <w:bottom w:val="single" w:sz="4" w:color="E2E8F0"/>
+              <w:right w:val="single" w:sz="4" w:color="E2E8F0"/>
+            </w:tcBorders>
+            <w:shd w:val="clear" w:color="auto" w:fill="F8FAFC"/>
+            <w:tcMar>
+              <w:top w:type="dxa" w:w="100"/>
+              <w:left w:type="dxa" w:w="160"/>
+              <w:bottom w:type="dxa" w:w="100"/>
+              <w:right w:type="dxa" w:w="160"/>
+            </w:tcMar>
+            <w:vAlign w:val="top"/>
           </w:tcPr>
           <w:p>
             <w:pPr>
-              <w:spacing w:before="60" w:after="60"/>
-              <w:ind w:left="72"/>
+              <w:spacing w:before="40" w:after="40"/>
             </w:pPr>
             <w:r>
               <w:rPr>
-                <w:rFonts w:ascii="Arial" w:hAnsi="Arial"/>
-                <w:color w:val="1F1F1F"/>
-                <w:sz w:val="19"/>
+                <w:rFonts w:ascii="Calibri" w:hAnsi="Calibri"/>
+                <w:sz w:val="20"/>
               </w:rPr>
               <w:t>Extend sn_risk_risk</w:t>
             </w:r>
@@ -1234,19 +1085,30 @@
         </w:tc>
         <w:tc>
           <w:tcPr>
-            <w:tcW w:type="dxa" w:w="3024"/>
-            <w:shd w:val="clear" w:color="auto" w:fill="F2F2F2"/>
+            <w:tcW w:type="dxa" w:w="5126"/>
+            <w:tcBorders>
+              <w:top w:val="single" w:sz="4" w:color="E2E8F0"/>
+              <w:left w:val="single" w:sz="4" w:color="E2E8F0"/>
+              <w:bottom w:val="single" w:sz="4" w:color="E2E8F0"/>
+              <w:right w:val="single" w:sz="4" w:color="E2E8F0"/>
+            </w:tcBorders>
+            <w:shd w:val="clear" w:color="auto" w:fill="F8FAFC"/>
+            <w:tcMar>
+              <w:top w:type="dxa" w:w="100"/>
+              <w:left w:type="dxa" w:w="160"/>
+              <w:bottom w:type="dxa" w:w="100"/>
+              <w:right w:type="dxa" w:w="160"/>
+            </w:tcMar>
+            <w:vAlign w:val="top"/>
           </w:tcPr>
           <w:p>
             <w:pPr>
-              <w:spacing w:before="60" w:after="60"/>
-              <w:ind w:left="72"/>
+              <w:spacing w:before="40" w:after="40"/>
             </w:pPr>
             <w:r>
               <w:rPr>
-                <w:rFonts w:ascii="Arial" w:hAnsi="Arial"/>
-                <w:color w:val="1F1F1F"/>
-                <w:sz w:val="19"/>
+                <w:rFonts w:ascii="Calibri" w:hAnsi="Calibri"/>
+                <w:sz w:val="20"/>
               </w:rPr>
               <w:t>Blueprint B extends sn_risk_risk. Blueprint A owns the table to avoid GRC licensing dependency and keep the data model self-contained.</w:t>
             </w:r>
@@ -1256,19 +1118,29 @@
       <w:tr>
         <w:tc>
           <w:tcPr>
-            <w:tcW w:type="dxa" w:w="1584"/>
-            <w:shd w:val="clear" w:color="auto" w:fill="FFFFFF"/>
+            <w:tcW w:type="dxa" w:w="2160"/>
+            <w:tcBorders>
+              <w:top w:val="single" w:sz="4" w:color="E2E8F0"/>
+              <w:left w:val="single" w:sz="4" w:color="E2E8F0"/>
+              <w:bottom w:val="single" w:sz="4" w:color="E2E8F0"/>
+              <w:right w:val="single" w:sz="4" w:color="E2E8F0"/>
+            </w:tcBorders>
+            <w:tcMar>
+              <w:top w:type="dxa" w:w="100"/>
+              <w:left w:type="dxa" w:w="160"/>
+              <w:bottom w:type="dxa" w:w="100"/>
+              <w:right w:type="dxa" w:w="160"/>
+            </w:tcMar>
+            <w:vAlign w:val="top"/>
           </w:tcPr>
           <w:p>
             <w:pPr>
-              <w:spacing w:before="60" w:after="60"/>
-              <w:ind w:left="72"/>
+              <w:spacing w:before="40" w:after="40"/>
             </w:pPr>
             <w:r>
               <w:rPr>
-                <w:rFonts w:ascii="Arial" w:hAnsi="Arial"/>
-                <w:color w:val="1F1F1F"/>
-                <w:sz w:val="19"/>
+                <w:rFonts w:ascii="Calibri" w:hAnsi="Calibri"/>
+                <w:sz w:val="20"/>
               </w:rPr>
               <w:t>Decision Record</w:t>
             </w:r>
@@ -1276,19 +1148,29 @@
         </w:tc>
         <w:tc>
           <w:tcPr>
-            <w:tcW w:type="dxa" w:w="2592"/>
-            <w:shd w:val="clear" w:color="auto" w:fill="FFFFFF"/>
+            <w:tcW w:type="dxa" w:w="3600"/>
+            <w:tcBorders>
+              <w:top w:val="single" w:sz="4" w:color="E2E8F0"/>
+              <w:left w:val="single" w:sz="4" w:color="E2E8F0"/>
+              <w:bottom w:val="single" w:sz="4" w:color="E2E8F0"/>
+              <w:right w:val="single" w:sz="4" w:color="E2E8F0"/>
+            </w:tcBorders>
+            <w:tcMar>
+              <w:top w:type="dxa" w:w="100"/>
+              <w:left w:type="dxa" w:w="160"/>
+              <w:bottom w:type="dxa" w:w="100"/>
+              <w:right w:type="dxa" w:w="160"/>
+            </w:tcMar>
+            <w:vAlign w:val="top"/>
           </w:tcPr>
           <w:p>
             <w:pPr>
-              <w:spacing w:before="60" w:after="60"/>
-              <w:ind w:left="72"/>
+              <w:spacing w:before="40" w:after="40"/>
             </w:pPr>
             <w:r>
               <w:rPr>
-                <w:rFonts w:ascii="Arial" w:hAnsi="Arial"/>
-                <w:color w:val="1F1F1F"/>
-                <w:sz w:val="19"/>
+                <w:rFonts w:ascii="Calibri" w:hAnsi="Calibri"/>
+                <w:sz w:val="20"/>
               </w:rPr>
               <w:t>Decisions are a first-class delivery artifact — they need workstream tagging, impact-if-deferred, and tight coupling to sprint gates. No native table carries this.</w:t>
             </w:r>
@@ -1296,19 +1178,29 @@
         </w:tc>
         <w:tc>
           <w:tcPr>
-            <w:tcW w:type="dxa" w:w="2160"/>
-            <w:shd w:val="clear" w:color="auto" w:fill="FFFFFF"/>
+            <w:tcW w:type="dxa" w:w="2592"/>
+            <w:tcBorders>
+              <w:top w:val="single" w:sz="4" w:color="E2E8F0"/>
+              <w:left w:val="single" w:sz="4" w:color="E2E8F0"/>
+              <w:bottom w:val="single" w:sz="4" w:color="E2E8F0"/>
+              <w:right w:val="single" w:sz="4" w:color="E2E8F0"/>
+            </w:tcBorders>
+            <w:tcMar>
+              <w:top w:type="dxa" w:w="100"/>
+              <w:left w:type="dxa" w:w="160"/>
+              <w:bottom w:type="dxa" w:w="100"/>
+              <w:right w:type="dxa" w:w="160"/>
+            </w:tcMar>
+            <w:vAlign w:val="top"/>
           </w:tcPr>
           <w:p>
             <w:pPr>
-              <w:spacing w:before="60" w:after="60"/>
-              <w:ind w:left="72"/>
+              <w:spacing w:before="40" w:after="40"/>
             </w:pPr>
             <w:r>
               <w:rPr>
-                <w:rFonts w:ascii="Arial" w:hAnsi="Arial"/>
-                <w:color w:val="1F1F1F"/>
-                <w:sz w:val="19"/>
+                <w:rFonts w:ascii="Calibri" w:hAnsi="Calibri"/>
+                <w:sz w:val="20"/>
               </w:rPr>
               <w:t>Extend sc_task</w:t>
             </w:r>
@@ -1316,19 +1208,29 @@
         </w:tc>
         <w:tc>
           <w:tcPr>
-            <w:tcW w:type="dxa" w:w="3024"/>
-            <w:shd w:val="clear" w:color="auto" w:fill="FFFFFF"/>
+            <w:tcW w:type="dxa" w:w="5126"/>
+            <w:tcBorders>
+              <w:top w:val="single" w:sz="4" w:color="E2E8F0"/>
+              <w:left w:val="single" w:sz="4" w:color="E2E8F0"/>
+              <w:bottom w:val="single" w:sz="4" w:color="E2E8F0"/>
+              <w:right w:val="single" w:sz="4" w:color="E2E8F0"/>
+            </w:tcBorders>
+            <w:tcMar>
+              <w:top w:type="dxa" w:w="100"/>
+              <w:left w:type="dxa" w:w="160"/>
+              <w:bottom w:type="dxa" w:w="100"/>
+              <w:right w:type="dxa" w:w="160"/>
+            </w:tcMar>
+            <w:vAlign w:val="top"/>
           </w:tcPr>
           <w:p>
             <w:pPr>
-              <w:spacing w:before="60" w:after="60"/>
-              <w:ind w:left="72"/>
+              <w:spacing w:before="40" w:after="40"/>
             </w:pPr>
             <w:r>
               <w:rPr>
-                <w:rFonts w:ascii="Arial" w:hAnsi="Arial"/>
-                <w:color w:val="1F1F1F"/>
-                <w:sz w:val="19"/>
+                <w:rFonts w:ascii="Calibri" w:hAnsi="Calibri"/>
+                <w:sz w:val="20"/>
               </w:rPr>
               <w:t>Blueprint B extends sc_task. The catalog task structure is workable but adds unnecessary catalog overhead for what is essentially a governance record.</w:t>
             </w:r>
@@ -1338,19 +1240,30 @@
       <w:tr>
         <w:tc>
           <w:tcPr>
-            <w:tcW w:type="dxa" w:w="1584"/>
-            <w:shd w:val="clear" w:color="auto" w:fill="F2F2F2"/>
+            <w:tcW w:type="dxa" w:w="2160"/>
+            <w:tcBorders>
+              <w:top w:val="single" w:sz="4" w:color="E2E8F0"/>
+              <w:left w:val="single" w:sz="4" w:color="E2E8F0"/>
+              <w:bottom w:val="single" w:sz="4" w:color="E2E8F0"/>
+              <w:right w:val="single" w:sz="4" w:color="E2E8F0"/>
+            </w:tcBorders>
+            <w:shd w:val="clear" w:color="auto" w:fill="F8FAFC"/>
+            <w:tcMar>
+              <w:top w:type="dxa" w:w="100"/>
+              <w:left w:type="dxa" w:w="160"/>
+              <w:bottom w:type="dxa" w:w="100"/>
+              <w:right w:type="dxa" w:w="160"/>
+            </w:tcMar>
+            <w:vAlign w:val="top"/>
           </w:tcPr>
           <w:p>
             <w:pPr>
-              <w:spacing w:before="60" w:after="60"/>
-              <w:ind w:left="72"/>
+              <w:spacing w:before="40" w:after="40"/>
             </w:pPr>
             <w:r>
               <w:rPr>
-                <w:rFonts w:ascii="Arial" w:hAnsi="Arial"/>
-                <w:color w:val="1F1F1F"/>
-                <w:sz w:val="19"/>
+                <w:rFonts w:ascii="Calibri" w:hAnsi="Calibri"/>
+                <w:sz w:val="20"/>
               </w:rPr>
               <w:t>Methodology Content</w:t>
             </w:r>
@@ -1358,19 +1271,30 @@
         </w:tc>
         <w:tc>
           <w:tcPr>
-            <w:tcW w:type="dxa" w:w="2592"/>
-            <w:shd w:val="clear" w:color="auto" w:fill="F2F2F2"/>
+            <w:tcW w:type="dxa" w:w="3600"/>
+            <w:tcBorders>
+              <w:top w:val="single" w:sz="4" w:color="E2E8F0"/>
+              <w:left w:val="single" w:sz="4" w:color="E2E8F0"/>
+              <w:bottom w:val="single" w:sz="4" w:color="E2E8F0"/>
+              <w:right w:val="single" w:sz="4" w:color="E2E8F0"/>
+            </w:tcBorders>
+            <w:shd w:val="clear" w:color="auto" w:fill="F8FAFC"/>
+            <w:tcMar>
+              <w:top w:type="dxa" w:w="100"/>
+              <w:left w:type="dxa" w:w="160"/>
+              <w:bottom w:type="dxa" w:w="100"/>
+              <w:right w:type="dxa" w:w="160"/>
+            </w:tcMar>
+            <w:vAlign w:val="top"/>
           </w:tcPr>
           <w:p>
             <w:pPr>
-              <w:spacing w:before="60" w:after="60"/>
-              <w:ind w:left="72"/>
+              <w:spacing w:before="40" w:after="40"/>
             </w:pPr>
             <w:r>
               <w:rPr>
-                <w:rFonts w:ascii="Arial" w:hAnsi="Arial"/>
-                <w:color w:val="1F1F1F"/>
-                <w:sz w:val="19"/>
+                <w:rFonts w:ascii="Calibri" w:hAnsi="Calibri"/>
+                <w:sz w:val="20"/>
               </w:rPr>
               <w:t>The content table tags articles by role, sprint, workstream, and audience for portal surfacing. KB articles could be extended, but KB has its own lifecycle and approval process that conflicts with delivery content management.</w:t>
             </w:r>
@@ -1378,19 +1302,30 @@
         </w:tc>
         <w:tc>
           <w:tcPr>
-            <w:tcW w:type="dxa" w:w="2160"/>
-            <w:shd w:val="clear" w:color="auto" w:fill="F2F2F2"/>
+            <w:tcW w:type="dxa" w:w="2592"/>
+            <w:tcBorders>
+              <w:top w:val="single" w:sz="4" w:color="E2E8F0"/>
+              <w:left w:val="single" w:sz="4" w:color="E2E8F0"/>
+              <w:bottom w:val="single" w:sz="4" w:color="E2E8F0"/>
+              <w:right w:val="single" w:sz="4" w:color="E2E8F0"/>
+            </w:tcBorders>
+            <w:shd w:val="clear" w:color="auto" w:fill="F8FAFC"/>
+            <w:tcMar>
+              <w:top w:type="dxa" w:w="100"/>
+              <w:left w:type="dxa" w:w="160"/>
+              <w:bottom w:type="dxa" w:w="100"/>
+              <w:right w:type="dxa" w:w="160"/>
+            </w:tcMar>
+            <w:vAlign w:val="top"/>
           </w:tcPr>
           <w:p>
             <w:pPr>
-              <w:spacing w:before="60" w:after="60"/>
-              <w:ind w:left="72"/>
+              <w:spacing w:before="40" w:after="40"/>
             </w:pPr>
             <w:r>
               <w:rPr>
-                <w:rFonts w:ascii="Arial" w:hAnsi="Arial"/>
-                <w:color w:val="1F1F1F"/>
-                <w:sz w:val="19"/>
+                <w:rFonts w:ascii="Calibri" w:hAnsi="Calibri"/>
+                <w:sz w:val="20"/>
               </w:rPr>
               <w:t>Extend kb_knowledge</w:t>
             </w:r>
@@ -1398,19 +1333,30 @@
         </w:tc>
         <w:tc>
           <w:tcPr>
-            <w:tcW w:type="dxa" w:w="3024"/>
-            <w:shd w:val="clear" w:color="auto" w:fill="F2F2F2"/>
+            <w:tcW w:type="dxa" w:w="5126"/>
+            <w:tcBorders>
+              <w:top w:val="single" w:sz="4" w:color="E2E8F0"/>
+              <w:left w:val="single" w:sz="4" w:color="E2E8F0"/>
+              <w:bottom w:val="single" w:sz="4" w:color="E2E8F0"/>
+              <w:right w:val="single" w:sz="4" w:color="E2E8F0"/>
+            </w:tcBorders>
+            <w:shd w:val="clear" w:color="auto" w:fill="F8FAFC"/>
+            <w:tcMar>
+              <w:top w:type="dxa" w:w="100"/>
+              <w:left w:type="dxa" w:w="160"/>
+              <w:bottom w:type="dxa" w:w="100"/>
+              <w:right w:type="dxa" w:w="160"/>
+            </w:tcMar>
+            <w:vAlign w:val="top"/>
           </w:tcPr>
           <w:p>
             <w:pPr>
-              <w:spacing w:before="60" w:after="60"/>
-              <w:ind w:left="72"/>
+              <w:spacing w:before="40" w:after="40"/>
             </w:pPr>
             <w:r>
               <w:rPr>
-                <w:rFonts w:ascii="Arial" w:hAnsi="Arial"/>
-                <w:color w:val="1F1F1F"/>
-                <w:sz w:val="19"/>
+                <w:rFonts w:ascii="Calibri" w:hAnsi="Calibri"/>
+                <w:sz w:val="20"/>
               </w:rPr>
               <w:t>Blueprint B extends kb_knowledge with flag fields. Blueprint A owns content to avoid KB governance conflicts and enable richer metadata without affecting the KB workflow.</w:t>
             </w:r>
@@ -1420,118 +1366,56 @@
     </w:tbl>
     <w:p>
       <w:pPr>
-        <w:spacing w:after="100"/>
-      </w:pPr>
-    </w:p>
-    <w:tbl>
-      <w:tblPr>
-        <w:tblW w:type="auto" w:w="0"/>
-        <w:tblLook w:firstColumn="1" w:firstRow="1" w:lastColumn="0" w:lastRow="0" w:noHBand="0" w:noVBand="1" w:val="04A0"/>
-        <w:jc w:val="left"/>
-        <w:tblBorders>
-          <w:top w:val="none" w:sz="0" w:space="0" w:color="auto"/>
-          <w:left w:val="none" w:sz="0" w:space="0" w:color="auto"/>
-          <w:bottom w:val="none" w:sz="0" w:space="0" w:color="auto"/>
-          <w:right w:val="none" w:sz="0" w:space="0" w:color="auto"/>
-          <w:insideH w:val="none" w:sz="0" w:space="0" w:color="auto"/>
-          <w:insideV w:val="none" w:sz="0" w:space="0" w:color="auto"/>
-        </w:tblBorders>
-      </w:tblPr>
-      <w:tblGrid>
-        <w:gridCol w:w="4680"/>
-        <w:gridCol w:w="4680"/>
-      </w:tblGrid>
-      <w:tr>
-        <w:tc>
-          <w:tcPr>
-            <w:tcW w:type="dxa" w:w="259"/>
-            <w:shd w:val="clear" w:color="auto" w:fill="C00000"/>
-          </w:tcPr>
-          <w:p>
-            <w:pPr>
-              <w:spacing w:before="80"/>
-            </w:pPr>
-            <w:r>
-              <w:rPr>
-                <w:rFonts w:ascii="Arial" w:hAnsi="Arial"/>
-                <w:b/>
-                <w:color w:val="FFFFFF"/>
-                <w:sz w:val="22"/>
-              </w:rPr>
-              <w:t>?</w:t>
-            </w:r>
-          </w:p>
-        </w:tc>
-        <w:tc>
-          <w:tcPr>
-            <w:tcW w:type="dxa" w:w="9101"/>
-            <w:shd w:val="clear" w:color="auto" w:fill="FFF2F2"/>
-          </w:tcPr>
-          <w:p>
-            <w:pPr>
-              <w:spacing w:before="80" w:after="80"/>
-              <w:ind w:left="115"/>
-            </w:pPr>
-            <w:r>
-              <w:rPr>
-                <w:rFonts w:ascii="Arial" w:hAnsi="Arial"/>
-                <w:b/>
-                <w:color w:val="C00000"/>
-                <w:sz w:val="20"/>
-              </w:rPr>
-              <w:t xml:space="preserve">Challenge: </w:t>
-            </w:r>
-            <w:r>
-              <w:rPr>
-                <w:rFonts w:ascii="Arial" w:hAnsi="Arial"/>
-                <w:color w:val="1F1F1F"/>
-                <w:sz w:val="20"/>
-              </w:rPr>
-              <w:t>Is the Methodology Content table the right call? If we put delivery methodology content into a custom table, we are building a second knowledge base. Every time a consultant searches KB, they search in two places. KB has built-in taxonomy, search, and lifecycle. The Blueprint B approach of extending KB with u_ecs_ tags may be the right answer even in a Blueprint A world. This is the one table worth reconsidering.</w:t>
-            </w:r>
-          </w:p>
-        </w:tc>
-      </w:tr>
-    </w:tbl>
-    <w:p>
-      <w:pPr>
-        <w:spacing w:after="60"/>
+        <w:spacing w:after="40"/>
       </w:pPr>
     </w:p>
     <w:p>
+      <w:pPr>
+        <w:pBdr>
+          <w:top w:val="single" w:sz="4" w:space="4" w:color="14B8A6"/>
+          <w:left w:val="single" w:sz="12" w:space="4" w:color="14B8A6"/>
+          <w:bottom w:val="single" w:sz="4" w:space="4" w:color="14B8A6"/>
+          <w:right w:val="single" w:sz="4" w:space="4" w:color="14B8A6"/>
+        </w:pBdr>
+        <w:shd w:val="clear" w:color="auto" w:fill="F0FAFA"/>
+        <w:spacing w:before="120" w:after="200"/>
+      </w:pPr>
       <w:r>
-        <w:br w:type="page"/>
+        <w:rPr>
+          <w:rFonts w:ascii="Calibri" w:hAnsi="Calibri"/>
+          <w:b/>
+          <w:color w:val="0D9488"/>
+          <w:spacing w:val="30"/>
+          <w:sz w:val="18"/>
+        </w:rPr>
+        <w:t xml:space="preserve">CHALLENGE  </w:t>
+      </w:r>
+      <w:r>
+        <w:rPr>
+          <w:rFonts w:ascii="Calibri" w:hAnsi="Calibri"/>
+          <w:color w:val="1A1A1A"/>
+          <w:sz w:val="20"/>
+        </w:rPr>
+        <w:t>Is the Methodology Content table the right call? If we put delivery methodology content into a custom table, we are building a second knowledge base. Every time a consultant searches KB, they search in two places. KB has built-in taxonomy, search, and lifecycle. The Blueprint B approach of extending KB with u_ecs_ tags may be the right answer even in a Blueprint A world. This is the one table worth reconsidering.</w:t>
       </w:r>
     </w:p>
     <w:p>
       <w:pPr>
-        <w:spacing w:before="320" w:after="100"/>
-        <w:pBdr>
-          <w:bottom w:val="single" w:sz="6" w:space="1" w:color="1B3A6B"/>
-        </w:pBdr>
+        <w:pStyle w:val="Heading1"/>
       </w:pPr>
       <w:r>
-        <w:rPr>
-          <w:rFonts w:ascii="Arial" w:hAnsi="Arial"/>
-          <w:b/>
-          <w:color w:val="1B3A6B"/>
-          <w:sz w:val="26"/>
-        </w:rPr>
-        <w:t>5. THE HEALTH SCORE — WHY THIS FORMULA?</w:t>
+        <w:t>5.  The Health Score — Why This Formula?</w:t>
       </w:r>
     </w:p>
     <w:p>
       <w:pPr>
-        <w:spacing w:before="0" w:after="140"/>
-        <w:jc w:val="left"/>
+        <w:spacing w:after="160" w:before="0"/>
       </w:pPr>
       <w:r>
         <w:rPr>
-          <w:rFonts w:ascii="Arial" w:hAnsi="Arial"/>
-          <w:b w:val="0"/>
-          <w:i w:val="0"/>
-          <w:color w:val="1F1F1F"/>
-          <w:sz w:val="21"/>
+          <w:rFonts w:ascii="Calibri" w:hAnsi="Calibri"/>
+          <w:color w:val="1A1A1A"/>
+          <w:sz w:val="22"/>
         </w:rPr>
         <w:t>The health score (0–100, driving Red/Yellow/Green) was designed to replace the subjective weekly RAG status that a delivery manager currently sets manually. The formula was designed with four components because these are the four things that actually determine whether an engagement is on track:</w:t>
       </w:r>
@@ -1539,16 +1423,8 @@
     <w:tbl>
       <w:tblPr>
         <w:tblW w:type="auto" w:w="0"/>
+        <w:jc w:val="left"/>
         <w:tblLook w:firstColumn="1" w:firstRow="1" w:lastColumn="0" w:lastRow="0" w:noHBand="0" w:noVBand="1" w:val="04A0"/>
-        <w:jc w:val="left"/>
-        <w:tblBorders>
-          <w:top w:val="none" w:sz="0" w:space="0" w:color="auto"/>
-          <w:left w:val="none" w:sz="0" w:space="0" w:color="auto"/>
-          <w:bottom w:val="none" w:sz="0" w:space="0" w:color="auto"/>
-          <w:right w:val="none" w:sz="0" w:space="0" w:color="auto"/>
-          <w:insideH w:val="none" w:sz="0" w:space="0" w:color="auto"/>
-          <w:insideV w:val="none" w:sz="0" w:space="0" w:color="auto"/>
-        </w:tblBorders>
       </w:tblPr>
       <w:tblGrid>
         <w:gridCol w:w="2340"/>
@@ -1557,22 +1433,37 @@
         <w:gridCol w:w="2340"/>
       </w:tblGrid>
       <w:tr>
+        <w:trPr>
+          <w:tblHeader/>
+        </w:trPr>
         <w:tc>
           <w:tcPr>
-            <w:tcW w:type="dxa" w:w="1728"/>
-            <w:shd w:val="clear" w:color="auto" w:fill="1B3A6B"/>
+            <w:tcW w:type="dxa" w:w="2304"/>
+            <w:tcBorders>
+              <w:top w:val="single" w:sz="4" w:color="E2E8F0"/>
+              <w:left w:val="single" w:sz="4" w:color="E2E8F0"/>
+              <w:bottom w:val="single" w:sz="4" w:color="E2E8F0"/>
+              <w:right w:val="single" w:sz="4" w:color="E2E8F0"/>
+            </w:tcBorders>
+            <w:shd w:val="clear" w:color="auto" w:fill="0B1F3A"/>
+            <w:tcMar>
+              <w:top w:type="dxa" w:w="120"/>
+              <w:left w:type="dxa" w:w="160"/>
+              <w:bottom w:type="dxa" w:w="120"/>
+              <w:right w:type="dxa" w:w="160"/>
+            </w:tcMar>
+            <w:vAlign w:val="center"/>
           </w:tcPr>
           <w:p>
             <w:pPr>
-              <w:spacing w:before="80" w:after="80"/>
-              <w:ind w:left="72"/>
+              <w:spacing w:before="40" w:after="40"/>
             </w:pPr>
             <w:r>
               <w:rPr>
-                <w:rFonts w:ascii="Arial" w:hAnsi="Arial"/>
+                <w:rFonts w:ascii="Calibri" w:hAnsi="Calibri"/>
                 <w:b/>
                 <w:color w:val="FFFFFF"/>
-                <w:sz w:val="20"/>
+                <w:sz w:val="22"/>
               </w:rPr>
               <w:t>Component</w:t>
             </w:r>
@@ -1581,19 +1472,31 @@
         <w:tc>
           <w:tcPr>
             <w:tcW w:type="dxa" w:w="1008"/>
-            <w:shd w:val="clear" w:color="auto" w:fill="1B3A6B"/>
+            <w:tcBorders>
+              <w:top w:val="single" w:sz="4" w:color="E2E8F0"/>
+              <w:left w:val="single" w:sz="4" w:color="E2E8F0"/>
+              <w:bottom w:val="single" w:sz="4" w:color="E2E8F0"/>
+              <w:right w:val="single" w:sz="4" w:color="E2E8F0"/>
+            </w:tcBorders>
+            <w:shd w:val="clear" w:color="auto" w:fill="0B1F3A"/>
+            <w:tcMar>
+              <w:top w:type="dxa" w:w="120"/>
+              <w:left w:type="dxa" w:w="160"/>
+              <w:bottom w:type="dxa" w:w="120"/>
+              <w:right w:type="dxa" w:w="160"/>
+            </w:tcMar>
+            <w:vAlign w:val="center"/>
           </w:tcPr>
           <w:p>
             <w:pPr>
-              <w:spacing w:before="80" w:after="80"/>
-              <w:ind w:left="72"/>
+              <w:spacing w:before="40" w:after="40"/>
             </w:pPr>
             <w:r>
               <w:rPr>
-                <w:rFonts w:ascii="Arial" w:hAnsi="Arial"/>
+                <w:rFonts w:ascii="Calibri" w:hAnsi="Calibri"/>
                 <w:b/>
                 <w:color w:val="FFFFFF"/>
-                <w:sz w:val="20"/>
+                <w:sz w:val="22"/>
               </w:rPr>
               <w:t>Weight</w:t>
             </w:r>
@@ -1601,20 +1504,32 @@
         </w:tc>
         <w:tc>
           <w:tcPr>
-            <w:tcW w:type="dxa" w:w="3168"/>
-            <w:shd w:val="clear" w:color="auto" w:fill="1B3A6B"/>
+            <w:tcW w:type="dxa" w:w="4032"/>
+            <w:tcBorders>
+              <w:top w:val="single" w:sz="4" w:color="E2E8F0"/>
+              <w:left w:val="single" w:sz="4" w:color="E2E8F0"/>
+              <w:bottom w:val="single" w:sz="4" w:color="E2E8F0"/>
+              <w:right w:val="single" w:sz="4" w:color="E2E8F0"/>
+            </w:tcBorders>
+            <w:shd w:val="clear" w:color="auto" w:fill="0B1F3A"/>
+            <w:tcMar>
+              <w:top w:type="dxa" w:w="120"/>
+              <w:left w:type="dxa" w:w="160"/>
+              <w:bottom w:type="dxa" w:w="120"/>
+              <w:right w:type="dxa" w:w="160"/>
+            </w:tcMar>
+            <w:vAlign w:val="center"/>
           </w:tcPr>
           <w:p>
             <w:pPr>
-              <w:spacing w:before="80" w:after="80"/>
-              <w:ind w:left="72"/>
+              <w:spacing w:before="40" w:after="40"/>
             </w:pPr>
             <w:r>
               <w:rPr>
-                <w:rFonts w:ascii="Arial" w:hAnsi="Arial"/>
+                <w:rFonts w:ascii="Calibri" w:hAnsi="Calibri"/>
                 <w:b/>
                 <w:color w:val="FFFFFF"/>
-                <w:sz w:val="20"/>
+                <w:sz w:val="22"/>
               </w:rPr>
               <w:t>Reasoning</w:t>
             </w:r>
@@ -1622,20 +1537,32 @@
         </w:tc>
         <w:tc>
           <w:tcPr>
-            <w:tcW w:type="dxa" w:w="3456"/>
-            <w:shd w:val="clear" w:color="auto" w:fill="1B3A6B"/>
+            <w:tcW w:type="dxa" w:w="6134"/>
+            <w:tcBorders>
+              <w:top w:val="single" w:sz="4" w:color="E2E8F0"/>
+              <w:left w:val="single" w:sz="4" w:color="E2E8F0"/>
+              <w:bottom w:val="single" w:sz="4" w:color="E2E8F0"/>
+              <w:right w:val="single" w:sz="4" w:color="E2E8F0"/>
+            </w:tcBorders>
+            <w:shd w:val="clear" w:color="auto" w:fill="0B1F3A"/>
+            <w:tcMar>
+              <w:top w:type="dxa" w:w="120"/>
+              <w:left w:type="dxa" w:w="160"/>
+              <w:bottom w:type="dxa" w:w="120"/>
+              <w:right w:type="dxa" w:w="160"/>
+            </w:tcMar>
+            <w:vAlign w:val="center"/>
           </w:tcPr>
           <w:p>
             <w:pPr>
-              <w:spacing w:before="80" w:after="80"/>
-              <w:ind w:left="72"/>
+              <w:spacing w:before="40" w:after="40"/>
             </w:pPr>
             <w:r>
               <w:rPr>
-                <w:rFonts w:ascii="Arial" w:hAnsi="Arial"/>
+                <w:rFonts w:ascii="Calibri" w:hAnsi="Calibri"/>
                 <w:b/>
                 <w:color w:val="FFFFFF"/>
-                <w:sz w:val="20"/>
+                <w:sz w:val="22"/>
               </w:rPr>
               <w:t>The Challenge</w:t>
             </w:r>
@@ -1645,19 +1572,30 @@
       <w:tr>
         <w:tc>
           <w:tcPr>
-            <w:tcW w:type="dxa" w:w="1728"/>
-            <w:shd w:val="clear" w:color="auto" w:fill="F2F2F2"/>
+            <w:tcW w:type="dxa" w:w="2304"/>
+            <w:tcBorders>
+              <w:top w:val="single" w:sz="4" w:color="E2E8F0"/>
+              <w:left w:val="single" w:sz="4" w:color="E2E8F0"/>
+              <w:bottom w:val="single" w:sz="4" w:color="E2E8F0"/>
+              <w:right w:val="single" w:sz="4" w:color="E2E8F0"/>
+            </w:tcBorders>
+            <w:shd w:val="clear" w:color="auto" w:fill="F8FAFC"/>
+            <w:tcMar>
+              <w:top w:type="dxa" w:w="100"/>
+              <w:left w:type="dxa" w:w="160"/>
+              <w:bottom w:type="dxa" w:w="100"/>
+              <w:right w:type="dxa" w:w="160"/>
+            </w:tcMar>
+            <w:vAlign w:val="top"/>
           </w:tcPr>
           <w:p>
             <w:pPr>
-              <w:spacing w:before="60" w:after="60"/>
-              <w:ind w:left="72"/>
+              <w:spacing w:before="40" w:after="40"/>
             </w:pPr>
             <w:r>
               <w:rPr>
-                <w:rFonts w:ascii="Arial" w:hAnsi="Arial"/>
-                <w:color w:val="1F1F1F"/>
-                <w:sz w:val="19"/>
+                <w:rFonts w:ascii="Calibri" w:hAnsi="Calibri"/>
+                <w:sz w:val="20"/>
               </w:rPr>
               <w:t>Sprint Velocity</w:t>
             </w:r>
@@ -1666,18 +1604,29 @@
         <w:tc>
           <w:tcPr>
             <w:tcW w:type="dxa" w:w="1008"/>
-            <w:shd w:val="clear" w:color="auto" w:fill="F2F2F2"/>
+            <w:tcBorders>
+              <w:top w:val="single" w:sz="4" w:color="E2E8F0"/>
+              <w:left w:val="single" w:sz="4" w:color="E2E8F0"/>
+              <w:bottom w:val="single" w:sz="4" w:color="E2E8F0"/>
+              <w:right w:val="single" w:sz="4" w:color="E2E8F0"/>
+            </w:tcBorders>
+            <w:shd w:val="clear" w:color="auto" w:fill="F8FAFC"/>
+            <w:tcMar>
+              <w:top w:type="dxa" w:w="100"/>
+              <w:left w:type="dxa" w:w="160"/>
+              <w:bottom w:type="dxa" w:w="100"/>
+              <w:right w:type="dxa" w:w="160"/>
+            </w:tcMar>
+            <w:vAlign w:val="top"/>
           </w:tcPr>
           <w:p>
             <w:pPr>
-              <w:spacing w:before="60" w:after="60"/>
-              <w:ind w:left="72"/>
+              <w:spacing w:before="40" w:after="40"/>
             </w:pPr>
             <w:r>
               <w:rPr>
-                <w:rFonts w:ascii="Arial" w:hAnsi="Arial"/>
-                <w:color w:val="1F1F1F"/>
-                <w:sz w:val="19"/>
+                <w:rFonts w:ascii="Calibri" w:hAnsi="Calibri"/>
+                <w:sz w:val="20"/>
               </w:rPr>
               <w:t>40%</w:t>
             </w:r>
@@ -1685,19 +1634,30 @@
         </w:tc>
         <w:tc>
           <w:tcPr>
-            <w:tcW w:type="dxa" w:w="3168"/>
-            <w:shd w:val="clear" w:color="auto" w:fill="F2F2F2"/>
+            <w:tcW w:type="dxa" w:w="4032"/>
+            <w:tcBorders>
+              <w:top w:val="single" w:sz="4" w:color="E2E8F0"/>
+              <w:left w:val="single" w:sz="4" w:color="E2E8F0"/>
+              <w:bottom w:val="single" w:sz="4" w:color="E2E8F0"/>
+              <w:right w:val="single" w:sz="4" w:color="E2E8F0"/>
+            </w:tcBorders>
+            <w:shd w:val="clear" w:color="auto" w:fill="F8FAFC"/>
+            <w:tcMar>
+              <w:top w:type="dxa" w:w="100"/>
+              <w:left w:type="dxa" w:w="160"/>
+              <w:bottom w:type="dxa" w:w="100"/>
+              <w:right w:type="dxa" w:w="160"/>
+            </w:tcMar>
+            <w:vAlign w:val="top"/>
           </w:tcPr>
           <w:p>
             <w:pPr>
-              <w:spacing w:before="60" w:after="60"/>
-              <w:ind w:left="72"/>
+              <w:spacing w:before="40" w:after="40"/>
             </w:pPr>
             <w:r>
               <w:rPr>
-                <w:rFonts w:ascii="Arial" w:hAnsi="Arial"/>
-                <w:color w:val="1F1F1F"/>
-                <w:sz w:val="19"/>
+                <w:rFonts w:ascii="Calibri" w:hAnsi="Calibri"/>
+                <w:sz w:val="20"/>
               </w:rPr>
               <w:t>If stories are not getting completed, the engagement is not delivering. Velocity is the most direct signal of delivery health and the hardest to mask.</w:t>
             </w:r>
@@ -1705,19 +1665,30 @@
         </w:tc>
         <w:tc>
           <w:tcPr>
-            <w:tcW w:type="dxa" w:w="3456"/>
-            <w:shd w:val="clear" w:color="auto" w:fill="F2F2F2"/>
+            <w:tcW w:type="dxa" w:w="6134"/>
+            <w:tcBorders>
+              <w:top w:val="single" w:sz="4" w:color="E2E8F0"/>
+              <w:left w:val="single" w:sz="4" w:color="E2E8F0"/>
+              <w:bottom w:val="single" w:sz="4" w:color="E2E8F0"/>
+              <w:right w:val="single" w:sz="4" w:color="E2E8F0"/>
+            </w:tcBorders>
+            <w:shd w:val="clear" w:color="auto" w:fill="F8FAFC"/>
+            <w:tcMar>
+              <w:top w:type="dxa" w:w="100"/>
+              <w:left w:type="dxa" w:w="160"/>
+              <w:bottom w:type="dxa" w:w="100"/>
+              <w:right w:type="dxa" w:w="160"/>
+            </w:tcMar>
+            <w:vAlign w:val="top"/>
           </w:tcPr>
           <w:p>
             <w:pPr>
-              <w:spacing w:before="60" w:after="60"/>
-              <w:ind w:left="72"/>
+              <w:spacing w:before="40" w:after="40"/>
             </w:pPr>
             <w:r>
               <w:rPr>
-                <w:rFonts w:ascii="Arial" w:hAnsi="Arial"/>
-                <w:color w:val="1F1F1F"/>
-                <w:sz w:val="19"/>
+                <w:rFonts w:ascii="Calibri" w:hAnsi="Calibri"/>
+                <w:sz w:val="20"/>
               </w:rPr>
               <w:t>40% assumes story completion is the primary health signal. On some engagements — particularly early phases where content is design-heavy — low story count does not mean poor health. The formula may unfairly penalize Sprint 1 and 2.</w:t>
             </w:r>
@@ -1727,19 +1698,29 @@
       <w:tr>
         <w:tc>
           <w:tcPr>
-            <w:tcW w:type="dxa" w:w="1728"/>
-            <w:shd w:val="clear" w:color="auto" w:fill="FFFFFF"/>
+            <w:tcW w:type="dxa" w:w="2304"/>
+            <w:tcBorders>
+              <w:top w:val="single" w:sz="4" w:color="E2E8F0"/>
+              <w:left w:val="single" w:sz="4" w:color="E2E8F0"/>
+              <w:bottom w:val="single" w:sz="4" w:color="E2E8F0"/>
+              <w:right w:val="single" w:sz="4" w:color="E2E8F0"/>
+            </w:tcBorders>
+            <w:tcMar>
+              <w:top w:type="dxa" w:w="100"/>
+              <w:left w:type="dxa" w:w="160"/>
+              <w:bottom w:type="dxa" w:w="100"/>
+              <w:right w:type="dxa" w:w="160"/>
+            </w:tcMar>
+            <w:vAlign w:val="top"/>
           </w:tcPr>
           <w:p>
             <w:pPr>
-              <w:spacing w:before="60" w:after="60"/>
-              <w:ind w:left="72"/>
+              <w:spacing w:before="40" w:after="40"/>
             </w:pPr>
             <w:r>
               <w:rPr>
-                <w:rFonts w:ascii="Arial" w:hAnsi="Arial"/>
-                <w:color w:val="1F1F1F"/>
-                <w:sz w:val="19"/>
+                <w:rFonts w:ascii="Calibri" w:hAnsi="Calibri"/>
+                <w:sz w:val="20"/>
               </w:rPr>
               <w:t>Risk Posture</w:t>
             </w:r>
@@ -1748,18 +1729,28 @@
         <w:tc>
           <w:tcPr>
             <w:tcW w:type="dxa" w:w="1008"/>
-            <w:shd w:val="clear" w:color="auto" w:fill="FFFFFF"/>
+            <w:tcBorders>
+              <w:top w:val="single" w:sz="4" w:color="E2E8F0"/>
+              <w:left w:val="single" w:sz="4" w:color="E2E8F0"/>
+              <w:bottom w:val="single" w:sz="4" w:color="E2E8F0"/>
+              <w:right w:val="single" w:sz="4" w:color="E2E8F0"/>
+            </w:tcBorders>
+            <w:tcMar>
+              <w:top w:type="dxa" w:w="100"/>
+              <w:left w:type="dxa" w:w="160"/>
+              <w:bottom w:type="dxa" w:w="100"/>
+              <w:right w:type="dxa" w:w="160"/>
+            </w:tcMar>
+            <w:vAlign w:val="top"/>
           </w:tcPr>
           <w:p>
             <w:pPr>
-              <w:spacing w:before="60" w:after="60"/>
-              <w:ind w:left="72"/>
+              <w:spacing w:before="40" w:after="40"/>
             </w:pPr>
             <w:r>
               <w:rPr>
-                <w:rFonts w:ascii="Arial" w:hAnsi="Arial"/>
-                <w:color w:val="1F1F1F"/>
-                <w:sz w:val="19"/>
+                <w:rFonts w:ascii="Calibri" w:hAnsi="Calibri"/>
+                <w:sz w:val="20"/>
               </w:rPr>
               <w:t>30%</w:t>
             </w:r>
@@ -1767,19 +1758,29 @@
         </w:tc>
         <w:tc>
           <w:tcPr>
-            <w:tcW w:type="dxa" w:w="3168"/>
-            <w:shd w:val="clear" w:color="auto" w:fill="FFFFFF"/>
+            <w:tcW w:type="dxa" w:w="4032"/>
+            <w:tcBorders>
+              <w:top w:val="single" w:sz="4" w:color="E2E8F0"/>
+              <w:left w:val="single" w:sz="4" w:color="E2E8F0"/>
+              <w:bottom w:val="single" w:sz="4" w:color="E2E8F0"/>
+              <w:right w:val="single" w:sz="4" w:color="E2E8F0"/>
+            </w:tcBorders>
+            <w:tcMar>
+              <w:top w:type="dxa" w:w="100"/>
+              <w:left w:type="dxa" w:w="160"/>
+              <w:bottom w:type="dxa" w:w="100"/>
+              <w:right w:type="dxa" w:w="160"/>
+            </w:tcMar>
+            <w:vAlign w:val="top"/>
           </w:tcPr>
           <w:p>
             <w:pPr>
-              <w:spacing w:before="60" w:after="60"/>
-              <w:ind w:left="72"/>
+              <w:spacing w:before="40" w:after="40"/>
             </w:pPr>
             <w:r>
               <w:rPr>
-                <w:rFonts w:ascii="Arial" w:hAnsi="Arial"/>
-                <w:color w:val="1F1F1F"/>
-                <w:sz w:val="19"/>
+                <w:rFonts w:ascii="Calibri" w:hAnsi="Calibri"/>
+                <w:sz w:val="20"/>
               </w:rPr>
               <w:t>Open high risks are the leading indicator of future problems. Weighting risks at 30% forces risk management to be visible, not an afterthought.</w:t>
             </w:r>
@@ -1787,19 +1788,29 @@
         </w:tc>
         <w:tc>
           <w:tcPr>
-            <w:tcW w:type="dxa" w:w="3456"/>
-            <w:shd w:val="clear" w:color="auto" w:fill="FFFFFF"/>
+            <w:tcW w:type="dxa" w:w="6134"/>
+            <w:tcBorders>
+              <w:top w:val="single" w:sz="4" w:color="E2E8F0"/>
+              <w:left w:val="single" w:sz="4" w:color="E2E8F0"/>
+              <w:bottom w:val="single" w:sz="4" w:color="E2E8F0"/>
+              <w:right w:val="single" w:sz="4" w:color="E2E8F0"/>
+            </w:tcBorders>
+            <w:tcMar>
+              <w:top w:type="dxa" w:w="100"/>
+              <w:left w:type="dxa" w:w="160"/>
+              <w:bottom w:type="dxa" w:w="100"/>
+              <w:right w:type="dxa" w:w="160"/>
+            </w:tcMar>
+            <w:vAlign w:val="top"/>
           </w:tcPr>
           <w:p>
             <w:pPr>
-              <w:spacing w:before="60" w:after="60"/>
-              <w:ind w:left="72"/>
+              <w:spacing w:before="40" w:after="40"/>
             </w:pPr>
             <w:r>
               <w:rPr>
-                <w:rFonts w:ascii="Arial" w:hAnsi="Arial"/>
-                <w:color w:val="1F1F1F"/>
-                <w:sz w:val="19"/>
+                <w:rFonts w:ascii="Calibri" w:hAnsi="Calibri"/>
+                <w:sz w:val="20"/>
               </w:rPr>
               <w:t>The deduction formula (−15 per high risk, −5 per medium) was estimated, not empirically derived. After 3–4 real engagements, these weights may need recalibration.</w:t>
             </w:r>
@@ -1809,19 +1820,30 @@
       <w:tr>
         <w:tc>
           <w:tcPr>
-            <w:tcW w:type="dxa" w:w="1728"/>
-            <w:shd w:val="clear" w:color="auto" w:fill="F2F2F2"/>
+            <w:tcW w:type="dxa" w:w="2304"/>
+            <w:tcBorders>
+              <w:top w:val="single" w:sz="4" w:color="E2E8F0"/>
+              <w:left w:val="single" w:sz="4" w:color="E2E8F0"/>
+              <w:bottom w:val="single" w:sz="4" w:color="E2E8F0"/>
+              <w:right w:val="single" w:sz="4" w:color="E2E8F0"/>
+            </w:tcBorders>
+            <w:shd w:val="clear" w:color="auto" w:fill="F8FAFC"/>
+            <w:tcMar>
+              <w:top w:type="dxa" w:w="100"/>
+              <w:left w:type="dxa" w:w="160"/>
+              <w:bottom w:type="dxa" w:w="100"/>
+              <w:right w:type="dxa" w:w="160"/>
+            </w:tcMar>
+            <w:vAlign w:val="top"/>
           </w:tcPr>
           <w:p>
             <w:pPr>
-              <w:spacing w:before="60" w:after="60"/>
-              <w:ind w:left="72"/>
+              <w:spacing w:before="40" w:after="40"/>
             </w:pPr>
             <w:r>
               <w:rPr>
-                <w:rFonts w:ascii="Arial" w:hAnsi="Arial"/>
-                <w:color w:val="1F1F1F"/>
-                <w:sz w:val="19"/>
+                <w:rFonts w:ascii="Calibri" w:hAnsi="Calibri"/>
+                <w:sz w:val="20"/>
               </w:rPr>
               <w:t>Decision Latency</w:t>
             </w:r>
@@ -1830,18 +1852,29 @@
         <w:tc>
           <w:tcPr>
             <w:tcW w:type="dxa" w:w="1008"/>
-            <w:shd w:val="clear" w:color="auto" w:fill="F2F2F2"/>
+            <w:tcBorders>
+              <w:top w:val="single" w:sz="4" w:color="E2E8F0"/>
+              <w:left w:val="single" w:sz="4" w:color="E2E8F0"/>
+              <w:bottom w:val="single" w:sz="4" w:color="E2E8F0"/>
+              <w:right w:val="single" w:sz="4" w:color="E2E8F0"/>
+            </w:tcBorders>
+            <w:shd w:val="clear" w:color="auto" w:fill="F8FAFC"/>
+            <w:tcMar>
+              <w:top w:type="dxa" w:w="100"/>
+              <w:left w:type="dxa" w:w="160"/>
+              <w:bottom w:type="dxa" w:w="100"/>
+              <w:right w:type="dxa" w:w="160"/>
+            </w:tcMar>
+            <w:vAlign w:val="top"/>
           </w:tcPr>
           <w:p>
             <w:pPr>
-              <w:spacing w:before="60" w:after="60"/>
-              <w:ind w:left="72"/>
+              <w:spacing w:before="40" w:after="40"/>
             </w:pPr>
             <w:r>
               <w:rPr>
-                <w:rFonts w:ascii="Arial" w:hAnsi="Arial"/>
-                <w:color w:val="1F1F1F"/>
-                <w:sz w:val="19"/>
+                <w:rFonts w:ascii="Calibri" w:hAnsi="Calibri"/>
+                <w:sz w:val="20"/>
               </w:rPr>
               <w:t>20%</w:t>
             </w:r>
@@ -1849,19 +1882,30 @@
         </w:tc>
         <w:tc>
           <w:tcPr>
-            <w:tcW w:type="dxa" w:w="3168"/>
-            <w:shd w:val="clear" w:color="auto" w:fill="F2F2F2"/>
+            <w:tcW w:type="dxa" w:w="4032"/>
+            <w:tcBorders>
+              <w:top w:val="single" w:sz="4" w:color="E2E8F0"/>
+              <w:left w:val="single" w:sz="4" w:color="E2E8F0"/>
+              <w:bottom w:val="single" w:sz="4" w:color="E2E8F0"/>
+              <w:right w:val="single" w:sz="4" w:color="E2E8F0"/>
+            </w:tcBorders>
+            <w:shd w:val="clear" w:color="auto" w:fill="F8FAFC"/>
+            <w:tcMar>
+              <w:top w:type="dxa" w:w="100"/>
+              <w:left w:type="dxa" w:w="160"/>
+              <w:bottom w:type="dxa" w:w="100"/>
+              <w:right w:type="dxa" w:w="160"/>
+            </w:tcMar>
+            <w:vAlign w:val="top"/>
           </w:tcPr>
           <w:p>
             <w:pPr>
-              <w:spacing w:before="60" w:after="60"/>
-              <w:ind w:left="72"/>
+              <w:spacing w:before="40" w:after="40"/>
             </w:pPr>
             <w:r>
               <w:rPr>
-                <w:rFonts w:ascii="Arial" w:hAnsi="Arial"/>
-                <w:color w:val="1F1F1F"/>
-                <w:sz w:val="19"/>
+                <w:rFonts w:ascii="Calibri" w:hAnsi="Calibri"/>
+                <w:sz w:val="20"/>
               </w:rPr>
               <w:t>Deferred customer decisions are the most common cause of engagement delays. Making decision latency visible in the health score creates urgency.</w:t>
             </w:r>
@@ -1869,19 +1913,30 @@
         </w:tc>
         <w:tc>
           <w:tcPr>
-            <w:tcW w:type="dxa" w:w="3456"/>
-            <w:shd w:val="clear" w:color="auto" w:fill="F2F2F2"/>
+            <w:tcW w:type="dxa" w:w="6134"/>
+            <w:tcBorders>
+              <w:top w:val="single" w:sz="4" w:color="E2E8F0"/>
+              <w:left w:val="single" w:sz="4" w:color="E2E8F0"/>
+              <w:bottom w:val="single" w:sz="4" w:color="E2E8F0"/>
+              <w:right w:val="single" w:sz="4" w:color="E2E8F0"/>
+            </w:tcBorders>
+            <w:shd w:val="clear" w:color="auto" w:fill="F8FAFC"/>
+            <w:tcMar>
+              <w:top w:type="dxa" w:w="100"/>
+              <w:left w:type="dxa" w:w="160"/>
+              <w:bottom w:type="dxa" w:w="100"/>
+              <w:right w:type="dxa" w:w="160"/>
+            </w:tcMar>
+            <w:vAlign w:val="top"/>
           </w:tcPr>
           <w:p>
             <w:pPr>
-              <w:spacing w:before="60" w:after="60"/>
-              <w:ind w:left="72"/>
+              <w:spacing w:before="40" w:after="40"/>
             </w:pPr>
             <w:r>
               <w:rPr>
-                <w:rFonts w:ascii="Arial" w:hAnsi="Arial"/>
-                <w:color w:val="1F1F1F"/>
-                <w:sz w:val="19"/>
+                <w:rFonts w:ascii="Calibri" w:hAnsi="Calibri"/>
+                <w:sz w:val="20"/>
               </w:rPr>
               <w:t>A decision 5 days overdue gets the same treatment whether it is about icon colors on the portal or CSDM data model scope. Severity weighting by workstream impact is missing.</w:t>
             </w:r>
@@ -1891,19 +1946,29 @@
       <w:tr>
         <w:tc>
           <w:tcPr>
-            <w:tcW w:type="dxa" w:w="1728"/>
-            <w:shd w:val="clear" w:color="auto" w:fill="FFFFFF"/>
+            <w:tcW w:type="dxa" w:w="2304"/>
+            <w:tcBorders>
+              <w:top w:val="single" w:sz="4" w:color="E2E8F0"/>
+              <w:left w:val="single" w:sz="4" w:color="E2E8F0"/>
+              <w:bottom w:val="single" w:sz="4" w:color="E2E8F0"/>
+              <w:right w:val="single" w:sz="4" w:color="E2E8F0"/>
+            </w:tcBorders>
+            <w:tcMar>
+              <w:top w:type="dxa" w:w="100"/>
+              <w:left w:type="dxa" w:w="160"/>
+              <w:bottom w:type="dxa" w:w="100"/>
+              <w:right w:type="dxa" w:w="160"/>
+            </w:tcMar>
+            <w:vAlign w:val="top"/>
           </w:tcPr>
           <w:p>
             <w:pPr>
-              <w:spacing w:before="60" w:after="60"/>
-              <w:ind w:left="72"/>
+              <w:spacing w:before="40" w:after="40"/>
             </w:pPr>
             <w:r>
               <w:rPr>
-                <w:rFonts w:ascii="Arial" w:hAnsi="Arial"/>
-                <w:color w:val="1F1F1F"/>
-                <w:sz w:val="19"/>
+                <w:rFonts w:ascii="Calibri" w:hAnsi="Calibri"/>
+                <w:sz w:val="20"/>
               </w:rPr>
               <w:t>Milestone Variance</w:t>
             </w:r>
@@ -1912,18 +1977,28 @@
         <w:tc>
           <w:tcPr>
             <w:tcW w:type="dxa" w:w="1008"/>
-            <w:shd w:val="clear" w:color="auto" w:fill="FFFFFF"/>
+            <w:tcBorders>
+              <w:top w:val="single" w:sz="4" w:color="E2E8F0"/>
+              <w:left w:val="single" w:sz="4" w:color="E2E8F0"/>
+              <w:bottom w:val="single" w:sz="4" w:color="E2E8F0"/>
+              <w:right w:val="single" w:sz="4" w:color="E2E8F0"/>
+            </w:tcBorders>
+            <w:tcMar>
+              <w:top w:type="dxa" w:w="100"/>
+              <w:left w:type="dxa" w:w="160"/>
+              <w:bottom w:type="dxa" w:w="100"/>
+              <w:right w:type="dxa" w:w="160"/>
+            </w:tcMar>
+            <w:vAlign w:val="top"/>
           </w:tcPr>
           <w:p>
             <w:pPr>
-              <w:spacing w:before="60" w:after="60"/>
-              <w:ind w:left="72"/>
+              <w:spacing w:before="40" w:after="40"/>
             </w:pPr>
             <w:r>
               <w:rPr>
-                <w:rFonts w:ascii="Arial" w:hAnsi="Arial"/>
-                <w:color w:val="1F1F1F"/>
-                <w:sz w:val="19"/>
+                <w:rFonts w:ascii="Calibri" w:hAnsi="Calibri"/>
+                <w:sz w:val="20"/>
               </w:rPr>
               <w:t>10%</w:t>
             </w:r>
@@ -1931,19 +2006,29 @@
         </w:tc>
         <w:tc>
           <w:tcPr>
-            <w:tcW w:type="dxa" w:w="3168"/>
-            <w:shd w:val="clear" w:color="auto" w:fill="FFFFFF"/>
+            <w:tcW w:type="dxa" w:w="4032"/>
+            <w:tcBorders>
+              <w:top w:val="single" w:sz="4" w:color="E2E8F0"/>
+              <w:left w:val="single" w:sz="4" w:color="E2E8F0"/>
+              <w:bottom w:val="single" w:sz="4" w:color="E2E8F0"/>
+              <w:right w:val="single" w:sz="4" w:color="E2E8F0"/>
+            </w:tcBorders>
+            <w:tcMar>
+              <w:top w:type="dxa" w:w="100"/>
+              <w:left w:type="dxa" w:w="160"/>
+              <w:bottom w:type="dxa" w:w="100"/>
+              <w:right w:type="dxa" w:w="160"/>
+            </w:tcMar>
+            <w:vAlign w:val="top"/>
           </w:tcPr>
           <w:p>
             <w:pPr>
-              <w:spacing w:before="60" w:after="60"/>
-              <w:ind w:left="72"/>
+              <w:spacing w:before="40" w:after="40"/>
             </w:pPr>
             <w:r>
               <w:rPr>
-                <w:rFonts w:ascii="Arial" w:hAnsi="Arial"/>
-                <w:color w:val="1F1F1F"/>
-                <w:sz w:val="19"/>
+                <w:rFonts w:ascii="Calibri" w:hAnsi="Calibri"/>
+                <w:sz w:val="20"/>
               </w:rPr>
               <w:t>SPM milestone dates represent the contractual timeline. Variance here is the most obvious signal for a sponsor.</w:t>
             </w:r>
@@ -1951,19 +2036,29 @@
         </w:tc>
         <w:tc>
           <w:tcPr>
-            <w:tcW w:type="dxa" w:w="3456"/>
-            <w:shd w:val="clear" w:color="auto" w:fill="FFFFFF"/>
+            <w:tcW w:type="dxa" w:w="6134"/>
+            <w:tcBorders>
+              <w:top w:val="single" w:sz="4" w:color="E2E8F0"/>
+              <w:left w:val="single" w:sz="4" w:color="E2E8F0"/>
+              <w:bottom w:val="single" w:sz="4" w:color="E2E8F0"/>
+              <w:right w:val="single" w:sz="4" w:color="E2E8F0"/>
+            </w:tcBorders>
+            <w:tcMar>
+              <w:top w:type="dxa" w:w="100"/>
+              <w:left w:type="dxa" w:w="160"/>
+              <w:bottom w:type="dxa" w:w="100"/>
+              <w:right w:type="dxa" w:w="160"/>
+            </w:tcMar>
+            <w:vAlign w:val="top"/>
           </w:tcPr>
           <w:p>
             <w:pPr>
-              <w:spacing w:before="60" w:after="60"/>
-              <w:ind w:left="72"/>
+              <w:spacing w:before="40" w:after="40"/>
             </w:pPr>
             <w:r>
               <w:rPr>
-                <w:rFonts w:ascii="Arial" w:hAnsi="Arial"/>
-                <w:color w:val="1F1F1F"/>
-                <w:sz w:val="19"/>
+                <w:rFonts w:ascii="Calibri" w:hAnsi="Calibri"/>
+                <w:sz w:val="20"/>
               </w:rPr>
               <w:t>10% feels low if a milestone is 3 weeks late. Should milestone variance have a non-linear penalty — small variance ignored, large variance heavily weighted?</w:t>
             </w:r>
@@ -1973,113 +2068,56 @@
     </w:tbl>
     <w:p>
       <w:pPr>
-        <w:spacing w:after="100"/>
-      </w:pPr>
-    </w:p>
-    <w:tbl>
-      <w:tblPr>
-        <w:tblW w:type="auto" w:w="0"/>
-        <w:tblLook w:firstColumn="1" w:firstRow="1" w:lastColumn="0" w:lastRow="0" w:noHBand="0" w:noVBand="1" w:val="04A0"/>
-        <w:jc w:val="left"/>
-        <w:tblBorders>
-          <w:top w:val="none" w:sz="0" w:space="0" w:color="auto"/>
-          <w:left w:val="none" w:sz="0" w:space="0" w:color="auto"/>
-          <w:bottom w:val="none" w:sz="0" w:space="0" w:color="auto"/>
-          <w:right w:val="none" w:sz="0" w:space="0" w:color="auto"/>
-          <w:insideH w:val="none" w:sz="0" w:space="0" w:color="auto"/>
-          <w:insideV w:val="none" w:sz="0" w:space="0" w:color="auto"/>
-        </w:tblBorders>
-      </w:tblPr>
-      <w:tblGrid>
-        <w:gridCol w:w="4680"/>
-        <w:gridCol w:w="4680"/>
-      </w:tblGrid>
-      <w:tr>
-        <w:tc>
-          <w:tcPr>
-            <w:tcW w:type="dxa" w:w="259"/>
-            <w:shd w:val="clear" w:color="auto" w:fill="C00000"/>
-          </w:tcPr>
-          <w:p>
-            <w:pPr>
-              <w:spacing w:before="80"/>
-            </w:pPr>
-            <w:r>
-              <w:rPr>
-                <w:rFonts w:ascii="Arial" w:hAnsi="Arial"/>
-                <w:b/>
-                <w:color w:val="FFFFFF"/>
-                <w:sz w:val="22"/>
-              </w:rPr>
-              <w:t>?</w:t>
-            </w:r>
-          </w:p>
-        </w:tc>
-        <w:tc>
-          <w:tcPr>
-            <w:tcW w:type="dxa" w:w="9101"/>
-            <w:shd w:val="clear" w:color="auto" w:fill="FFF2F2"/>
-          </w:tcPr>
-          <w:p>
-            <w:pPr>
-              <w:spacing w:before="80" w:after="80"/>
-              <w:ind w:left="115"/>
-            </w:pPr>
-            <w:r>
-              <w:rPr>
-                <w:rFonts w:ascii="Arial" w:hAnsi="Arial"/>
-                <w:b/>
-                <w:color w:val="C00000"/>
-                <w:sz w:val="20"/>
-              </w:rPr>
-              <w:t xml:space="preserve">Challenge: </w:t>
-            </w:r>
-            <w:r>
-              <w:rPr>
-                <w:rFonts w:ascii="Arial" w:hAnsi="Arial"/>
-                <w:color w:val="1F1F1F"/>
-                <w:sz w:val="20"/>
-              </w:rPr>
-              <w:t>The formula was designed by a delivery manager and a consultant, not by analyzing historical engagement data. We do not have empirical evidence that these weights predict engagement outcomes. Shawn: is there a better way to design this, or a dataset we can use to validate it before we build it in?</w:t>
-            </w:r>
-          </w:p>
-        </w:tc>
-      </w:tr>
-    </w:tbl>
-    <w:p>
-      <w:pPr>
-        <w:spacing w:after="60"/>
+        <w:spacing w:after="40"/>
       </w:pPr>
     </w:p>
     <w:p>
       <w:pPr>
-        <w:spacing w:before="320" w:after="100"/>
         <w:pBdr>
-          <w:bottom w:val="single" w:sz="6" w:space="1" w:color="1B3A6B"/>
+          <w:top w:val="single" w:sz="4" w:space="4" w:color="14B8A6"/>
+          <w:left w:val="single" w:sz="12" w:space="4" w:color="14B8A6"/>
+          <w:bottom w:val="single" w:sz="4" w:space="4" w:color="14B8A6"/>
+          <w:right w:val="single" w:sz="4" w:space="4" w:color="14B8A6"/>
         </w:pBdr>
+        <w:shd w:val="clear" w:color="auto" w:fill="F0FAFA"/>
+        <w:spacing w:before="120" w:after="200"/>
       </w:pPr>
       <w:r>
         <w:rPr>
-          <w:rFonts w:ascii="Arial" w:hAnsi="Arial"/>
+          <w:rFonts w:ascii="Calibri" w:hAnsi="Calibri"/>
           <w:b/>
-          <w:color w:val="1B3A6B"/>
-          <w:sz w:val="26"/>
+          <w:color w:val="0D9488"/>
+          <w:spacing w:val="30"/>
+          <w:sz w:val="18"/>
         </w:rPr>
-        <w:t>6. PORTAL DESIGN RATIONALE</w:t>
+        <w:t xml:space="preserve">CHALLENGE  </w:t>
+      </w:r>
+      <w:r>
+        <w:rPr>
+          <w:rFonts w:ascii="Calibri" w:hAnsi="Calibri"/>
+          <w:color w:val="1A1A1A"/>
+          <w:sz w:val="20"/>
+        </w:rPr>
+        <w:t>The formula was designed by a delivery manager and a consultant, not by analyzing historical engagement data. We do not have empirical evidence that these weights predict engagement outcomes. Shawn: is there a better way to design this, or a dataset we can use to validate it before we build it in?</w:t>
       </w:r>
     </w:p>
     <w:p>
       <w:pPr>
-        <w:spacing w:before="0" w:after="140"/>
-        <w:jc w:val="left"/>
+        <w:pStyle w:val="Heading1"/>
+      </w:pPr>
+      <w:r>
+        <w:t>6.  Portal Design Rationale</w:t>
+      </w:r>
+    </w:p>
+    <w:p>
+      <w:pPr>
+        <w:spacing w:after="160" w:before="0"/>
       </w:pPr>
       <w:r>
         <w:rPr>
-          <w:rFonts w:ascii="Arial" w:hAnsi="Arial"/>
-          <w:b w:val="0"/>
-          <w:i w:val="0"/>
-          <w:color w:val="1F1F1F"/>
-          <w:sz w:val="21"/>
+          <w:rFonts w:ascii="Calibri" w:hAnsi="Calibri"/>
+          <w:color w:val="1A1A1A"/>
+          <w:sz w:val="22"/>
         </w:rPr>
         <w:t>The role-based portal was designed around a single principle: every user should see exactly what they need and nothing they do not. The role/view mapping was derived from how we currently manage communications on live engagements:</w:t>
       </w:r>
@@ -2087,14 +2125,13 @@
     <w:p>
       <w:pPr>
         <w:pStyle w:val="ListBullet"/>
-        <w:spacing w:after="60"/>
+        <w:spacing w:after="40"/>
         <w:ind w:left="360"/>
       </w:pPr>
       <w:r>
         <w:rPr>
-          <w:rFonts w:ascii="Arial" w:hAnsi="Arial"/>
-          <w:color w:val="1F1F1F"/>
-          <w:sz w:val="21"/>
+          <w:rFonts w:ascii="Calibri" w:hAnsi="Calibri"/>
+          <w:sz w:val="22"/>
         </w:rPr>
         <w:t>Sponsors ask: are we on track, when is go-live, what decisions do we need from me? → Sponsor view surfaces these three things and nothing else.</w:t>
       </w:r>
@@ -2102,14 +2139,13 @@
     <w:p>
       <w:pPr>
         <w:pStyle w:val="ListBullet"/>
-        <w:spacing w:after="60"/>
+        <w:spacing w:after="40"/>
         <w:ind w:left="360"/>
       </w:pPr>
       <w:r>
         <w:rPr>
-          <w:rFonts w:ascii="Arial" w:hAnsi="Arial"/>
-          <w:color w:val="1F1F1F"/>
-          <w:sz w:val="21"/>
+          <w:rFonts w:ascii="Calibri" w:hAnsi="Calibri"/>
+          <w:sz w:val="22"/>
         </w:rPr>
         <w:t>Process owners ask: what is coming in my process area, what do I need to read before the workshop? → Process owner view surfaces workstream-scoped content and upcoming workshops.</w:t>
       </w:r>
@@ -2117,14 +2153,13 @@
     <w:p>
       <w:pPr>
         <w:pStyle w:val="ListBullet"/>
-        <w:spacing w:after="60"/>
+        <w:spacing w:after="40"/>
         <w:ind w:left="360"/>
       </w:pPr>
       <w:r>
         <w:rPr>
-          <w:rFonts w:ascii="Arial" w:hAnsi="Arial"/>
-          <w:color w:val="1F1F1F"/>
-          <w:sz w:val="21"/>
+          <w:rFonts w:ascii="Calibri" w:hAnsi="Calibri"/>
+          <w:sz w:val="22"/>
         </w:rPr>
         <w:t>Delivery managers ask: what is the overall health, where are the risks, what is overdue? → DM dashboard surfaces calculated health, risk log, and decision tracker.</w:t>
       </w:r>
@@ -2132,127 +2167,64 @@
     <w:p>
       <w:pPr>
         <w:pStyle w:val="ListBullet"/>
-        <w:spacing w:after="60"/>
+        <w:spacing w:after="40"/>
         <w:ind w:left="360"/>
       </w:pPr>
       <w:r>
         <w:rPr>
-          <w:rFonts w:ascii="Arial" w:hAnsi="Arial"/>
-          <w:color w:val="1F1F1F"/>
-          <w:sz w:val="21"/>
+          <w:rFonts w:ascii="Calibri" w:hAnsi="Calibri"/>
+          <w:sz w:val="22"/>
         </w:rPr>
         <w:t>Consultants ask: what am I doing this sprint, where is the guide for this workstream? → Consultant landing page surfaces their Agile stories and relevant methodology content.</w:t>
       </w:r>
     </w:p>
-    <w:tbl>
-      <w:tblPr>
-        <w:tblW w:type="auto" w:w="0"/>
-        <w:tblLook w:firstColumn="1" w:firstRow="1" w:lastColumn="0" w:lastRow="0" w:noHBand="0" w:noVBand="1" w:val="04A0"/>
-        <w:jc w:val="left"/>
-        <w:tblBorders>
-          <w:top w:val="none" w:sz="0" w:space="0" w:color="auto"/>
-          <w:left w:val="none" w:sz="0" w:space="0" w:color="auto"/>
-          <w:bottom w:val="none" w:sz="0" w:space="0" w:color="auto"/>
-          <w:right w:val="none" w:sz="0" w:space="0" w:color="auto"/>
-          <w:insideH w:val="none" w:sz="0" w:space="0" w:color="auto"/>
-          <w:insideV w:val="none" w:sz="0" w:space="0" w:color="auto"/>
-        </w:tblBorders>
-      </w:tblPr>
-      <w:tblGrid>
-        <w:gridCol w:w="4680"/>
-        <w:gridCol w:w="4680"/>
-      </w:tblGrid>
-      <w:tr>
-        <w:tc>
-          <w:tcPr>
-            <w:tcW w:type="dxa" w:w="259"/>
-            <w:shd w:val="clear" w:color="auto" w:fill="C00000"/>
-          </w:tcPr>
-          <w:p>
-            <w:pPr>
-              <w:spacing w:before="80"/>
-            </w:pPr>
-            <w:r>
-              <w:rPr>
-                <w:rFonts w:ascii="Arial" w:hAnsi="Arial"/>
-                <w:b/>
-                <w:color w:val="FFFFFF"/>
-                <w:sz w:val="22"/>
-              </w:rPr>
-              <w:t>?</w:t>
-            </w:r>
-          </w:p>
-        </w:tc>
-        <w:tc>
-          <w:tcPr>
-            <w:tcW w:type="dxa" w:w="9101"/>
-            <w:shd w:val="clear" w:color="auto" w:fill="FFF2F2"/>
-          </w:tcPr>
-          <w:p>
-            <w:pPr>
-              <w:spacing w:before="80" w:after="80"/>
-              <w:ind w:left="115"/>
-            </w:pPr>
-            <w:r>
-              <w:rPr>
-                <w:rFonts w:ascii="Arial" w:hAnsi="Arial"/>
-                <w:b/>
-                <w:color w:val="C00000"/>
-                <w:sz w:val="20"/>
-              </w:rPr>
-              <w:t xml:space="preserve">Challenge: </w:t>
-            </w:r>
-            <w:r>
-              <w:rPr>
-                <w:rFonts w:ascii="Arial" w:hAnsi="Arial"/>
-                <w:color w:val="1F1F1F"/>
-                <w:sz w:val="20"/>
-              </w:rPr>
-              <w:t>We designed the portal based on what we think these roles ask. We have not done a single user interview with a real customer sponsor or process owner. The portal experience should be validated with at least one customer before Phase 2 is locked. Is there a willing customer we can show wireframes to before we build?</w:t>
-            </w:r>
-          </w:p>
-        </w:tc>
-      </w:tr>
-    </w:tbl>
     <w:p>
       <w:pPr>
-        <w:spacing w:after="60"/>
+        <w:pBdr>
+          <w:top w:val="single" w:sz="4" w:space="4" w:color="14B8A6"/>
+          <w:left w:val="single" w:sz="12" w:space="4" w:color="14B8A6"/>
+          <w:bottom w:val="single" w:sz="4" w:space="4" w:color="14B8A6"/>
+          <w:right w:val="single" w:sz="4" w:space="4" w:color="14B8A6"/>
+        </w:pBdr>
+        <w:shd w:val="clear" w:color="auto" w:fill="F0FAFA"/>
+        <w:spacing w:before="120" w:after="200"/>
       </w:pPr>
-    </w:p>
-    <w:p>
       <w:r>
-        <w:br w:type="page"/>
+        <w:rPr>
+          <w:rFonts w:ascii="Calibri" w:hAnsi="Calibri"/>
+          <w:b/>
+          <w:color w:val="0D9488"/>
+          <w:spacing w:val="30"/>
+          <w:sz w:val="18"/>
+        </w:rPr>
+        <w:t xml:space="preserve">CHALLENGE  </w:t>
+      </w:r>
+      <w:r>
+        <w:rPr>
+          <w:rFonts w:ascii="Calibri" w:hAnsi="Calibri"/>
+          <w:color w:val="1A1A1A"/>
+          <w:sz w:val="20"/>
+        </w:rPr>
+        <w:t>We designed the portal based on what we think these roles ask. We have not done a single user interview with a real customer sponsor or process owner. The portal experience should be validated with at least one customer before Phase 2 is locked. Is there a willing customer we can show wireframes to before we build?</w:t>
       </w:r>
     </w:p>
     <w:p>
       <w:pPr>
-        <w:spacing w:before="320" w:after="100"/>
-        <w:pBdr>
-          <w:bottom w:val="single" w:sz="6" w:space="1" w:color="1B3A6B"/>
-        </w:pBdr>
+        <w:pStyle w:val="Heading1"/>
       </w:pPr>
       <w:r>
-        <w:rPr>
-          <w:rFonts w:ascii="Arial" w:hAnsi="Arial"/>
-          <w:b/>
-          <w:color w:val="1B3A6B"/>
-          <w:sz w:val="26"/>
-        </w:rPr>
-        <w:t>7. BUILD VS. BUY — DID WE ASK THE RIGHT QUESTION?</w:t>
+        <w:t>7.  Build vs. Buy — Did We Ask the Right Question?</w:t>
       </w:r>
     </w:p>
     <w:p>
       <w:pPr>
-        <w:spacing w:before="0" w:after="140"/>
-        <w:jc w:val="left"/>
+        <w:spacing w:after="160" w:before="0"/>
       </w:pPr>
       <w:r>
         <w:rPr>
-          <w:rFonts w:ascii="Arial" w:hAnsi="Arial"/>
-          <w:b w:val="0"/>
-          <w:i w:val="0"/>
-          <w:color w:val="1F1F1F"/>
-          <w:sz w:val="21"/>
+          <w:rFonts w:ascii="Calibri" w:hAnsi="Calibri"/>
+          <w:color w:val="1A1A1A"/>
+          <w:sz w:val="22"/>
         </w:rPr>
         <w:t>At no point in this process did we formally evaluate whether an existing product already solves this problem. Before committing to build, Shawn should pressure-test the following alternatives:</w:t>
       </w:r>
@@ -2260,16 +2232,8 @@
     <w:tbl>
       <w:tblPr>
         <w:tblW w:type="auto" w:w="0"/>
+        <w:jc w:val="left"/>
         <w:tblLook w:firstColumn="1" w:firstRow="1" w:lastColumn="0" w:lastRow="0" w:noHBand="0" w:noVBand="1" w:val="04A0"/>
-        <w:jc w:val="left"/>
-        <w:tblBorders>
-          <w:top w:val="none" w:sz="0" w:space="0" w:color="auto"/>
-          <w:left w:val="none" w:sz="0" w:space="0" w:color="auto"/>
-          <w:bottom w:val="none" w:sz="0" w:space="0" w:color="auto"/>
-          <w:right w:val="none" w:sz="0" w:space="0" w:color="auto"/>
-          <w:insideH w:val="none" w:sz="0" w:space="0" w:color="auto"/>
-          <w:insideV w:val="none" w:sz="0" w:space="0" w:color="auto"/>
-        </w:tblBorders>
       </w:tblPr>
       <w:tblGrid>
         <w:gridCol w:w="3120"/>
@@ -2277,22 +2241,37 @@
         <w:gridCol w:w="3120"/>
       </w:tblGrid>
       <w:tr>
+        <w:trPr>
+          <w:tblHeader/>
+        </w:trPr>
         <w:tc>
           <w:tcPr>
-            <w:tcW w:type="dxa" w:w="2448"/>
-            <w:shd w:val="clear" w:color="auto" w:fill="1B3A6B"/>
+            <w:tcW w:type="dxa" w:w="3312"/>
+            <w:tcBorders>
+              <w:top w:val="single" w:sz="4" w:color="E2E8F0"/>
+              <w:left w:val="single" w:sz="4" w:color="E2E8F0"/>
+              <w:bottom w:val="single" w:sz="4" w:color="E2E8F0"/>
+              <w:right w:val="single" w:sz="4" w:color="E2E8F0"/>
+            </w:tcBorders>
+            <w:shd w:val="clear" w:color="auto" w:fill="0B1F3A"/>
+            <w:tcMar>
+              <w:top w:type="dxa" w:w="120"/>
+              <w:left w:type="dxa" w:w="160"/>
+              <w:bottom w:type="dxa" w:w="120"/>
+              <w:right w:type="dxa" w:w="160"/>
+            </w:tcMar>
+            <w:vAlign w:val="center"/>
           </w:tcPr>
           <w:p>
             <w:pPr>
-              <w:spacing w:before="80" w:after="80"/>
-              <w:ind w:left="72"/>
+              <w:spacing w:before="40" w:after="40"/>
             </w:pPr>
             <w:r>
               <w:rPr>
-                <w:rFonts w:ascii="Arial" w:hAnsi="Arial"/>
+                <w:rFonts w:ascii="Calibri" w:hAnsi="Calibri"/>
                 <w:b/>
                 <w:color w:val="FFFFFF"/>
-                <w:sz w:val="20"/>
+                <w:sz w:val="22"/>
               </w:rPr>
               <w:t>Alternative</w:t>
             </w:r>
@@ -2300,20 +2279,32 @@
         </w:tc>
         <w:tc>
           <w:tcPr>
-            <w:tcW w:type="dxa" w:w="3312"/>
-            <w:shd w:val="clear" w:color="auto" w:fill="1B3A6B"/>
+            <w:tcW w:type="dxa" w:w="4032"/>
+            <w:tcBorders>
+              <w:top w:val="single" w:sz="4" w:color="E2E8F0"/>
+              <w:left w:val="single" w:sz="4" w:color="E2E8F0"/>
+              <w:bottom w:val="single" w:sz="4" w:color="E2E8F0"/>
+              <w:right w:val="single" w:sz="4" w:color="E2E8F0"/>
+            </w:tcBorders>
+            <w:shd w:val="clear" w:color="auto" w:fill="0B1F3A"/>
+            <w:tcMar>
+              <w:top w:type="dxa" w:w="120"/>
+              <w:left w:type="dxa" w:w="160"/>
+              <w:bottom w:type="dxa" w:w="120"/>
+              <w:right w:type="dxa" w:w="160"/>
+            </w:tcMar>
+            <w:vAlign w:val="center"/>
           </w:tcPr>
           <w:p>
             <w:pPr>
-              <w:spacing w:before="80" w:after="80"/>
-              <w:ind w:left="72"/>
+              <w:spacing w:before="40" w:after="40"/>
             </w:pPr>
             <w:r>
               <w:rPr>
-                <w:rFonts w:ascii="Arial" w:hAnsi="Arial"/>
+                <w:rFonts w:ascii="Calibri" w:hAnsi="Calibri"/>
                 <w:b/>
                 <w:color w:val="FFFFFF"/>
-                <w:sz w:val="20"/>
+                <w:sz w:val="22"/>
               </w:rPr>
               <w:t>What It Offers</w:t>
             </w:r>
@@ -2321,20 +2312,32 @@
         </w:tc>
         <w:tc>
           <w:tcPr>
-            <w:tcW w:type="dxa" w:w="3600"/>
-            <w:shd w:val="clear" w:color="auto" w:fill="1B3A6B"/>
+            <w:tcW w:type="dxa" w:w="6134"/>
+            <w:tcBorders>
+              <w:top w:val="single" w:sz="4" w:color="E2E8F0"/>
+              <w:left w:val="single" w:sz="4" w:color="E2E8F0"/>
+              <w:bottom w:val="single" w:sz="4" w:color="E2E8F0"/>
+              <w:right w:val="single" w:sz="4" w:color="E2E8F0"/>
+            </w:tcBorders>
+            <w:shd w:val="clear" w:color="auto" w:fill="0B1F3A"/>
+            <w:tcMar>
+              <w:top w:type="dxa" w:w="120"/>
+              <w:left w:type="dxa" w:w="160"/>
+              <w:bottom w:type="dxa" w:w="120"/>
+              <w:right w:type="dxa" w:w="160"/>
+            </w:tcMar>
+            <w:vAlign w:val="center"/>
           </w:tcPr>
           <w:p>
             <w:pPr>
-              <w:spacing w:before="80" w:after="80"/>
-              <w:ind w:left="72"/>
+              <w:spacing w:before="40" w:after="40"/>
             </w:pPr>
             <w:r>
               <w:rPr>
-                <w:rFonts w:ascii="Arial" w:hAnsi="Arial"/>
+                <w:rFonts w:ascii="Calibri" w:hAnsi="Calibri"/>
                 <w:b/>
                 <w:color w:val="FFFFFF"/>
-                <w:sz w:val="20"/>
+                <w:sz w:val="22"/>
               </w:rPr>
               <w:t>Why We Likely Still Build</w:t>
             </w:r>
@@ -2344,19 +2347,30 @@
       <w:tr>
         <w:tc>
           <w:tcPr>
-            <w:tcW w:type="dxa" w:w="2448"/>
-            <w:shd w:val="clear" w:color="auto" w:fill="F2F2F2"/>
+            <w:tcW w:type="dxa" w:w="3312"/>
+            <w:tcBorders>
+              <w:top w:val="single" w:sz="4" w:color="E2E8F0"/>
+              <w:left w:val="single" w:sz="4" w:color="E2E8F0"/>
+              <w:bottom w:val="single" w:sz="4" w:color="E2E8F0"/>
+              <w:right w:val="single" w:sz="4" w:color="E2E8F0"/>
+            </w:tcBorders>
+            <w:shd w:val="clear" w:color="auto" w:fill="F8FAFC"/>
+            <w:tcMar>
+              <w:top w:type="dxa" w:w="100"/>
+              <w:left w:type="dxa" w:w="160"/>
+              <w:bottom w:type="dxa" w:w="100"/>
+              <w:right w:type="dxa" w:w="160"/>
+            </w:tcMar>
+            <w:vAlign w:val="top"/>
           </w:tcPr>
           <w:p>
             <w:pPr>
-              <w:spacing w:before="60" w:after="60"/>
-              <w:ind w:left="72"/>
+              <w:spacing w:before="40" w:after="40"/>
             </w:pPr>
             <w:r>
               <w:rPr>
-                <w:rFonts w:ascii="Arial" w:hAnsi="Arial"/>
-                <w:color w:val="1F1F1F"/>
-                <w:sz w:val="19"/>
+                <w:rFonts w:ascii="Calibri" w:hAnsi="Calibri"/>
+                <w:sz w:val="20"/>
               </w:rPr>
               <w:t>ServiceNow Now Assist / GenAI Studio</w:t>
             </w:r>
@@ -2364,19 +2378,30 @@
         </w:tc>
         <w:tc>
           <w:tcPr>
-            <w:tcW w:type="dxa" w:w="3312"/>
-            <w:shd w:val="clear" w:color="auto" w:fill="F2F2F2"/>
+            <w:tcW w:type="dxa" w:w="4032"/>
+            <w:tcBorders>
+              <w:top w:val="single" w:sz="4" w:color="E2E8F0"/>
+              <w:left w:val="single" w:sz="4" w:color="E2E8F0"/>
+              <w:bottom w:val="single" w:sz="4" w:color="E2E8F0"/>
+              <w:right w:val="single" w:sz="4" w:color="E2E8F0"/>
+            </w:tcBorders>
+            <w:shd w:val="clear" w:color="auto" w:fill="F8FAFC"/>
+            <w:tcMar>
+              <w:top w:type="dxa" w:w="100"/>
+              <w:left w:type="dxa" w:w="160"/>
+              <w:bottom w:type="dxa" w:w="100"/>
+              <w:right w:type="dxa" w:w="160"/>
+            </w:tcMar>
+            <w:vAlign w:val="top"/>
           </w:tcPr>
           <w:p>
             <w:pPr>
-              <w:spacing w:before="60" w:after="60"/>
-              <w:ind w:left="72"/>
+              <w:spacing w:before="40" w:after="40"/>
             </w:pPr>
             <w:r>
               <w:rPr>
-                <w:rFonts w:ascii="Arial" w:hAnsi="Arial"/>
-                <w:color w:val="1F1F1F"/>
-                <w:sz w:val="19"/>
+                <w:rFonts w:ascii="Calibri" w:hAnsi="Calibri"/>
+                <w:sz w:val="20"/>
               </w:rPr>
               <w:t>Guided delivery content via AI; some health monitoring in ITSM Pro</w:t>
             </w:r>
@@ -2384,19 +2409,30 @@
         </w:tc>
         <w:tc>
           <w:tcPr>
-            <w:tcW w:type="dxa" w:w="3600"/>
-            <w:shd w:val="clear" w:color="auto" w:fill="F2F2F2"/>
+            <w:tcW w:type="dxa" w:w="6134"/>
+            <w:tcBorders>
+              <w:top w:val="single" w:sz="4" w:color="E2E8F0"/>
+              <w:left w:val="single" w:sz="4" w:color="E2E8F0"/>
+              <w:bottom w:val="single" w:sz="4" w:color="E2E8F0"/>
+              <w:right w:val="single" w:sz="4" w:color="E2E8F0"/>
+            </w:tcBorders>
+            <w:shd w:val="clear" w:color="auto" w:fill="F8FAFC"/>
+            <w:tcMar>
+              <w:top w:type="dxa" w:w="100"/>
+              <w:left w:type="dxa" w:w="160"/>
+              <w:bottom w:type="dxa" w:w="100"/>
+              <w:right w:type="dxa" w:w="160"/>
+            </w:tcMar>
+            <w:vAlign w:val="top"/>
           </w:tcPr>
           <w:p>
             <w:pPr>
-              <w:spacing w:before="60" w:after="60"/>
-              <w:ind w:left="72"/>
+              <w:spacing w:before="40" w:after="40"/>
             </w:pPr>
             <w:r>
               <w:rPr>
-                <w:rFonts w:ascii="Arial" w:hAnsi="Arial"/>
-                <w:color w:val="1F1F1F"/>
-                <w:sz w:val="19"/>
+                <w:rFonts w:ascii="Calibri" w:hAnsi="Calibri"/>
+                <w:sz w:val="20"/>
               </w:rPr>
               <w:t>Not a delivery management platform — no engagement lifecycle, gates, or customer transparency layer</w:t>
             </w:r>
@@ -2406,19 +2442,29 @@
       <w:tr>
         <w:tc>
           <w:tcPr>
-            <w:tcW w:type="dxa" w:w="2448"/>
-            <w:shd w:val="clear" w:color="auto" w:fill="FFFFFF"/>
+            <w:tcW w:type="dxa" w:w="3312"/>
+            <w:tcBorders>
+              <w:top w:val="single" w:sz="4" w:color="E2E8F0"/>
+              <w:left w:val="single" w:sz="4" w:color="E2E8F0"/>
+              <w:bottom w:val="single" w:sz="4" w:color="E2E8F0"/>
+              <w:right w:val="single" w:sz="4" w:color="E2E8F0"/>
+            </w:tcBorders>
+            <w:tcMar>
+              <w:top w:type="dxa" w:w="100"/>
+              <w:left w:type="dxa" w:w="160"/>
+              <w:bottom w:type="dxa" w:w="100"/>
+              <w:right w:type="dxa" w:w="160"/>
+            </w:tcMar>
+            <w:vAlign w:val="top"/>
           </w:tcPr>
           <w:p>
             <w:pPr>
-              <w:spacing w:before="60" w:after="60"/>
-              <w:ind w:left="72"/>
+              <w:spacing w:before="40" w:after="40"/>
             </w:pPr>
             <w:r>
               <w:rPr>
-                <w:rFonts w:ascii="Arial" w:hAnsi="Arial"/>
-                <w:color w:val="1F1F1F"/>
-                <w:sz w:val="19"/>
+                <w:rFonts w:ascii="Calibri" w:hAnsi="Calibri"/>
+                <w:sz w:val="20"/>
               </w:rPr>
               <w:t>Existing SNow ISV apps on the Store</w:t>
             </w:r>
@@ -2426,19 +2472,29 @@
         </w:tc>
         <w:tc>
           <w:tcPr>
-            <w:tcW w:type="dxa" w:w="3312"/>
-            <w:shd w:val="clear" w:color="auto" w:fill="FFFFFF"/>
+            <w:tcW w:type="dxa" w:w="4032"/>
+            <w:tcBorders>
+              <w:top w:val="single" w:sz="4" w:color="E2E8F0"/>
+              <w:left w:val="single" w:sz="4" w:color="E2E8F0"/>
+              <w:bottom w:val="single" w:sz="4" w:color="E2E8F0"/>
+              <w:right w:val="single" w:sz="4" w:color="E2E8F0"/>
+            </w:tcBorders>
+            <w:tcMar>
+              <w:top w:type="dxa" w:w="100"/>
+              <w:left w:type="dxa" w:w="160"/>
+              <w:bottom w:type="dxa" w:w="100"/>
+              <w:right w:type="dxa" w:w="160"/>
+            </w:tcMar>
+            <w:vAlign w:val="top"/>
           </w:tcPr>
           <w:p>
             <w:pPr>
-              <w:spacing w:before="60" w:after="60"/>
-              <w:ind w:left="72"/>
+              <w:spacing w:before="40" w:after="40"/>
             </w:pPr>
             <w:r>
               <w:rPr>
-                <w:rFonts w:ascii="Arial" w:hAnsi="Arial"/>
-                <w:color w:val="1F1F1F"/>
-                <w:sz w:val="19"/>
+                <w:rFonts w:ascii="Calibri" w:hAnsi="Calibri"/>
+                <w:sz w:val="20"/>
               </w:rPr>
               <w:t>Several project delivery tracker apps exist</w:t>
             </w:r>
@@ -2446,19 +2502,29 @@
         </w:tc>
         <w:tc>
           <w:tcPr>
-            <w:tcW w:type="dxa" w:w="3600"/>
-            <w:shd w:val="clear" w:color="auto" w:fill="FFFFFF"/>
+            <w:tcW w:type="dxa" w:w="6134"/>
+            <w:tcBorders>
+              <w:top w:val="single" w:sz="4" w:color="E2E8F0"/>
+              <w:left w:val="single" w:sz="4" w:color="E2E8F0"/>
+              <w:bottom w:val="single" w:sz="4" w:color="E2E8F0"/>
+              <w:right w:val="single" w:sz="4" w:color="E2E8F0"/>
+            </w:tcBorders>
+            <w:tcMar>
+              <w:top w:type="dxa" w:w="100"/>
+              <w:left w:type="dxa" w:w="160"/>
+              <w:bottom w:type="dxa" w:w="100"/>
+              <w:right w:type="dxa" w:w="160"/>
+            </w:tcMar>
+            <w:vAlign w:val="top"/>
           </w:tcPr>
           <w:p>
             <w:pPr>
-              <w:spacing w:before="60" w:after="60"/>
-              <w:ind w:left="72"/>
+              <w:spacing w:before="40" w:after="40"/>
             </w:pPr>
             <w:r>
               <w:rPr>
-                <w:rFonts w:ascii="Arial" w:hAnsi="Arial"/>
-                <w:color w:val="1F1F1F"/>
-                <w:sz w:val="19"/>
+                <w:rFonts w:ascii="Calibri" w:hAnsi="Calibri"/>
+                <w:sz w:val="20"/>
               </w:rPr>
               <w:t>None are specific to ECS OOTB methodology delivery; generic PM apps miss the consultant/customer role split and methodology content integration</w:t>
             </w:r>
@@ -2468,19 +2534,30 @@
       <w:tr>
         <w:tc>
           <w:tcPr>
-            <w:tcW w:type="dxa" w:w="2448"/>
-            <w:shd w:val="clear" w:color="auto" w:fill="F2F2F2"/>
+            <w:tcW w:type="dxa" w:w="3312"/>
+            <w:tcBorders>
+              <w:top w:val="single" w:sz="4" w:color="E2E8F0"/>
+              <w:left w:val="single" w:sz="4" w:color="E2E8F0"/>
+              <w:bottom w:val="single" w:sz="4" w:color="E2E8F0"/>
+              <w:right w:val="single" w:sz="4" w:color="E2E8F0"/>
+            </w:tcBorders>
+            <w:shd w:val="clear" w:color="auto" w:fill="F8FAFC"/>
+            <w:tcMar>
+              <w:top w:type="dxa" w:w="100"/>
+              <w:left w:type="dxa" w:w="160"/>
+              <w:bottom w:type="dxa" w:w="100"/>
+              <w:right w:type="dxa" w:w="160"/>
+            </w:tcMar>
+            <w:vAlign w:val="top"/>
           </w:tcPr>
           <w:p>
             <w:pPr>
-              <w:spacing w:before="60" w:after="60"/>
-              <w:ind w:left="72"/>
+              <w:spacing w:before="40" w:after="40"/>
             </w:pPr>
             <w:r>
               <w:rPr>
-                <w:rFonts w:ascii="Arial" w:hAnsi="Arial"/>
-                <w:color w:val="1F1F1F"/>
-                <w:sz w:val="19"/>
+                <w:rFonts w:ascii="Calibri" w:hAnsi="Calibri"/>
+                <w:sz w:val="20"/>
               </w:rPr>
               <w:t>SimpleNow, Fruition, Rego partners</w:t>
             </w:r>
@@ -2488,19 +2565,30 @@
         </w:tc>
         <w:tc>
           <w:tcPr>
-            <w:tcW w:type="dxa" w:w="3312"/>
-            <w:shd w:val="clear" w:color="auto" w:fill="F2F2F2"/>
+            <w:tcW w:type="dxa" w:w="4032"/>
+            <w:tcBorders>
+              <w:top w:val="single" w:sz="4" w:color="E2E8F0"/>
+              <w:left w:val="single" w:sz="4" w:color="E2E8F0"/>
+              <w:bottom w:val="single" w:sz="4" w:color="E2E8F0"/>
+              <w:right w:val="single" w:sz="4" w:color="E2E8F0"/>
+            </w:tcBorders>
+            <w:shd w:val="clear" w:color="auto" w:fill="F8FAFC"/>
+            <w:tcMar>
+              <w:top w:type="dxa" w:w="100"/>
+              <w:left w:type="dxa" w:w="160"/>
+              <w:bottom w:type="dxa" w:w="100"/>
+              <w:right w:type="dxa" w:w="160"/>
+            </w:tcMar>
+            <w:vAlign w:val="top"/>
           </w:tcPr>
           <w:p>
             <w:pPr>
-              <w:spacing w:before="60" w:after="60"/>
-              <w:ind w:left="72"/>
+              <w:spacing w:before="40" w:after="40"/>
             </w:pPr>
             <w:r>
               <w:rPr>
-                <w:rFonts w:ascii="Arial" w:hAnsi="Arial"/>
-                <w:color w:val="1F1F1F"/>
-                <w:sz w:val="19"/>
+                <w:rFonts w:ascii="Calibri" w:hAnsi="Calibri"/>
+                <w:sz w:val="20"/>
               </w:rPr>
               <w:t>Partner-built SNow delivery accelerators</w:t>
             </w:r>
@@ -2508,19 +2596,30 @@
         </w:tc>
         <w:tc>
           <w:tcPr>
-            <w:tcW w:type="dxa" w:w="3600"/>
-            <w:shd w:val="clear" w:color="auto" w:fill="F2F2F2"/>
+            <w:tcW w:type="dxa" w:w="6134"/>
+            <w:tcBorders>
+              <w:top w:val="single" w:sz="4" w:color="E2E8F0"/>
+              <w:left w:val="single" w:sz="4" w:color="E2E8F0"/>
+              <w:bottom w:val="single" w:sz="4" w:color="E2E8F0"/>
+              <w:right w:val="single" w:sz="4" w:color="E2E8F0"/>
+            </w:tcBorders>
+            <w:shd w:val="clear" w:color="auto" w:fill="F8FAFC"/>
+            <w:tcMar>
+              <w:top w:type="dxa" w:w="100"/>
+              <w:left w:type="dxa" w:w="160"/>
+              <w:bottom w:type="dxa" w:w="100"/>
+              <w:right w:type="dxa" w:w="160"/>
+            </w:tcMar>
+            <w:vAlign w:val="top"/>
           </w:tcPr>
           <w:p>
             <w:pPr>
-              <w:spacing w:before="60" w:after="60"/>
-              <w:ind w:left="72"/>
+              <w:spacing w:before="40" w:after="40"/>
             </w:pPr>
             <w:r>
               <w:rPr>
-                <w:rFonts w:ascii="Arial" w:hAnsi="Arial"/>
-                <w:color w:val="1F1F1F"/>
-                <w:sz w:val="19"/>
+                <w:rFonts w:ascii="Calibri" w:hAnsi="Calibri"/>
+                <w:sz w:val="20"/>
               </w:rPr>
               <w:t>Would need significant customization to match ECS methodology specificity; we would lose IP ownership and the commercial upside</w:t>
             </w:r>
@@ -2530,19 +2629,29 @@
       <w:tr>
         <w:tc>
           <w:tcPr>
-            <w:tcW w:type="dxa" w:w="2448"/>
-            <w:shd w:val="clear" w:color="auto" w:fill="FFFFFF"/>
+            <w:tcW w:type="dxa" w:w="3312"/>
+            <w:tcBorders>
+              <w:top w:val="single" w:sz="4" w:color="E2E8F0"/>
+              <w:left w:val="single" w:sz="4" w:color="E2E8F0"/>
+              <w:bottom w:val="single" w:sz="4" w:color="E2E8F0"/>
+              <w:right w:val="single" w:sz="4" w:color="E2E8F0"/>
+            </w:tcBorders>
+            <w:tcMar>
+              <w:top w:type="dxa" w:w="100"/>
+              <w:left w:type="dxa" w:w="160"/>
+              <w:bottom w:type="dxa" w:w="100"/>
+              <w:right w:type="dxa" w:w="160"/>
+            </w:tcMar>
+            <w:vAlign w:val="top"/>
           </w:tcPr>
           <w:p>
             <w:pPr>
-              <w:spacing w:before="60" w:after="60"/>
-              <w:ind w:left="72"/>
+              <w:spacing w:before="40" w:after="40"/>
             </w:pPr>
             <w:r>
               <w:rPr>
-                <w:rFonts w:ascii="Arial" w:hAnsi="Arial"/>
-                <w:color w:val="1F1F1F"/>
-                <w:sz w:val="19"/>
+                <w:rFonts w:ascii="Calibri" w:hAnsi="Calibri"/>
+                <w:sz w:val="20"/>
               </w:rPr>
               <w:t>Asana / Monday.com with SNow integration</w:t>
             </w:r>
@@ -2550,19 +2659,29 @@
         </w:tc>
         <w:tc>
           <w:tcPr>
-            <w:tcW w:type="dxa" w:w="3312"/>
-            <w:shd w:val="clear" w:color="auto" w:fill="FFFFFF"/>
+            <w:tcW w:type="dxa" w:w="4032"/>
+            <w:tcBorders>
+              <w:top w:val="single" w:sz="4" w:color="E2E8F0"/>
+              <w:left w:val="single" w:sz="4" w:color="E2E8F0"/>
+              <w:bottom w:val="single" w:sz="4" w:color="E2E8F0"/>
+              <w:right w:val="single" w:sz="4" w:color="E2E8F0"/>
+            </w:tcBorders>
+            <w:tcMar>
+              <w:top w:type="dxa" w:w="100"/>
+              <w:left w:type="dxa" w:w="160"/>
+              <w:bottom w:type="dxa" w:w="100"/>
+              <w:right w:type="dxa" w:w="160"/>
+            </w:tcMar>
+            <w:vAlign w:val="top"/>
           </w:tcPr>
           <w:p>
             <w:pPr>
-              <w:spacing w:before="60" w:after="60"/>
-              <w:ind w:left="72"/>
+              <w:spacing w:before="40" w:after="40"/>
             </w:pPr>
             <w:r>
               <w:rPr>
-                <w:rFonts w:ascii="Arial" w:hAnsi="Arial"/>
-                <w:color w:val="1F1F1F"/>
-                <w:sz w:val="19"/>
+                <w:rFonts w:ascii="Calibri" w:hAnsi="Calibri"/>
+                <w:sz w:val="20"/>
               </w:rPr>
               <w:t>Modern PM tools with good portal UX</w:t>
             </w:r>
@@ -2570,19 +2689,29 @@
         </w:tc>
         <w:tc>
           <w:tcPr>
-            <w:tcW w:type="dxa" w:w="3600"/>
-            <w:shd w:val="clear" w:color="auto" w:fill="FFFFFF"/>
+            <w:tcW w:type="dxa" w:w="6134"/>
+            <w:tcBorders>
+              <w:top w:val="single" w:sz="4" w:color="E2E8F0"/>
+              <w:left w:val="single" w:sz="4" w:color="E2E8F0"/>
+              <w:bottom w:val="single" w:sz="4" w:color="E2E8F0"/>
+              <w:right w:val="single" w:sz="4" w:color="E2E8F0"/>
+            </w:tcBorders>
+            <w:tcMar>
+              <w:top w:type="dxa" w:w="100"/>
+              <w:left w:type="dxa" w:w="160"/>
+              <w:bottom w:type="dxa" w:w="100"/>
+              <w:right w:type="dxa" w:w="160"/>
+            </w:tcMar>
+            <w:vAlign w:val="top"/>
           </w:tcPr>
           <w:p>
             <w:pPr>
-              <w:spacing w:before="60" w:after="60"/>
-              <w:ind w:left="72"/>
+              <w:spacing w:before="40" w:after="40"/>
             </w:pPr>
             <w:r>
               <w:rPr>
-                <w:rFonts w:ascii="Arial" w:hAnsi="Arial"/>
-                <w:color w:val="1F1F1F"/>
-                <w:sz w:val="19"/>
+                <w:rFonts w:ascii="Calibri" w:hAnsi="Calibri"/>
+                <w:sz w:val="20"/>
               </w:rPr>
               <w:t>Adds a second platform; breaks the OOTB meta-narrative; no VA integration; not billable as a SNow deliverable</w:t>
             </w:r>
@@ -2592,142 +2721,78 @@
     </w:tbl>
     <w:p>
       <w:pPr>
-        <w:spacing w:after="100"/>
-      </w:pPr>
-    </w:p>
-    <w:tbl>
-      <w:tblPr>
-        <w:tblW w:type="auto" w:w="0"/>
-        <w:tblLook w:firstColumn="1" w:firstRow="1" w:lastColumn="0" w:lastRow="0" w:noHBand="0" w:noVBand="1" w:val="04A0"/>
-        <w:jc w:val="left"/>
-        <w:tblBorders>
-          <w:top w:val="none" w:sz="0" w:space="0" w:color="auto"/>
-          <w:left w:val="none" w:sz="0" w:space="0" w:color="auto"/>
-          <w:bottom w:val="none" w:sz="0" w:space="0" w:color="auto"/>
-          <w:right w:val="none" w:sz="0" w:space="0" w:color="auto"/>
-          <w:insideH w:val="none" w:sz="0" w:space="0" w:color="auto"/>
-          <w:insideV w:val="none" w:sz="0" w:space="0" w:color="auto"/>
-        </w:tblBorders>
-      </w:tblPr>
-      <w:tblGrid>
-        <w:gridCol w:w="4680"/>
-        <w:gridCol w:w="4680"/>
-      </w:tblGrid>
-      <w:tr>
-        <w:tc>
-          <w:tcPr>
-            <w:tcW w:type="dxa" w:w="259"/>
-            <w:shd w:val="clear" w:color="auto" w:fill="C00000"/>
-          </w:tcPr>
-          <w:p>
-            <w:pPr>
-              <w:spacing w:before="80"/>
-            </w:pPr>
-            <w:r>
-              <w:rPr>
-                <w:rFonts w:ascii="Arial" w:hAnsi="Arial"/>
-                <w:b/>
-                <w:color w:val="FFFFFF"/>
-                <w:sz w:val="22"/>
-              </w:rPr>
-              <w:t>?</w:t>
-            </w:r>
-          </w:p>
-        </w:tc>
-        <w:tc>
-          <w:tcPr>
-            <w:tcW w:type="dxa" w:w="9101"/>
-            <w:shd w:val="clear" w:color="auto" w:fill="FFF2F2"/>
-          </w:tcPr>
-          <w:p>
-            <w:pPr>
-              <w:spacing w:before="80" w:after="80"/>
-              <w:ind w:left="115"/>
-            </w:pPr>
-            <w:r>
-              <w:rPr>
-                <w:rFonts w:ascii="Arial" w:hAnsi="Arial"/>
-                <w:b/>
-                <w:color w:val="C00000"/>
-                <w:sz w:val="20"/>
-              </w:rPr>
-              <w:t xml:space="preserve">Challenge: </w:t>
-            </w:r>
-            <w:r>
-              <w:rPr>
-                <w:rFonts w:ascii="Arial" w:hAnsi="Arial"/>
-                <w:color w:val="1F1F1F"/>
-                <w:sz w:val="20"/>
-              </w:rPr>
-              <w:t>Has anyone done a thorough ServiceNow Store search for delivery management apps in the last 30 days? The Store catalogue changes frequently. If there is an app at $5K/year that does 70% of what we need, the build math changes completely. Shawn: assign someone to do a proper Store competitive scan before Phase 0 kicks off.</w:t>
-            </w:r>
-          </w:p>
-        </w:tc>
-      </w:tr>
-    </w:tbl>
-    <w:p>
-      <w:pPr>
-        <w:spacing w:after="60"/>
+        <w:spacing w:after="40"/>
       </w:pPr>
     </w:p>
     <w:p>
       <w:pPr>
-        <w:spacing w:before="320" w:after="100"/>
         <w:pBdr>
-          <w:bottom w:val="single" w:sz="6" w:space="1" w:color="1B3A6B"/>
+          <w:top w:val="single" w:sz="4" w:space="4" w:color="14B8A6"/>
+          <w:left w:val="single" w:sz="12" w:space="4" w:color="14B8A6"/>
+          <w:bottom w:val="single" w:sz="4" w:space="4" w:color="14B8A6"/>
+          <w:right w:val="single" w:sz="4" w:space="4" w:color="14B8A6"/>
         </w:pBdr>
+        <w:shd w:val="clear" w:color="auto" w:fill="F0FAFA"/>
+        <w:spacing w:before="120" w:after="200"/>
       </w:pPr>
       <w:r>
         <w:rPr>
-          <w:rFonts w:ascii="Arial" w:hAnsi="Arial"/>
+          <w:rFonts w:ascii="Calibri" w:hAnsi="Calibri"/>
           <w:b/>
-          <w:color w:val="1B3A6B"/>
-          <w:sz w:val="26"/>
+          <w:color w:val="0D9488"/>
+          <w:spacing w:val="30"/>
+          <w:sz w:val="18"/>
         </w:rPr>
-        <w:t>8. BLUEPRINT A VS. BLUEPRINT B — THE META-QUESTION</w:t>
+        <w:t xml:space="preserve">CHALLENGE  </w:t>
+      </w:r>
+      <w:r>
+        <w:rPr>
+          <w:rFonts w:ascii="Calibri" w:hAnsi="Calibri"/>
+          <w:color w:val="1A1A1A"/>
+          <w:sz w:val="20"/>
+        </w:rPr>
+        <w:t>Has anyone done a thorough ServiceNow Store search for delivery management apps in the last 30 days? The Store catalogue changes frequently. If there is an app at $5K/year that does 70% of what we need, the build math changes completely. Shawn: assign someone to do a proper Store competitive scan before Phase 0 kicks off.</w:t>
       </w:r>
     </w:p>
     <w:p>
       <w:pPr>
-        <w:spacing w:before="0" w:after="140"/>
-        <w:jc w:val="left"/>
+        <w:pStyle w:val="Heading1"/>
+      </w:pPr>
+      <w:r>
+        <w:t>8.  Blueprint A vs. Blueprint B — The Meta-Question</w:t>
+      </w:r>
+    </w:p>
+    <w:p>
+      <w:pPr>
+        <w:spacing w:after="160" w:before="0"/>
       </w:pPr>
       <w:r>
         <w:rPr>
-          <w:rFonts w:ascii="Arial" w:hAnsi="Arial"/>
-          <w:b w:val="0"/>
-          <w:i w:val="0"/>
-          <w:color w:val="1F1F1F"/>
-          <w:sz w:val="21"/>
+          <w:rFonts w:ascii="Calibri" w:hAnsi="Calibri"/>
+          <w:color w:val="1A1A1A"/>
+          <w:sz w:val="22"/>
         </w:rPr>
         <w:t>Both blueprints were created because the architecture decision has legitimate trade-offs and the right answer depends on facts we do not yet know. Here is the honest framing of the decision:</w:t>
       </w:r>
     </w:p>
     <w:p>
       <w:pPr>
-        <w:spacing w:before="200" w:after="60"/>
+        <w:pStyle w:val="Heading2"/>
       </w:pPr>
       <w:r>
-        <w:rPr>
-          <w:rFonts w:ascii="Arial" w:hAnsi="Arial"/>
-          <w:b/>
-          <w:color w:val="2E75B6"/>
-          <w:sz w:val="22"/>
-        </w:rPr>
         <w:t>Blueprint A is the right choice if:</w:t>
       </w:r>
     </w:p>
     <w:p>
       <w:pPr>
         <w:pStyle w:val="ListBullet"/>
-        <w:spacing w:after="60"/>
+        <w:spacing w:after="40"/>
         <w:ind w:left="360"/>
       </w:pPr>
       <w:r>
         <w:rPr>
-          <w:rFonts w:ascii="Arial" w:hAnsi="Arial"/>
-          <w:color w:val="1F1F1F"/>
-          <w:sz w:val="21"/>
+          <w:rFonts w:ascii="Calibri" w:hAnsi="Calibri"/>
+          <w:sz w:val="22"/>
         </w:rPr>
         <w:t>We are committed to the ServiceNow Store as a revenue channel and willing to invest in ISV program enrollment now.</w:t>
       </w:r>
@@ -2735,14 +2800,13 @@
     <w:p>
       <w:pPr>
         <w:pStyle w:val="ListBullet"/>
-        <w:spacing w:after="60"/>
+        <w:spacing w:after="40"/>
         <w:ind w:left="360"/>
       </w:pPr>
       <w:r>
         <w:rPr>
-          <w:rFonts w:ascii="Arial" w:hAnsi="Arial"/>
-          <w:color w:val="1F1F1F"/>
-          <w:sz w:val="21"/>
+          <w:rFonts w:ascii="Calibri" w:hAnsi="Calibri"/>
+          <w:sz w:val="22"/>
         </w:rPr>
         <w:t>We have a dedicated developer available for 16 weeks who will not be pulled onto billable delivery.</w:t>
       </w:r>
@@ -2750,14 +2814,13 @@
     <w:p>
       <w:pPr>
         <w:pStyle w:val="ListBullet"/>
-        <w:spacing w:after="60"/>
+        <w:spacing w:after="40"/>
         <w:ind w:left="360"/>
       </w:pPr>
       <w:r>
         <w:rPr>
-          <w:rFonts w:ascii="Arial" w:hAnsi="Arial"/>
-          <w:color w:val="1F1F1F"/>
-          <w:sz w:val="21"/>
+          <w:rFonts w:ascii="Calibri" w:hAnsi="Calibri"/>
+          <w:sz w:val="22"/>
         </w:rPr>
         <w:t>The App Engine SKU conversation is manageable — either our target customers already have it or it becomes part of the ECS engagement scope.</w:t>
       </w:r>
@@ -2765,43 +2828,35 @@
     <w:p>
       <w:pPr>
         <w:pStyle w:val="ListBullet"/>
-        <w:spacing w:after="60"/>
+        <w:spacing w:after="40"/>
         <w:ind w:left="360"/>
       </w:pPr>
       <w:r>
         <w:rPr>
-          <w:rFonts w:ascii="Arial" w:hAnsi="Arial"/>
-          <w:color w:val="1F1F1F"/>
-          <w:sz w:val="21"/>
+          <w:rFonts w:ascii="Calibri" w:hAnsi="Calibri"/>
+          <w:sz w:val="22"/>
         </w:rPr>
         <w:t>We want a clean commercial product that can be sold, licensed, and supported independent of a consulting engagement.</w:t>
       </w:r>
     </w:p>
     <w:p>
       <w:pPr>
-        <w:spacing w:before="200" w:after="60"/>
+        <w:pStyle w:val="Heading2"/>
       </w:pPr>
       <w:r>
-        <w:rPr>
-          <w:rFonts w:ascii="Arial" w:hAnsi="Arial"/>
-          <w:b/>
-          <w:color w:val="2E75B6"/>
-          <w:sz w:val="22"/>
-        </w:rPr>
         <w:t>Blueprint B is the right choice if:</w:t>
       </w:r>
     </w:p>
     <w:p>
       <w:pPr>
         <w:pStyle w:val="ListBullet"/>
-        <w:spacing w:after="60"/>
+        <w:spacing w:after="40"/>
         <w:ind w:left="360"/>
       </w:pPr>
       <w:r>
         <w:rPr>
-          <w:rFonts w:ascii="Arial" w:hAnsi="Arial"/>
-          <w:color w:val="1F1F1F"/>
-          <w:sz w:val="21"/>
+          <w:rFonts w:ascii="Calibri" w:hAnsi="Calibri"/>
+          <w:sz w:val="22"/>
         </w:rPr>
         <w:t>We want a working platform in the hands of consultants and customers by September 2026 rather than October–November.</w:t>
       </w:r>
@@ -2809,14 +2864,13 @@
     <w:p>
       <w:pPr>
         <w:pStyle w:val="ListBullet"/>
-        <w:spacing w:after="60"/>
+        <w:spacing w:after="40"/>
         <w:ind w:left="360"/>
       </w:pPr>
       <w:r>
         <w:rPr>
-          <w:rFonts w:ascii="Arial" w:hAnsi="Arial"/>
-          <w:color w:val="1F1F1F"/>
-          <w:sz w:val="21"/>
+          <w:rFonts w:ascii="Calibri" w:hAnsi="Calibri"/>
+          <w:sz w:val="22"/>
         </w:rPr>
         <w:t>Our immediate goal is proving the concept and replacing the spreadsheets, not building a commercial product.</w:t>
       </w:r>
@@ -2824,14 +2878,13 @@
     <w:p>
       <w:pPr>
         <w:pStyle w:val="ListBullet"/>
-        <w:spacing w:after="60"/>
+        <w:spacing w:after="40"/>
         <w:ind w:left="360"/>
       </w:pPr>
       <w:r>
         <w:rPr>
-          <w:rFonts w:ascii="Arial" w:hAnsi="Arial"/>
-          <w:color w:val="1F1F1F"/>
-          <w:sz w:val="21"/>
+          <w:rFonts w:ascii="Calibri" w:hAnsi="Calibri"/>
+          <w:sz w:val="22"/>
         </w:rPr>
         <w:t>Dedicated Studio app developer availability is uncertain or App Engine SKU availability is uncertain.</w:t>
       </w:r>
@@ -2839,186 +2892,85 @@
     <w:p>
       <w:pPr>
         <w:pStyle w:val="ListBullet"/>
-        <w:spacing w:after="60"/>
+        <w:spacing w:after="40"/>
         <w:ind w:left="360"/>
       </w:pPr>
       <w:r>
         <w:rPr>
-          <w:rFonts w:ascii="Arial" w:hAnsi="Arial"/>
-          <w:color w:val="1F1F1F"/>
-          <w:sz w:val="21"/>
+          <w:rFonts w:ascii="Calibri" w:hAnsi="Calibri"/>
+          <w:sz w:val="22"/>
         </w:rPr>
         <w:t>We are willing to treat Blueprint B as a paid proof-of-concept and accept that some rework may follow if we scale to Blueprint A.</w:t>
       </w:r>
     </w:p>
-    <w:tbl>
-      <w:tblPr>
-        <w:tblW w:type="auto" w:w="0"/>
-        <w:tblLook w:firstColumn="1" w:firstRow="1" w:lastColumn="0" w:lastRow="0" w:noHBand="0" w:noVBand="1" w:val="04A0"/>
-        <w:jc w:val="left"/>
-        <w:tblBorders>
-          <w:top w:val="none" w:sz="0" w:space="0" w:color="auto"/>
-          <w:left w:val="none" w:sz="0" w:space="0" w:color="auto"/>
-          <w:bottom w:val="none" w:sz="0" w:space="0" w:color="auto"/>
-          <w:right w:val="none" w:sz="0" w:space="0" w:color="auto"/>
-          <w:insideH w:val="none" w:sz="0" w:space="0" w:color="auto"/>
-          <w:insideV w:val="none" w:sz="0" w:space="0" w:color="auto"/>
-        </w:tblBorders>
-      </w:tblPr>
-      <w:tblGrid>
-        <w:gridCol w:w="9360"/>
-      </w:tblGrid>
-      <w:tr>
-        <w:tc>
-          <w:tcPr>
-            <w:tcW w:type="dxa" w:w="9360"/>
-            <w:shd w:val="clear" w:color="auto" w:fill="EBF3FB"/>
-          </w:tcPr>
-          <w:p>
-            <w:pPr>
-              <w:spacing w:before="100" w:after="40"/>
-              <w:ind w:left="144"/>
-            </w:pPr>
-            <w:r>
-              <w:rPr>
-                <w:rFonts w:ascii="Arial" w:hAnsi="Arial"/>
-                <w:b/>
-                <w:color w:val="1B3A6B"/>
-                <w:sz w:val="20"/>
-              </w:rPr>
-              <w:t xml:space="preserve">The honest answer:  </w:t>
-            </w:r>
-            <w:r>
-              <w:rPr>
-                <w:rFonts w:ascii="Arial" w:hAnsi="Arial"/>
-                <w:color w:val="1F1F1F"/>
-                <w:sz w:val="20"/>
-              </w:rPr>
-              <w:t>Blueprint A is the better architecture. Blueprint B is the better first step. The strongest argument for Blueprint B is not that it is architecturally superior — it is not — but that it gets the platform into real use faster, generates real feedback, and validates the investment before we commit the larger sum. If Blueprint B runs on three engagements and the design is solid, moving to Blueprint A with confidence is significantly de-risked.</w:t>
-            </w:r>
-          </w:p>
-          <w:p>
-            <w:pPr>
-              <w:spacing w:after="100"/>
-            </w:pPr>
-          </w:p>
-        </w:tc>
-      </w:tr>
-    </w:tbl>
     <w:p>
       <w:pPr>
-        <w:spacing w:after="80"/>
+        <w:pBdr>
+          <w:top w:val="single" w:sz="4" w:space="4" w:color="2E74B5"/>
+          <w:left w:val="single" w:sz="4" w:space="4" w:color="2E74B5"/>
+          <w:bottom w:val="single" w:sz="4" w:space="4" w:color="2E74B5"/>
+          <w:right w:val="single" w:sz="4" w:space="4" w:color="2E74B5"/>
+        </w:pBdr>
+        <w:shd w:val="clear" w:color="auto" w:fill="EAF1F8"/>
+        <w:spacing w:before="120" w:after="160"/>
       </w:pPr>
-    </w:p>
-    <w:tbl>
-      <w:tblPr>
-        <w:tblW w:type="auto" w:w="0"/>
-        <w:tblLook w:firstColumn="1" w:firstRow="1" w:lastColumn="0" w:lastRow="0" w:noHBand="0" w:noVBand="1" w:val="04A0"/>
-        <w:jc w:val="left"/>
-        <w:tblBorders>
-          <w:top w:val="none" w:sz="0" w:space="0" w:color="auto"/>
-          <w:left w:val="none" w:sz="0" w:space="0" w:color="auto"/>
-          <w:bottom w:val="none" w:sz="0" w:space="0" w:color="auto"/>
-          <w:right w:val="none" w:sz="0" w:space="0" w:color="auto"/>
-          <w:insideH w:val="none" w:sz="0" w:space="0" w:color="auto"/>
-          <w:insideV w:val="none" w:sz="0" w:space="0" w:color="auto"/>
-        </w:tblBorders>
-      </w:tblPr>
-      <w:tblGrid>
-        <w:gridCol w:w="4680"/>
-        <w:gridCol w:w="4680"/>
-      </w:tblGrid>
-      <w:tr>
-        <w:tc>
-          <w:tcPr>
-            <w:tcW w:type="dxa" w:w="259"/>
-            <w:shd w:val="clear" w:color="auto" w:fill="C00000"/>
-          </w:tcPr>
-          <w:p>
-            <w:pPr>
-              <w:spacing w:before="80"/>
-            </w:pPr>
-            <w:r>
-              <w:rPr>
-                <w:rFonts w:ascii="Arial" w:hAnsi="Arial"/>
-                <w:b/>
-                <w:color w:val="FFFFFF"/>
-                <w:sz w:val="22"/>
-              </w:rPr>
-              <w:t>?</w:t>
-            </w:r>
-          </w:p>
-        </w:tc>
-        <w:tc>
-          <w:tcPr>
-            <w:tcW w:type="dxa" w:w="9101"/>
-            <w:shd w:val="clear" w:color="auto" w:fill="FFF2F2"/>
-          </w:tcPr>
-          <w:p>
-            <w:pPr>
-              <w:spacing w:before="80" w:after="80"/>
-              <w:ind w:left="115"/>
-            </w:pPr>
-            <w:r>
-              <w:rPr>
-                <w:rFonts w:ascii="Arial" w:hAnsi="Arial"/>
-                <w:b/>
-                <w:color w:val="C00000"/>
-                <w:sz w:val="20"/>
-              </w:rPr>
-              <w:t xml:space="preserve">Challenge: </w:t>
-            </w:r>
-            <w:r>
-              <w:rPr>
-                <w:rFonts w:ascii="Arial" w:hAnsi="Arial"/>
-                <w:color w:val="1F1F1F"/>
-                <w:sz w:val="20"/>
-              </w:rPr>
-              <w:t>Is the staged investment argument actually credible, or are we just rationalizing Blueprint B because it is cheaper and easier? If we start with B and it works, what is the realistic probability we actually invest in rebuilding as A? Organizational momentum suggests we will just keep extending B indefinitely. Shawn: is there a pattern from other SNow partner practices that started with table extends and successfully migrated to a scoped app?</w:t>
-            </w:r>
-          </w:p>
-        </w:tc>
-      </w:tr>
-    </w:tbl>
-    <w:p>
-      <w:pPr>
-        <w:spacing w:after="60"/>
-      </w:pPr>
-    </w:p>
-    <w:p>
       <w:r>
-        <w:br w:type="page"/>
+        <w:rPr>
+          <w:rFonts w:ascii="Calibri" w:hAnsi="Calibri"/>
+          <w:b/>
+          <w:color w:val="0B1F3A"/>
+          <w:sz w:val="20"/>
+        </w:rPr>
+        <w:t>The honest answer: Blueprint A is the better architecture. Blueprint B is the better first step. The strongest argument for Blueprint B is not that it is architecturally superior — it is not — but that it gets the platform into real use faster, generates real feedback, and validates the investment before we commit the larger sum. If Blueprint B runs on three engagements and the design is solid, moving to Blueprint A with confidence is significantly de-risked.</w:t>
       </w:r>
     </w:p>
     <w:p>
       <w:pPr>
-        <w:spacing w:before="320" w:after="100"/>
         <w:pBdr>
-          <w:bottom w:val="single" w:sz="6" w:space="1" w:color="1B3A6B"/>
+          <w:top w:val="single" w:sz="4" w:space="4" w:color="14B8A6"/>
+          <w:left w:val="single" w:sz="12" w:space="4" w:color="14B8A6"/>
+          <w:bottom w:val="single" w:sz="4" w:space="4" w:color="14B8A6"/>
+          <w:right w:val="single" w:sz="4" w:space="4" w:color="14B8A6"/>
         </w:pBdr>
+        <w:shd w:val="clear" w:color="auto" w:fill="F0FAFA"/>
+        <w:spacing w:before="120" w:after="200"/>
       </w:pPr>
       <w:r>
         <w:rPr>
-          <w:rFonts w:ascii="Arial" w:hAnsi="Arial"/>
+          <w:rFonts w:ascii="Calibri" w:hAnsi="Calibri"/>
           <w:b/>
-          <w:color w:val="1B3A6B"/>
-          <w:sz w:val="26"/>
+          <w:color w:val="0D9488"/>
+          <w:spacing w:val="30"/>
+          <w:sz w:val="18"/>
         </w:rPr>
-        <w:t>9. ASSUMPTIONS WE MADE THAT SHOULD BE VALIDATED</w:t>
+        <w:t xml:space="preserve">CHALLENGE  </w:t>
+      </w:r>
+      <w:r>
+        <w:rPr>
+          <w:rFonts w:ascii="Calibri" w:hAnsi="Calibri"/>
+          <w:color w:val="1A1A1A"/>
+          <w:sz w:val="20"/>
+        </w:rPr>
+        <w:t>Is the staged investment argument actually credible, or are we just rationalizing Blueprint B because it is cheaper and easier? If we start with B and it works, what is the realistic probability we actually invest in rebuilding as A? Organizational momentum suggests we will just keep extending B indefinitely. Shawn: is there a pattern from other SNow partner practices that started with table extends and successfully migrated to a scoped app?</w:t>
       </w:r>
     </w:p>
     <w:p>
       <w:pPr>
-        <w:spacing w:before="0" w:after="140"/>
-        <w:jc w:val="left"/>
+        <w:pStyle w:val="Heading1"/>
+      </w:pPr>
+      <w:r>
+        <w:t>9.  Assumptions We Made That Should Be Validated</w:t>
+      </w:r>
+    </w:p>
+    <w:p>
+      <w:pPr>
+        <w:spacing w:after="160" w:before="0"/>
       </w:pPr>
       <w:r>
         <w:rPr>
-          <w:rFonts w:ascii="Arial" w:hAnsi="Arial"/>
-          <w:b w:val="0"/>
-          <w:i w:val="0"/>
-          <w:color w:val="1F1F1F"/>
-          <w:sz w:val="21"/>
+          <w:rFonts w:ascii="Calibri" w:hAnsi="Calibri"/>
+          <w:color w:val="1A1A1A"/>
+          <w:sz w:val="22"/>
         </w:rPr>
         <w:t>This section is a candid list of things we assumed rather than verified. Each should be confirmed before Phase 1 begins.</w:t>
       </w:r>
@@ -3026,16 +2978,8 @@
     <w:tbl>
       <w:tblPr>
         <w:tblW w:type="auto" w:w="0"/>
+        <w:jc w:val="left"/>
         <w:tblLook w:firstColumn="1" w:firstRow="1" w:lastColumn="0" w:lastRow="0" w:noHBand="0" w:noVBand="1" w:val="04A0"/>
-        <w:jc w:val="left"/>
-        <w:tblBorders>
-          <w:top w:val="none" w:sz="0" w:space="0" w:color="auto"/>
-          <w:left w:val="none" w:sz="0" w:space="0" w:color="auto"/>
-          <w:bottom w:val="none" w:sz="0" w:space="0" w:color="auto"/>
-          <w:right w:val="none" w:sz="0" w:space="0" w:color="auto"/>
-          <w:insideH w:val="none" w:sz="0" w:space="0" w:color="auto"/>
-          <w:insideV w:val="none" w:sz="0" w:space="0" w:color="auto"/>
-        </w:tblBorders>
       </w:tblPr>
       <w:tblGrid>
         <w:gridCol w:w="2340"/>
@@ -3044,22 +2988,37 @@
         <w:gridCol w:w="2340"/>
       </w:tblGrid>
       <w:tr>
+        <w:trPr>
+          <w:tblHeader/>
+        </w:trPr>
         <w:tc>
           <w:tcPr>
-            <w:tcW w:type="dxa" w:w="2304"/>
-            <w:shd w:val="clear" w:color="auto" w:fill="1B3A6B"/>
+            <w:tcW w:type="dxa" w:w="2880"/>
+            <w:tcBorders>
+              <w:top w:val="single" w:sz="4" w:color="E2E8F0"/>
+              <w:left w:val="single" w:sz="4" w:color="E2E8F0"/>
+              <w:bottom w:val="single" w:sz="4" w:color="E2E8F0"/>
+              <w:right w:val="single" w:sz="4" w:color="E2E8F0"/>
+            </w:tcBorders>
+            <w:shd w:val="clear" w:color="auto" w:fill="0B1F3A"/>
+            <w:tcMar>
+              <w:top w:type="dxa" w:w="120"/>
+              <w:left w:type="dxa" w:w="160"/>
+              <w:bottom w:type="dxa" w:w="120"/>
+              <w:right w:type="dxa" w:w="160"/>
+            </w:tcMar>
+            <w:vAlign w:val="center"/>
           </w:tcPr>
           <w:p>
             <w:pPr>
-              <w:spacing w:before="80" w:after="80"/>
-              <w:ind w:left="72"/>
+              <w:spacing w:before="40" w:after="40"/>
             </w:pPr>
             <w:r>
               <w:rPr>
-                <w:rFonts w:ascii="Arial" w:hAnsi="Arial"/>
+                <w:rFonts w:ascii="Calibri" w:hAnsi="Calibri"/>
                 <w:b/>
                 <w:color w:val="FFFFFF"/>
-                <w:sz w:val="20"/>
+                <w:sz w:val="22"/>
               </w:rPr>
               <w:t>Assumption</w:t>
             </w:r>
@@ -3067,20 +3026,32 @@
         </w:tc>
         <w:tc>
           <w:tcPr>
-            <w:tcW w:type="dxa" w:w="2160"/>
-            <w:shd w:val="clear" w:color="auto" w:fill="1B3A6B"/>
+            <w:tcW w:type="dxa" w:w="2880"/>
+            <w:tcBorders>
+              <w:top w:val="single" w:sz="4" w:color="E2E8F0"/>
+              <w:left w:val="single" w:sz="4" w:color="E2E8F0"/>
+              <w:bottom w:val="single" w:sz="4" w:color="E2E8F0"/>
+              <w:right w:val="single" w:sz="4" w:color="E2E8F0"/>
+            </w:tcBorders>
+            <w:shd w:val="clear" w:color="auto" w:fill="0B1F3A"/>
+            <w:tcMar>
+              <w:top w:type="dxa" w:w="120"/>
+              <w:left w:type="dxa" w:w="160"/>
+              <w:bottom w:type="dxa" w:w="120"/>
+              <w:right w:type="dxa" w:w="160"/>
+            </w:tcMar>
+            <w:vAlign w:val="center"/>
           </w:tcPr>
           <w:p>
             <w:pPr>
-              <w:spacing w:before="80" w:after="80"/>
-              <w:ind w:left="72"/>
+              <w:spacing w:before="40" w:after="40"/>
             </w:pPr>
             <w:r>
               <w:rPr>
-                <w:rFonts w:ascii="Arial" w:hAnsi="Arial"/>
+                <w:rFonts w:ascii="Calibri" w:hAnsi="Calibri"/>
                 <w:b/>
                 <w:color w:val="FFFFFF"/>
-                <w:sz w:val="20"/>
+                <w:sz w:val="22"/>
               </w:rPr>
               <w:t>Why We Made It</w:t>
             </w:r>
@@ -3088,20 +3059,32 @@
         </w:tc>
         <w:tc>
           <w:tcPr>
-            <w:tcW w:type="dxa" w:w="2448"/>
-            <w:shd w:val="clear" w:color="auto" w:fill="1B3A6B"/>
+            <w:tcW w:type="dxa" w:w="3600"/>
+            <w:tcBorders>
+              <w:top w:val="single" w:sz="4" w:color="E2E8F0"/>
+              <w:left w:val="single" w:sz="4" w:color="E2E8F0"/>
+              <w:bottom w:val="single" w:sz="4" w:color="E2E8F0"/>
+              <w:right w:val="single" w:sz="4" w:color="E2E8F0"/>
+            </w:tcBorders>
+            <w:shd w:val="clear" w:color="auto" w:fill="0B1F3A"/>
+            <w:tcMar>
+              <w:top w:type="dxa" w:w="120"/>
+              <w:left w:type="dxa" w:w="160"/>
+              <w:bottom w:type="dxa" w:w="120"/>
+              <w:right w:type="dxa" w:w="160"/>
+            </w:tcMar>
+            <w:vAlign w:val="center"/>
           </w:tcPr>
           <w:p>
             <w:pPr>
-              <w:spacing w:before="80" w:after="80"/>
-              <w:ind w:left="72"/>
+              <w:spacing w:before="40" w:after="40"/>
             </w:pPr>
             <w:r>
               <w:rPr>
-                <w:rFonts w:ascii="Arial" w:hAnsi="Arial"/>
+                <w:rFonts w:ascii="Calibri" w:hAnsi="Calibri"/>
                 <w:b/>
                 <w:color w:val="FFFFFF"/>
-                <w:sz w:val="20"/>
+                <w:sz w:val="22"/>
               </w:rPr>
               <w:t>How to Validate</w:t>
             </w:r>
@@ -3109,20 +3092,32 @@
         </w:tc>
         <w:tc>
           <w:tcPr>
-            <w:tcW w:type="dxa" w:w="2448"/>
-            <w:shd w:val="clear" w:color="auto" w:fill="1B3A6B"/>
+            <w:tcW w:type="dxa" w:w="4118"/>
+            <w:tcBorders>
+              <w:top w:val="single" w:sz="4" w:color="E2E8F0"/>
+              <w:left w:val="single" w:sz="4" w:color="E2E8F0"/>
+              <w:bottom w:val="single" w:sz="4" w:color="E2E8F0"/>
+              <w:right w:val="single" w:sz="4" w:color="E2E8F0"/>
+            </w:tcBorders>
+            <w:shd w:val="clear" w:color="auto" w:fill="0B1F3A"/>
+            <w:tcMar>
+              <w:top w:type="dxa" w:w="120"/>
+              <w:left w:type="dxa" w:w="160"/>
+              <w:bottom w:type="dxa" w:w="120"/>
+              <w:right w:type="dxa" w:w="160"/>
+            </w:tcMar>
+            <w:vAlign w:val="center"/>
           </w:tcPr>
           <w:p>
             <w:pPr>
-              <w:spacing w:before="80" w:after="80"/>
-              <w:ind w:left="72"/>
+              <w:spacing w:before="40" w:after="40"/>
             </w:pPr>
             <w:r>
               <w:rPr>
-                <w:rFonts w:ascii="Arial" w:hAnsi="Arial"/>
+                <w:rFonts w:ascii="Calibri" w:hAnsi="Calibri"/>
                 <w:b/>
                 <w:color w:val="FFFFFF"/>
-                <w:sz w:val="20"/>
+                <w:sz w:val="22"/>
               </w:rPr>
               <w:t>Risk if Wrong</w:t>
             </w:r>
@@ -3132,19 +3127,30 @@
       <w:tr>
         <w:tc>
           <w:tcPr>
-            <w:tcW w:type="dxa" w:w="2304"/>
-            <w:shd w:val="clear" w:color="auto" w:fill="F2F2F2"/>
+            <w:tcW w:type="dxa" w:w="2880"/>
+            <w:tcBorders>
+              <w:top w:val="single" w:sz="4" w:color="E2E8F0"/>
+              <w:left w:val="single" w:sz="4" w:color="E2E8F0"/>
+              <w:bottom w:val="single" w:sz="4" w:color="E2E8F0"/>
+              <w:right w:val="single" w:sz="4" w:color="E2E8F0"/>
+            </w:tcBorders>
+            <w:shd w:val="clear" w:color="auto" w:fill="F8FAFC"/>
+            <w:tcMar>
+              <w:top w:type="dxa" w:w="100"/>
+              <w:left w:type="dxa" w:w="160"/>
+              <w:bottom w:type="dxa" w:w="100"/>
+              <w:right w:type="dxa" w:w="160"/>
+            </w:tcMar>
+            <w:vAlign w:val="top"/>
           </w:tcPr>
           <w:p>
             <w:pPr>
-              <w:spacing w:before="60" w:after="60"/>
-              <w:ind w:left="72"/>
+              <w:spacing w:before="40" w:after="40"/>
             </w:pPr>
             <w:r>
               <w:rPr>
-                <w:rFonts w:ascii="Arial" w:hAnsi="Arial"/>
-                <w:color w:val="1F1F1F"/>
-                <w:sz w:val="19"/>
+                <w:rFonts w:ascii="Calibri" w:hAnsi="Calibri"/>
+                <w:sz w:val="20"/>
               </w:rPr>
               <w:t>Customers will use the portal if we build it</w:t>
             </w:r>
@@ -3152,19 +3158,30 @@
         </w:tc>
         <w:tc>
           <w:tcPr>
-            <w:tcW w:type="dxa" w:w="2160"/>
-            <w:shd w:val="clear" w:color="auto" w:fill="F2F2F2"/>
+            <w:tcW w:type="dxa" w:w="2880"/>
+            <w:tcBorders>
+              <w:top w:val="single" w:sz="4" w:color="E2E8F0"/>
+              <w:left w:val="single" w:sz="4" w:color="E2E8F0"/>
+              <w:bottom w:val="single" w:sz="4" w:color="E2E8F0"/>
+              <w:right w:val="single" w:sz="4" w:color="E2E8F0"/>
+            </w:tcBorders>
+            <w:shd w:val="clear" w:color="auto" w:fill="F8FAFC"/>
+            <w:tcMar>
+              <w:top w:type="dxa" w:w="100"/>
+              <w:left w:type="dxa" w:w="160"/>
+              <w:bottom w:type="dxa" w:w="100"/>
+              <w:right w:type="dxa" w:w="160"/>
+            </w:tcMar>
+            <w:vAlign w:val="top"/>
           </w:tcPr>
           <w:p>
             <w:pPr>
-              <w:spacing w:before="60" w:after="60"/>
-              <w:ind w:left="72"/>
+              <w:spacing w:before="40" w:after="40"/>
             </w:pPr>
             <w:r>
               <w:rPr>
-                <w:rFonts w:ascii="Arial" w:hAnsi="Arial"/>
-                <w:color w:val="1F1F1F"/>
-                <w:sz w:val="19"/>
+                <w:rFonts w:ascii="Calibri" w:hAnsi="Calibri"/>
+                <w:sz w:val="20"/>
               </w:rPr>
               <w:t>Assumed based on how customers ask for status updates today</w:t>
             </w:r>
@@ -3172,19 +3189,30 @@
         </w:tc>
         <w:tc>
           <w:tcPr>
-            <w:tcW w:type="dxa" w:w="2448"/>
-            <w:shd w:val="clear" w:color="auto" w:fill="F2F2F2"/>
+            <w:tcW w:type="dxa" w:w="3600"/>
+            <w:tcBorders>
+              <w:top w:val="single" w:sz="4" w:color="E2E8F0"/>
+              <w:left w:val="single" w:sz="4" w:color="E2E8F0"/>
+              <w:bottom w:val="single" w:sz="4" w:color="E2E8F0"/>
+              <w:right w:val="single" w:sz="4" w:color="E2E8F0"/>
+            </w:tcBorders>
+            <w:shd w:val="clear" w:color="auto" w:fill="F8FAFC"/>
+            <w:tcMar>
+              <w:top w:type="dxa" w:w="100"/>
+              <w:left w:type="dxa" w:w="160"/>
+              <w:bottom w:type="dxa" w:w="100"/>
+              <w:right w:type="dxa" w:w="160"/>
+            </w:tcMar>
+            <w:vAlign w:val="top"/>
           </w:tcPr>
           <w:p>
             <w:pPr>
-              <w:spacing w:before="60" w:after="60"/>
-              <w:ind w:left="72"/>
+              <w:spacing w:before="40" w:after="40"/>
             </w:pPr>
             <w:r>
               <w:rPr>
-                <w:rFonts w:ascii="Arial" w:hAnsi="Arial"/>
-                <w:color w:val="1F1F1F"/>
-                <w:sz w:val="19"/>
+                <w:rFonts w:ascii="Calibri" w:hAnsi="Calibri"/>
+                <w:sz w:val="20"/>
               </w:rPr>
               <w:t>Show a prototype to 2–3 customer project owners and ask if they would use it</w:t>
             </w:r>
@@ -3192,19 +3220,30 @@
         </w:tc>
         <w:tc>
           <w:tcPr>
-            <w:tcW w:type="dxa" w:w="2448"/>
-            <w:shd w:val="clear" w:color="auto" w:fill="F2F2F2"/>
+            <w:tcW w:type="dxa" w:w="4118"/>
+            <w:tcBorders>
+              <w:top w:val="single" w:sz="4" w:color="E2E8F0"/>
+              <w:left w:val="single" w:sz="4" w:color="E2E8F0"/>
+              <w:bottom w:val="single" w:sz="4" w:color="E2E8F0"/>
+              <w:right w:val="single" w:sz="4" w:color="E2E8F0"/>
+            </w:tcBorders>
+            <w:shd w:val="clear" w:color="auto" w:fill="F8FAFC"/>
+            <w:tcMar>
+              <w:top w:type="dxa" w:w="100"/>
+              <w:left w:type="dxa" w:w="160"/>
+              <w:bottom w:type="dxa" w:w="100"/>
+              <w:right w:type="dxa" w:w="160"/>
+            </w:tcMar>
+            <w:vAlign w:val="top"/>
           </w:tcPr>
           <w:p>
             <w:pPr>
-              <w:spacing w:before="60" w:after="60"/>
-              <w:ind w:left="72"/>
+              <w:spacing w:before="40" w:after="40"/>
             </w:pPr>
             <w:r>
               <w:rPr>
-                <w:rFonts w:ascii="Arial" w:hAnsi="Arial"/>
-                <w:color w:val="1F1F1F"/>
-                <w:sz w:val="19"/>
+                <w:rFonts w:ascii="Calibri" w:hAnsi="Calibri"/>
+                <w:sz w:val="20"/>
               </w:rPr>
               <w:t>Medium: portal effort (~30% of build) wasted if adoption is low</w:t>
             </w:r>
@@ -3214,19 +3253,29 @@
       <w:tr>
         <w:tc>
           <w:tcPr>
-            <w:tcW w:type="dxa" w:w="2304"/>
-            <w:shd w:val="clear" w:color="auto" w:fill="FFFFFF"/>
+            <w:tcW w:type="dxa" w:w="2880"/>
+            <w:tcBorders>
+              <w:top w:val="single" w:sz="4" w:color="E2E8F0"/>
+              <w:left w:val="single" w:sz="4" w:color="E2E8F0"/>
+              <w:bottom w:val="single" w:sz="4" w:color="E2E8F0"/>
+              <w:right w:val="single" w:sz="4" w:color="E2E8F0"/>
+            </w:tcBorders>
+            <w:tcMar>
+              <w:top w:type="dxa" w:w="100"/>
+              <w:left w:type="dxa" w:w="160"/>
+              <w:bottom w:type="dxa" w:w="100"/>
+              <w:right w:type="dxa" w:w="160"/>
+            </w:tcMar>
+            <w:vAlign w:val="top"/>
           </w:tcPr>
           <w:p>
             <w:pPr>
-              <w:spacing w:before="60" w:after="60"/>
-              <w:ind w:left="72"/>
+              <w:spacing w:before="40" w:after="40"/>
             </w:pPr>
             <w:r>
               <w:rPr>
-                <w:rFonts w:ascii="Arial" w:hAnsi="Arial"/>
-                <w:color w:val="1F1F1F"/>
-                <w:sz w:val="19"/>
+                <w:rFonts w:ascii="Calibri" w:hAnsi="Calibri"/>
+                <w:sz w:val="20"/>
               </w:rPr>
               <w:t>App Engine SKU is available on customer instances</w:t>
             </w:r>
@@ -3234,19 +3283,29 @@
         </w:tc>
         <w:tc>
           <w:tcPr>
-            <w:tcW w:type="dxa" w:w="2160"/>
-            <w:shd w:val="clear" w:color="auto" w:fill="FFFFFF"/>
+            <w:tcW w:type="dxa" w:w="2880"/>
+            <w:tcBorders>
+              <w:top w:val="single" w:sz="4" w:color="E2E8F0"/>
+              <w:left w:val="single" w:sz="4" w:color="E2E8F0"/>
+              <w:bottom w:val="single" w:sz="4" w:color="E2E8F0"/>
+              <w:right w:val="single" w:sz="4" w:color="E2E8F0"/>
+            </w:tcBorders>
+            <w:tcMar>
+              <w:top w:type="dxa" w:w="100"/>
+              <w:left w:type="dxa" w:w="160"/>
+              <w:bottom w:type="dxa" w:w="100"/>
+              <w:right w:type="dxa" w:w="160"/>
+            </w:tcMar>
+            <w:vAlign w:val="top"/>
           </w:tcPr>
           <w:p>
             <w:pPr>
-              <w:spacing w:before="60" w:after="60"/>
-              <w:ind w:left="72"/>
+              <w:spacing w:before="40" w:after="40"/>
             </w:pPr>
             <w:r>
               <w:rPr>
-                <w:rFonts w:ascii="Arial" w:hAnsi="Arial"/>
-                <w:color w:val="1F1F1F"/>
-                <w:sz w:val="19"/>
+                <w:rFonts w:ascii="Calibri" w:hAnsi="Calibri"/>
+                <w:sz w:val="20"/>
               </w:rPr>
               <w:t>Most ECS engagements target customers with mid-to-large SNow footprints</w:t>
             </w:r>
@@ -3254,19 +3313,29 @@
         </w:tc>
         <w:tc>
           <w:tcPr>
-            <w:tcW w:type="dxa" w:w="2448"/>
-            <w:shd w:val="clear" w:color="auto" w:fill="FFFFFF"/>
+            <w:tcW w:type="dxa" w:w="3600"/>
+            <w:tcBorders>
+              <w:top w:val="single" w:sz="4" w:color="E2E8F0"/>
+              <w:left w:val="single" w:sz="4" w:color="E2E8F0"/>
+              <w:bottom w:val="single" w:sz="4" w:color="E2E8F0"/>
+              <w:right w:val="single" w:sz="4" w:color="E2E8F0"/>
+            </w:tcBorders>
+            <w:tcMar>
+              <w:top w:type="dxa" w:w="100"/>
+              <w:left w:type="dxa" w:w="160"/>
+              <w:bottom w:type="dxa" w:w="100"/>
+              <w:right w:type="dxa" w:w="160"/>
+            </w:tcMar>
+            <w:vAlign w:val="top"/>
           </w:tcPr>
           <w:p>
             <w:pPr>
-              <w:spacing w:before="60" w:after="60"/>
-              <w:ind w:left="72"/>
+              <w:spacing w:before="40" w:after="40"/>
             </w:pPr>
             <w:r>
               <w:rPr>
-                <w:rFonts w:ascii="Arial" w:hAnsi="Arial"/>
-                <w:color w:val="1F1F1F"/>
-                <w:sz w:val="19"/>
+                <w:rFonts w:ascii="Calibri" w:hAnsi="Calibri"/>
+                <w:sz w:val="20"/>
               </w:rPr>
               <w:t>Check current customer portfolio: what % have App Engine? Check next 3 prospects</w:t>
             </w:r>
@@ -3274,19 +3343,29 @@
         </w:tc>
         <w:tc>
           <w:tcPr>
-            <w:tcW w:type="dxa" w:w="2448"/>
-            <w:shd w:val="clear" w:color="auto" w:fill="FFFFFF"/>
+            <w:tcW w:type="dxa" w:w="4118"/>
+            <w:tcBorders>
+              <w:top w:val="single" w:sz="4" w:color="E2E8F0"/>
+              <w:left w:val="single" w:sz="4" w:color="E2E8F0"/>
+              <w:bottom w:val="single" w:sz="4" w:color="E2E8F0"/>
+              <w:right w:val="single" w:sz="4" w:color="E2E8F0"/>
+            </w:tcBorders>
+            <w:tcMar>
+              <w:top w:type="dxa" w:w="100"/>
+              <w:left w:type="dxa" w:w="160"/>
+              <w:bottom w:type="dxa" w:w="100"/>
+              <w:right w:type="dxa" w:w="160"/>
+            </w:tcMar>
+            <w:vAlign w:val="top"/>
           </w:tcPr>
           <w:p>
             <w:pPr>
-              <w:spacing w:before="60" w:after="60"/>
-              <w:ind w:left="72"/>
+              <w:spacing w:before="40" w:after="40"/>
             </w:pPr>
             <w:r>
               <w:rPr>
-                <w:rFonts w:ascii="Arial" w:hAnsi="Arial"/>
-                <w:color w:val="1F1F1F"/>
-                <w:sz w:val="19"/>
+                <w:rFonts w:ascii="Calibri" w:hAnsi="Calibri"/>
+                <w:sz w:val="20"/>
               </w:rPr>
               <w:t>High for Blueprint A: if most customers lack App Engine, Blueprint B becomes the only viable option</w:t>
             </w:r>
@@ -3296,19 +3375,30 @@
       <w:tr>
         <w:tc>
           <w:tcPr>
-            <w:tcW w:type="dxa" w:w="2304"/>
-            <w:shd w:val="clear" w:color="auto" w:fill="F2F2F2"/>
+            <w:tcW w:type="dxa" w:w="2880"/>
+            <w:tcBorders>
+              <w:top w:val="single" w:sz="4" w:color="E2E8F0"/>
+              <w:left w:val="single" w:sz="4" w:color="E2E8F0"/>
+              <w:bottom w:val="single" w:sz="4" w:color="E2E8F0"/>
+              <w:right w:val="single" w:sz="4" w:color="E2E8F0"/>
+            </w:tcBorders>
+            <w:shd w:val="clear" w:color="auto" w:fill="F8FAFC"/>
+            <w:tcMar>
+              <w:top w:type="dxa" w:w="100"/>
+              <w:left w:type="dxa" w:w="160"/>
+              <w:bottom w:type="dxa" w:w="100"/>
+              <w:right w:type="dxa" w:w="160"/>
+            </w:tcMar>
+            <w:vAlign w:val="top"/>
           </w:tcPr>
           <w:p>
             <w:pPr>
-              <w:spacing w:before="60" w:after="60"/>
-              <w:ind w:left="72"/>
+              <w:spacing w:before="40" w:after="40"/>
             </w:pPr>
             <w:r>
               <w:rPr>
-                <w:rFonts w:ascii="Arial" w:hAnsi="Arial"/>
-                <w:color w:val="1F1F1F"/>
-                <w:sz w:val="19"/>
+                <w:rFonts w:ascii="Calibri" w:hAnsi="Calibri"/>
+                <w:sz w:val="20"/>
               </w:rPr>
               <w:t>Performance Analytics (PA) is available on customer instances</w:t>
             </w:r>
@@ -3316,19 +3406,30 @@
         </w:tc>
         <w:tc>
           <w:tcPr>
-            <w:tcW w:type="dxa" w:w="2160"/>
-            <w:shd w:val="clear" w:color="auto" w:fill="F2F2F2"/>
+            <w:tcW w:type="dxa" w:w="2880"/>
+            <w:tcBorders>
+              <w:top w:val="single" w:sz="4" w:color="E2E8F0"/>
+              <w:left w:val="single" w:sz="4" w:color="E2E8F0"/>
+              <w:bottom w:val="single" w:sz="4" w:color="E2E8F0"/>
+              <w:right w:val="single" w:sz="4" w:color="E2E8F0"/>
+            </w:tcBorders>
+            <w:shd w:val="clear" w:color="auto" w:fill="F8FAFC"/>
+            <w:tcMar>
+              <w:top w:type="dxa" w:w="100"/>
+              <w:left w:type="dxa" w:w="160"/>
+              <w:bottom w:type="dxa" w:w="100"/>
+              <w:right w:type="dxa" w:w="160"/>
+            </w:tcMar>
+            <w:vAlign w:val="top"/>
           </w:tcPr>
           <w:p>
             <w:pPr>
-              <w:spacing w:before="60" w:after="60"/>
-              <w:ind w:left="72"/>
+              <w:spacing w:before="40" w:after="40"/>
             </w:pPr>
             <w:r>
               <w:rPr>
-                <w:rFonts w:ascii="Arial" w:hAnsi="Arial"/>
-                <w:color w:val="1F1F1F"/>
-                <w:sz w:val="19"/>
+                <w:rFonts w:ascii="Calibri" w:hAnsi="Calibri"/>
+                <w:sz w:val="20"/>
               </w:rPr>
               <w:t>PA is commonly licensed with ITSM Pro and above</w:t>
             </w:r>
@@ -3336,19 +3437,30 @@
         </w:tc>
         <w:tc>
           <w:tcPr>
-            <w:tcW w:type="dxa" w:w="2448"/>
-            <w:shd w:val="clear" w:color="auto" w:fill="F2F2F2"/>
+            <w:tcW w:type="dxa" w:w="3600"/>
+            <w:tcBorders>
+              <w:top w:val="single" w:sz="4" w:color="E2E8F0"/>
+              <w:left w:val="single" w:sz="4" w:color="E2E8F0"/>
+              <w:bottom w:val="single" w:sz="4" w:color="E2E8F0"/>
+              <w:right w:val="single" w:sz="4" w:color="E2E8F0"/>
+            </w:tcBorders>
+            <w:shd w:val="clear" w:color="auto" w:fill="F8FAFC"/>
+            <w:tcMar>
+              <w:top w:type="dxa" w:w="100"/>
+              <w:left w:type="dxa" w:w="160"/>
+              <w:bottom w:type="dxa" w:w="100"/>
+              <w:right w:type="dxa" w:w="160"/>
+            </w:tcMar>
+            <w:vAlign w:val="top"/>
           </w:tcPr>
           <w:p>
             <w:pPr>
-              <w:spacing w:before="60" w:after="60"/>
-              <w:ind w:left="72"/>
+              <w:spacing w:before="40" w:after="40"/>
             </w:pPr>
             <w:r>
               <w:rPr>
-                <w:rFonts w:ascii="Arial" w:hAnsi="Arial"/>
-                <w:color w:val="1F1F1F"/>
-                <w:sz w:val="19"/>
+                <w:rFonts w:ascii="Calibri" w:hAnsi="Calibri"/>
+                <w:sz w:val="20"/>
               </w:rPr>
               <w:t>Check same customer portfolio for PA licensing</w:t>
             </w:r>
@@ -3356,19 +3468,30 @@
         </w:tc>
         <w:tc>
           <w:tcPr>
-            <w:tcW w:type="dxa" w:w="2448"/>
-            <w:shd w:val="clear" w:color="auto" w:fill="F2F2F2"/>
+            <w:tcW w:type="dxa" w:w="4118"/>
+            <w:tcBorders>
+              <w:top w:val="single" w:sz="4" w:color="E2E8F0"/>
+              <w:left w:val="single" w:sz="4" w:color="E2E8F0"/>
+              <w:bottom w:val="single" w:sz="4" w:color="E2E8F0"/>
+              <w:right w:val="single" w:sz="4" w:color="E2E8F0"/>
+            </w:tcBorders>
+            <w:shd w:val="clear" w:color="auto" w:fill="F8FAFC"/>
+            <w:tcMar>
+              <w:top w:type="dxa" w:w="100"/>
+              <w:left w:type="dxa" w:w="160"/>
+              <w:bottom w:type="dxa" w:w="100"/>
+              <w:right w:type="dxa" w:w="160"/>
+            </w:tcMar>
+            <w:vAlign w:val="top"/>
           </w:tcPr>
           <w:p>
             <w:pPr>
-              <w:spacing w:before="60" w:after="60"/>
-              <w:ind w:left="72"/>
+              <w:spacing w:before="40" w:after="40"/>
             </w:pPr>
             <w:r>
               <w:rPr>
-                <w:rFonts w:ascii="Arial" w:hAnsi="Arial"/>
-                <w:color w:val="1F1F1F"/>
-                <w:sz w:val="19"/>
+                <w:rFonts w:ascii="Calibri" w:hAnsi="Calibri"/>
+                <w:sz w:val="20"/>
               </w:rPr>
               <w:t>Low: we designed native reporting fallback into both blueprints</w:t>
             </w:r>
@@ -3378,19 +3501,29 @@
       <w:tr>
         <w:tc>
           <w:tcPr>
-            <w:tcW w:type="dxa" w:w="2304"/>
-            <w:shd w:val="clear" w:color="auto" w:fill="FFFFFF"/>
+            <w:tcW w:type="dxa" w:w="2880"/>
+            <w:tcBorders>
+              <w:top w:val="single" w:sz="4" w:color="E2E8F0"/>
+              <w:left w:val="single" w:sz="4" w:color="E2E8F0"/>
+              <w:bottom w:val="single" w:sz="4" w:color="E2E8F0"/>
+              <w:right w:val="single" w:sz="4" w:color="E2E8F0"/>
+            </w:tcBorders>
+            <w:tcMar>
+              <w:top w:type="dxa" w:w="100"/>
+              <w:left w:type="dxa" w:w="160"/>
+              <w:bottom w:type="dxa" w:w="100"/>
+              <w:right w:type="dxa" w:w="160"/>
+            </w:tcMar>
+            <w:vAlign w:val="top"/>
           </w:tcPr>
           <w:p>
             <w:pPr>
-              <w:spacing w:before="60" w:after="60"/>
-              <w:ind w:left="72"/>
+              <w:spacing w:before="40" w:after="40"/>
             </w:pPr>
             <w:r>
               <w:rPr>
-                <w:rFonts w:ascii="Arial" w:hAnsi="Arial"/>
-                <w:color w:val="1F1F1F"/>
-                <w:sz w:val="19"/>
+                <w:rFonts w:ascii="Calibri" w:hAnsi="Calibri"/>
+                <w:sz w:val="20"/>
               </w:rPr>
               <w:t>Existing ECS collateral can be loaded as methodology content without re-authoring</w:t>
             </w:r>
@@ -3398,19 +3531,29 @@
         </w:tc>
         <w:tc>
           <w:tcPr>
-            <w:tcW w:type="dxa" w:w="2160"/>
-            <w:shd w:val="clear" w:color="auto" w:fill="FFFFFF"/>
+            <w:tcW w:type="dxa" w:w="2880"/>
+            <w:tcBorders>
+              <w:top w:val="single" w:sz="4" w:color="E2E8F0"/>
+              <w:left w:val="single" w:sz="4" w:color="E2E8F0"/>
+              <w:bottom w:val="single" w:sz="4" w:color="E2E8F0"/>
+              <w:right w:val="single" w:sz="4" w:color="E2E8F0"/>
+            </w:tcBorders>
+            <w:tcMar>
+              <w:top w:type="dxa" w:w="100"/>
+              <w:left w:type="dxa" w:w="160"/>
+              <w:bottom w:type="dxa" w:w="100"/>
+              <w:right w:type="dxa" w:w="160"/>
+            </w:tcMar>
+            <w:vAlign w:val="top"/>
           </w:tcPr>
           <w:p>
             <w:pPr>
-              <w:spacing w:before="60" w:after="60"/>
-              <w:ind w:left="72"/>
+              <w:spacing w:before="40" w:after="40"/>
             </w:pPr>
             <w:r>
               <w:rPr>
-                <w:rFonts w:ascii="Arial" w:hAnsi="Arial"/>
-                <w:color w:val="1F1F1F"/>
-                <w:sz w:val="19"/>
+                <w:rFonts w:ascii="Calibri" w:hAnsi="Calibri"/>
+                <w:sz w:val="20"/>
               </w:rPr>
               <w:t>All guides, pre-reads, cheatsheets, and accelerator packs already exist</w:t>
             </w:r>
@@ -3418,19 +3561,29 @@
         </w:tc>
         <w:tc>
           <w:tcPr>
-            <w:tcW w:type="dxa" w:w="2448"/>
-            <w:shd w:val="clear" w:color="auto" w:fill="FFFFFF"/>
+            <w:tcW w:type="dxa" w:w="3600"/>
+            <w:tcBorders>
+              <w:top w:val="single" w:sz="4" w:color="E2E8F0"/>
+              <w:left w:val="single" w:sz="4" w:color="E2E8F0"/>
+              <w:bottom w:val="single" w:sz="4" w:color="E2E8F0"/>
+              <w:right w:val="single" w:sz="4" w:color="E2E8F0"/>
+            </w:tcBorders>
+            <w:tcMar>
+              <w:top w:type="dxa" w:w="100"/>
+              <w:left w:type="dxa" w:w="160"/>
+              <w:bottom w:type="dxa" w:w="100"/>
+              <w:right w:type="dxa" w:w="160"/>
+            </w:tcMar>
+            <w:vAlign w:val="top"/>
           </w:tcPr>
           <w:p>
             <w:pPr>
-              <w:spacing w:before="60" w:after="60"/>
-              <w:ind w:left="72"/>
+              <w:spacing w:before="40" w:after="40"/>
             </w:pPr>
             <w:r>
               <w:rPr>
-                <w:rFonts w:ascii="Arial" w:hAnsi="Arial"/>
-                <w:color w:val="1F1F1F"/>
-                <w:sz w:val="19"/>
+                <w:rFonts w:ascii="Calibri" w:hAnsi="Calibri"/>
+                <w:sz w:val="20"/>
               </w:rPr>
               <w:t>Content Owner to audit all 18 accelerator packs + guides for KB-tagging readiness</w:t>
             </w:r>
@@ -3438,19 +3591,29 @@
         </w:tc>
         <w:tc>
           <w:tcPr>
-            <w:tcW w:type="dxa" w:w="2448"/>
-            <w:shd w:val="clear" w:color="auto" w:fill="FFFFFF"/>
+            <w:tcW w:type="dxa" w:w="4118"/>
+            <w:tcBorders>
+              <w:top w:val="single" w:sz="4" w:color="E2E8F0"/>
+              <w:left w:val="single" w:sz="4" w:color="E2E8F0"/>
+              <w:bottom w:val="single" w:sz="4" w:color="E2E8F0"/>
+              <w:right w:val="single" w:sz="4" w:color="E2E8F0"/>
+            </w:tcBorders>
+            <w:tcMar>
+              <w:top w:type="dxa" w:w="100"/>
+              <w:left w:type="dxa" w:w="160"/>
+              <w:bottom w:type="dxa" w:w="100"/>
+              <w:right w:type="dxa" w:w="160"/>
+            </w:tcMar>
+            <w:vAlign w:val="top"/>
           </w:tcPr>
           <w:p>
             <w:pPr>
-              <w:spacing w:before="60" w:after="60"/>
-              <w:ind w:left="72"/>
+              <w:spacing w:before="40" w:after="40"/>
             </w:pPr>
             <w:r>
               <w:rPr>
-                <w:rFonts w:ascii="Arial" w:hAnsi="Arial"/>
-                <w:color w:val="1F1F1F"/>
-                <w:sz w:val="19"/>
+                <w:rFonts w:ascii="Calibri" w:hAnsi="Calibri"/>
+                <w:sz w:val="20"/>
               </w:rPr>
               <w:t>Low: content exists; tagging is effort, not authoring</w:t>
             </w:r>
@@ -3460,19 +3623,30 @@
       <w:tr>
         <w:tc>
           <w:tcPr>
-            <w:tcW w:type="dxa" w:w="2304"/>
-            <w:shd w:val="clear" w:color="auto" w:fill="F2F2F2"/>
+            <w:tcW w:type="dxa" w:w="2880"/>
+            <w:tcBorders>
+              <w:top w:val="single" w:sz="4" w:color="E2E8F0"/>
+              <w:left w:val="single" w:sz="4" w:color="E2E8F0"/>
+              <w:bottom w:val="single" w:sz="4" w:color="E2E8F0"/>
+              <w:right w:val="single" w:sz="4" w:color="E2E8F0"/>
+            </w:tcBorders>
+            <w:shd w:val="clear" w:color="auto" w:fill="F8FAFC"/>
+            <w:tcMar>
+              <w:top w:type="dxa" w:w="100"/>
+              <w:left w:type="dxa" w:w="160"/>
+              <w:bottom w:type="dxa" w:w="100"/>
+              <w:right w:type="dxa" w:w="160"/>
+            </w:tcMar>
+            <w:vAlign w:val="top"/>
           </w:tcPr>
           <w:p>
             <w:pPr>
-              <w:spacing w:before="60" w:after="60"/>
-              <w:ind w:left="72"/>
+              <w:spacing w:before="40" w:after="40"/>
             </w:pPr>
             <w:r>
               <w:rPr>
-                <w:rFonts w:ascii="Arial" w:hAnsi="Arial"/>
-                <w:color w:val="1F1F1F"/>
-                <w:sz w:val="19"/>
+                <w:rFonts w:ascii="Calibri" w:hAnsi="Calibri"/>
+                <w:sz w:val="20"/>
               </w:rPr>
               <w:t>One dedicated developer can build this solo</w:t>
             </w:r>
@@ -3480,19 +3654,30 @@
         </w:tc>
         <w:tc>
           <w:tcPr>
-            <w:tcW w:type="dxa" w:w="2160"/>
-            <w:shd w:val="clear" w:color="auto" w:fill="F2F2F2"/>
+            <w:tcW w:type="dxa" w:w="2880"/>
+            <w:tcBorders>
+              <w:top w:val="single" w:sz="4" w:color="E2E8F0"/>
+              <w:left w:val="single" w:sz="4" w:color="E2E8F0"/>
+              <w:bottom w:val="single" w:sz="4" w:color="E2E8F0"/>
+              <w:right w:val="single" w:sz="4" w:color="E2E8F0"/>
+            </w:tcBorders>
+            <w:shd w:val="clear" w:color="auto" w:fill="F8FAFC"/>
+            <w:tcMar>
+              <w:top w:type="dxa" w:w="100"/>
+              <w:left w:type="dxa" w:w="160"/>
+              <w:bottom w:type="dxa" w:w="100"/>
+              <w:right w:type="dxa" w:w="160"/>
+            </w:tcMar>
+            <w:vAlign w:val="top"/>
           </w:tcPr>
           <w:p>
             <w:pPr>
-              <w:spacing w:before="60" w:after="60"/>
-              <w:ind w:left="72"/>
+              <w:spacing w:before="40" w:after="40"/>
             </w:pPr>
             <w:r>
               <w:rPr>
-                <w:rFonts w:ascii="Arial" w:hAnsi="Arial"/>
-                <w:color w:val="1F1F1F"/>
-                <w:sz w:val="19"/>
+                <w:rFonts w:ascii="Calibri" w:hAnsi="Calibri"/>
+                <w:sz w:val="20"/>
               </w:rPr>
               <w:t>Both blueprints were scoped to a single primary developer to keep the model simple</w:t>
             </w:r>
@@ -3500,19 +3685,30 @@
         </w:tc>
         <w:tc>
           <w:tcPr>
-            <w:tcW w:type="dxa" w:w="2448"/>
-            <w:shd w:val="clear" w:color="auto" w:fill="F2F2F2"/>
+            <w:tcW w:type="dxa" w:w="3600"/>
+            <w:tcBorders>
+              <w:top w:val="single" w:sz="4" w:color="E2E8F0"/>
+              <w:left w:val="single" w:sz="4" w:color="E2E8F0"/>
+              <w:bottom w:val="single" w:sz="4" w:color="E2E8F0"/>
+              <w:right w:val="single" w:sz="4" w:color="E2E8F0"/>
+            </w:tcBorders>
+            <w:shd w:val="clear" w:color="auto" w:fill="F8FAFC"/>
+            <w:tcMar>
+              <w:top w:type="dxa" w:w="100"/>
+              <w:left w:type="dxa" w:w="160"/>
+              <w:bottom w:type="dxa" w:w="100"/>
+              <w:right w:type="dxa" w:w="160"/>
+            </w:tcMar>
+            <w:vAlign w:val="top"/>
           </w:tcPr>
           <w:p>
             <w:pPr>
-              <w:spacing w:before="60" w:after="60"/>
-              <w:ind w:left="72"/>
+              <w:spacing w:before="40" w:after="40"/>
             </w:pPr>
             <w:r>
               <w:rPr>
-                <w:rFonts w:ascii="Arial" w:hAnsi="Arial"/>
-                <w:color w:val="1F1F1F"/>
-                <w:sz w:val="19"/>
+                <w:rFonts w:ascii="Calibri" w:hAnsi="Calibri"/>
+                <w:sz w:val="20"/>
               </w:rPr>
               <w:t>Check availability of developer resource; validate scope estimate with a senior SNow developer</w:t>
             </w:r>
@@ -3520,19 +3716,30 @@
         </w:tc>
         <w:tc>
           <w:tcPr>
-            <w:tcW w:type="dxa" w:w="2448"/>
-            <w:shd w:val="clear" w:color="auto" w:fill="F2F2F2"/>
+            <w:tcW w:type="dxa" w:w="4118"/>
+            <w:tcBorders>
+              <w:top w:val="single" w:sz="4" w:color="E2E8F0"/>
+              <w:left w:val="single" w:sz="4" w:color="E2E8F0"/>
+              <w:bottom w:val="single" w:sz="4" w:color="E2E8F0"/>
+              <w:right w:val="single" w:sz="4" w:color="E2E8F0"/>
+            </w:tcBorders>
+            <w:shd w:val="clear" w:color="auto" w:fill="F8FAFC"/>
+            <w:tcMar>
+              <w:top w:type="dxa" w:w="100"/>
+              <w:left w:type="dxa" w:w="160"/>
+              <w:bottom w:type="dxa" w:w="100"/>
+              <w:right w:type="dxa" w:w="160"/>
+            </w:tcMar>
+            <w:vAlign w:val="top"/>
           </w:tcPr>
           <w:p>
             <w:pPr>
-              <w:spacing w:before="60" w:after="60"/>
-              <w:ind w:left="72"/>
+              <w:spacing w:before="40" w:after="40"/>
             </w:pPr>
             <w:r>
               <w:rPr>
-                <w:rFonts w:ascii="Arial" w:hAnsi="Arial"/>
-                <w:color w:val="1F1F1F"/>
-                <w:sz w:val="19"/>
+                <w:rFonts w:ascii="Calibri" w:hAnsi="Calibri"/>
+                <w:sz w:val="20"/>
               </w:rPr>
               <w:t>High: if the developer is shared across delivery, Phase 1–3 timelines extend significantly</w:t>
             </w:r>
@@ -3542,19 +3749,29 @@
       <w:tr>
         <w:tc>
           <w:tcPr>
-            <w:tcW w:type="dxa" w:w="2304"/>
-            <w:shd w:val="clear" w:color="auto" w:fill="FFFFFF"/>
+            <w:tcW w:type="dxa" w:w="2880"/>
+            <w:tcBorders>
+              <w:top w:val="single" w:sz="4" w:color="E2E8F0"/>
+              <w:left w:val="single" w:sz="4" w:color="E2E8F0"/>
+              <w:bottom w:val="single" w:sz="4" w:color="E2E8F0"/>
+              <w:right w:val="single" w:sz="4" w:color="E2E8F0"/>
+            </w:tcBorders>
+            <w:tcMar>
+              <w:top w:type="dxa" w:w="100"/>
+              <w:left w:type="dxa" w:w="160"/>
+              <w:bottom w:type="dxa" w:w="100"/>
+              <w:right w:type="dxa" w:w="160"/>
+            </w:tcMar>
+            <w:vAlign w:val="top"/>
           </w:tcPr>
           <w:p>
             <w:pPr>
-              <w:spacing w:before="60" w:after="60"/>
-              <w:ind w:left="72"/>
+              <w:spacing w:before="40" w:after="40"/>
             </w:pPr>
             <w:r>
               <w:rPr>
-                <w:rFonts w:ascii="Arial" w:hAnsi="Arial"/>
-                <w:color w:val="1F1F1F"/>
-                <w:sz w:val="19"/>
+                <w:rFonts w:ascii="Calibri" w:hAnsi="Calibri"/>
+                <w:sz w:val="20"/>
               </w:rPr>
               <w:t>The health score formula is correct</w:t>
             </w:r>
@@ -3562,19 +3779,29 @@
         </w:tc>
         <w:tc>
           <w:tcPr>
-            <w:tcW w:type="dxa" w:w="2160"/>
-            <w:shd w:val="clear" w:color="auto" w:fill="FFFFFF"/>
+            <w:tcW w:type="dxa" w:w="2880"/>
+            <w:tcBorders>
+              <w:top w:val="single" w:sz="4" w:color="E2E8F0"/>
+              <w:left w:val="single" w:sz="4" w:color="E2E8F0"/>
+              <w:bottom w:val="single" w:sz="4" w:color="E2E8F0"/>
+              <w:right w:val="single" w:sz="4" w:color="E2E8F0"/>
+            </w:tcBorders>
+            <w:tcMar>
+              <w:top w:type="dxa" w:w="100"/>
+              <w:left w:type="dxa" w:w="160"/>
+              <w:bottom w:type="dxa" w:w="100"/>
+              <w:right w:type="dxa" w:w="160"/>
+            </w:tcMar>
+            <w:vAlign w:val="top"/>
           </w:tcPr>
           <w:p>
             <w:pPr>
-              <w:spacing w:before="60" w:after="60"/>
-              <w:ind w:left="72"/>
+              <w:spacing w:before="40" w:after="40"/>
             </w:pPr>
             <w:r>
               <w:rPr>
-                <w:rFonts w:ascii="Arial" w:hAnsi="Arial"/>
-                <w:color w:val="1F1F1F"/>
-                <w:sz w:val="19"/>
+                <w:rFonts w:ascii="Calibri" w:hAnsi="Calibri"/>
+                <w:sz w:val="20"/>
               </w:rPr>
               <w:t>Designed by delivery judgment, not historical data</w:t>
             </w:r>
@@ -3582,19 +3809,29 @@
         </w:tc>
         <w:tc>
           <w:tcPr>
-            <w:tcW w:type="dxa" w:w="2448"/>
-            <w:shd w:val="clear" w:color="auto" w:fill="FFFFFF"/>
+            <w:tcW w:type="dxa" w:w="3600"/>
+            <w:tcBorders>
+              <w:top w:val="single" w:sz="4" w:color="E2E8F0"/>
+              <w:left w:val="single" w:sz="4" w:color="E2E8F0"/>
+              <w:bottom w:val="single" w:sz="4" w:color="E2E8F0"/>
+              <w:right w:val="single" w:sz="4" w:color="E2E8F0"/>
+            </w:tcBorders>
+            <w:tcMar>
+              <w:top w:type="dxa" w:w="100"/>
+              <w:left w:type="dxa" w:w="160"/>
+              <w:bottom w:type="dxa" w:w="100"/>
+              <w:right w:type="dxa" w:w="160"/>
+            </w:tcMar>
+            <w:vAlign w:val="top"/>
           </w:tcPr>
           <w:p>
             <w:pPr>
-              <w:spacing w:before="60" w:after="60"/>
-              <w:ind w:left="72"/>
+              <w:spacing w:before="40" w:after="40"/>
             </w:pPr>
             <w:r>
               <w:rPr>
-                <w:rFonts w:ascii="Arial" w:hAnsi="Arial"/>
-                <w:color w:val="1F1F1F"/>
-                <w:sz w:val="19"/>
+                <w:rFonts w:ascii="Calibri" w:hAnsi="Calibri"/>
+                <w:sz w:val="20"/>
               </w:rPr>
               <w:t>Run the formula retrospectively against 2–3 completed engagements to see if RAG matches actual outcomes</w:t>
             </w:r>
@@ -3602,19 +3839,29 @@
         </w:tc>
         <w:tc>
           <w:tcPr>
-            <w:tcW w:type="dxa" w:w="2448"/>
-            <w:shd w:val="clear" w:color="auto" w:fill="FFFFFF"/>
+            <w:tcW w:type="dxa" w:w="4118"/>
+            <w:tcBorders>
+              <w:top w:val="single" w:sz="4" w:color="E2E8F0"/>
+              <w:left w:val="single" w:sz="4" w:color="E2E8F0"/>
+              <w:bottom w:val="single" w:sz="4" w:color="E2E8F0"/>
+              <w:right w:val="single" w:sz="4" w:color="E2E8F0"/>
+            </w:tcBorders>
+            <w:tcMar>
+              <w:top w:type="dxa" w:w="100"/>
+              <w:left w:type="dxa" w:w="160"/>
+              <w:bottom w:type="dxa" w:w="100"/>
+              <w:right w:type="dxa" w:w="160"/>
+            </w:tcMar>
+            <w:vAlign w:val="top"/>
           </w:tcPr>
           <w:p>
             <w:pPr>
-              <w:spacing w:before="60" w:after="60"/>
-              <w:ind w:left="72"/>
+              <w:spacing w:before="40" w:after="40"/>
             </w:pPr>
             <w:r>
               <w:rPr>
-                <w:rFonts w:ascii="Arial" w:hAnsi="Arial"/>
-                <w:color w:val="1F1F1F"/>
-                <w:sz w:val="19"/>
+                <w:rFonts w:ascii="Calibri" w:hAnsi="Calibri"/>
+                <w:sz w:val="20"/>
               </w:rPr>
               <w:t>Medium: a wrong formula gives customers a misleading health signal — worse than no formula</w:t>
             </w:r>
@@ -3624,38 +3871,26 @@
     </w:tbl>
     <w:p>
       <w:pPr>
-        <w:spacing w:after="100"/>
+        <w:spacing w:after="40"/>
       </w:pPr>
     </w:p>
     <w:p>
       <w:pPr>
-        <w:spacing w:before="320" w:after="100"/>
-        <w:pBdr>
-          <w:bottom w:val="single" w:sz="6" w:space="1" w:color="1B3A6B"/>
-        </w:pBdr>
+        <w:pStyle w:val="Heading1"/>
       </w:pPr>
       <w:r>
-        <w:rPr>
-          <w:rFonts w:ascii="Arial" w:hAnsi="Arial"/>
-          <w:b/>
-          <w:color w:val="1B3A6B"/>
-          <w:sz w:val="26"/>
-        </w:rPr>
-        <w:t>10. OPEN QUESTIONS FOR THE ARCHITECTURE REVIEW</w:t>
+        <w:t>10.  Open Questions for the Architecture Review</w:t>
       </w:r>
     </w:p>
     <w:p>
       <w:pPr>
-        <w:spacing w:before="0" w:after="80"/>
-        <w:jc w:val="left"/>
+        <w:spacing w:after="160" w:before="0"/>
       </w:pPr>
       <w:r>
         <w:rPr>
-          <w:rFonts w:ascii="Arial" w:hAnsi="Arial"/>
-          <w:b w:val="0"/>
-          <w:i w:val="0"/>
-          <w:color w:val="1F1F1F"/>
-          <w:sz w:val="21"/>
+          <w:rFonts w:ascii="Calibri" w:hAnsi="Calibri"/>
+          <w:color w:val="1A1A1A"/>
+          <w:sz w:val="22"/>
         </w:rPr>
         <w:t>These are the questions the Shawn review session should resolve:</w:t>
       </w:r>
@@ -3663,16 +3898,8 @@
     <w:tbl>
       <w:tblPr>
         <w:tblW w:type="auto" w:w="0"/>
+        <w:jc w:val="left"/>
         <w:tblLook w:firstColumn="1" w:firstRow="1" w:lastColumn="0" w:lastRow="0" w:noHBand="0" w:noVBand="1" w:val="04A0"/>
-        <w:jc w:val="left"/>
-        <w:tblBorders>
-          <w:top w:val="none" w:sz="0" w:space="0" w:color="auto"/>
-          <w:left w:val="none" w:sz="0" w:space="0" w:color="auto"/>
-          <w:bottom w:val="none" w:sz="0" w:space="0" w:color="auto"/>
-          <w:right w:val="none" w:sz="0" w:space="0" w:color="auto"/>
-          <w:insideH w:val="none" w:sz="0" w:space="0" w:color="auto"/>
-          <w:insideV w:val="none" w:sz="0" w:space="0" w:color="auto"/>
-        </w:tblBorders>
       </w:tblPr>
       <w:tblGrid>
         <w:gridCol w:w="3120"/>
@@ -3680,22 +3907,37 @@
         <w:gridCol w:w="3120"/>
       </w:tblGrid>
       <w:tr>
+        <w:trPr>
+          <w:tblHeader/>
+        </w:trPr>
         <w:tc>
           <w:tcPr>
-            <w:tcW w:type="dxa" w:w="1584"/>
-            <w:shd w:val="clear" w:color="auto" w:fill="1B3A6B"/>
+            <w:tcW w:type="dxa" w:w="2880"/>
+            <w:tcBorders>
+              <w:top w:val="single" w:sz="4" w:color="E2E8F0"/>
+              <w:left w:val="single" w:sz="4" w:color="E2E8F0"/>
+              <w:bottom w:val="single" w:sz="4" w:color="E2E8F0"/>
+              <w:right w:val="single" w:sz="4" w:color="E2E8F0"/>
+            </w:tcBorders>
+            <w:shd w:val="clear" w:color="auto" w:fill="0B1F3A"/>
+            <w:tcMar>
+              <w:top w:type="dxa" w:w="120"/>
+              <w:left w:type="dxa" w:w="160"/>
+              <w:bottom w:type="dxa" w:w="120"/>
+              <w:right w:type="dxa" w:w="160"/>
+            </w:tcMar>
+            <w:vAlign w:val="center"/>
           </w:tcPr>
           <w:p>
             <w:pPr>
-              <w:spacing w:before="80" w:after="80"/>
-              <w:ind w:left="72"/>
+              <w:spacing w:before="40" w:after="40"/>
             </w:pPr>
             <w:r>
               <w:rPr>
-                <w:rFonts w:ascii="Arial" w:hAnsi="Arial"/>
+                <w:rFonts w:ascii="Calibri" w:hAnsi="Calibri"/>
                 <w:b/>
                 <w:color w:val="FFFFFF"/>
-                <w:sz w:val="20"/>
+                <w:sz w:val="22"/>
               </w:rPr>
               <w:t>Topic</w:t>
             </w:r>
@@ -3703,20 +3945,32 @@
         </w:tc>
         <w:tc>
           <w:tcPr>
-            <w:tcW w:type="dxa" w:w="6480"/>
-            <w:shd w:val="clear" w:color="auto" w:fill="1B3A6B"/>
+            <w:tcW w:type="dxa" w:w="8006"/>
+            <w:tcBorders>
+              <w:top w:val="single" w:sz="4" w:color="E2E8F0"/>
+              <w:left w:val="single" w:sz="4" w:color="E2E8F0"/>
+              <w:bottom w:val="single" w:sz="4" w:color="E2E8F0"/>
+              <w:right w:val="single" w:sz="4" w:color="E2E8F0"/>
+            </w:tcBorders>
+            <w:shd w:val="clear" w:color="auto" w:fill="0B1F3A"/>
+            <w:tcMar>
+              <w:top w:type="dxa" w:w="120"/>
+              <w:left w:type="dxa" w:w="160"/>
+              <w:bottom w:type="dxa" w:w="120"/>
+              <w:right w:type="dxa" w:w="160"/>
+            </w:tcMar>
+            <w:vAlign w:val="center"/>
           </w:tcPr>
           <w:p>
             <w:pPr>
-              <w:spacing w:before="80" w:after="80"/>
-              <w:ind w:left="72"/>
+              <w:spacing w:before="40" w:after="40"/>
             </w:pPr>
             <w:r>
               <w:rPr>
-                <w:rFonts w:ascii="Arial" w:hAnsi="Arial"/>
+                <w:rFonts w:ascii="Calibri" w:hAnsi="Calibri"/>
                 <w:b/>
                 <w:color w:val="FFFFFF"/>
-                <w:sz w:val="20"/>
+                <w:sz w:val="22"/>
               </w:rPr>
               <w:t>Question</w:t>
             </w:r>
@@ -3724,20 +3978,32 @@
         </w:tc>
         <w:tc>
           <w:tcPr>
-            <w:tcW w:type="dxa" w:w="1296"/>
-            <w:shd w:val="clear" w:color="auto" w:fill="1B3A6B"/>
+            <w:tcW w:type="dxa" w:w="2592"/>
+            <w:tcBorders>
+              <w:top w:val="single" w:sz="4" w:color="E2E8F0"/>
+              <w:left w:val="single" w:sz="4" w:color="E2E8F0"/>
+              <w:bottom w:val="single" w:sz="4" w:color="E2E8F0"/>
+              <w:right w:val="single" w:sz="4" w:color="E2E8F0"/>
+            </w:tcBorders>
+            <w:shd w:val="clear" w:color="auto" w:fill="0B1F3A"/>
+            <w:tcMar>
+              <w:top w:type="dxa" w:w="120"/>
+              <w:left w:type="dxa" w:w="160"/>
+              <w:bottom w:type="dxa" w:w="120"/>
+              <w:right w:type="dxa" w:w="160"/>
+            </w:tcMar>
+            <w:vAlign w:val="center"/>
           </w:tcPr>
           <w:p>
             <w:pPr>
-              <w:spacing w:before="80" w:after="80"/>
-              <w:ind w:left="72"/>
+              <w:spacing w:before="40" w:after="40"/>
             </w:pPr>
             <w:r>
               <w:rPr>
-                <w:rFonts w:ascii="Arial" w:hAnsi="Arial"/>
+                <w:rFonts w:ascii="Calibri" w:hAnsi="Calibri"/>
                 <w:b/>
                 <w:color w:val="FFFFFF"/>
-                <w:sz w:val="20"/>
+                <w:sz w:val="22"/>
               </w:rPr>
               <w:t>Owner</w:t>
             </w:r>
@@ -3747,19 +4013,30 @@
       <w:tr>
         <w:tc>
           <w:tcPr>
-            <w:tcW w:type="dxa" w:w="1584"/>
-            <w:shd w:val="clear" w:color="auto" w:fill="F2F2F2"/>
+            <w:tcW w:type="dxa" w:w="2880"/>
+            <w:tcBorders>
+              <w:top w:val="single" w:sz="4" w:color="E2E8F0"/>
+              <w:left w:val="single" w:sz="4" w:color="E2E8F0"/>
+              <w:bottom w:val="single" w:sz="4" w:color="E2E8F0"/>
+              <w:right w:val="single" w:sz="4" w:color="E2E8F0"/>
+            </w:tcBorders>
+            <w:shd w:val="clear" w:color="auto" w:fill="F8FAFC"/>
+            <w:tcMar>
+              <w:top w:type="dxa" w:w="100"/>
+              <w:left w:type="dxa" w:w="160"/>
+              <w:bottom w:type="dxa" w:w="100"/>
+              <w:right w:type="dxa" w:w="160"/>
+            </w:tcMar>
+            <w:vAlign w:val="top"/>
           </w:tcPr>
           <w:p>
             <w:pPr>
-              <w:spacing w:before="60" w:after="60"/>
-              <w:ind w:left="72"/>
+              <w:spacing w:before="40" w:after="40"/>
             </w:pPr>
             <w:r>
               <w:rPr>
-                <w:rFonts w:ascii="Arial" w:hAnsi="Arial"/>
-                <w:color w:val="1F1F1F"/>
-                <w:sz w:val="19"/>
+                <w:rFonts w:ascii="Calibri" w:hAnsi="Calibri"/>
+                <w:sz w:val="20"/>
               </w:rPr>
               <w:t>Architecture</w:t>
             </w:r>
@@ -3767,19 +4044,30 @@
         </w:tc>
         <w:tc>
           <w:tcPr>
-            <w:tcW w:type="dxa" w:w="6480"/>
-            <w:shd w:val="clear" w:color="auto" w:fill="F2F2F2"/>
+            <w:tcW w:type="dxa" w:w="8006"/>
+            <w:tcBorders>
+              <w:top w:val="single" w:sz="4" w:color="E2E8F0"/>
+              <w:left w:val="single" w:sz="4" w:color="E2E8F0"/>
+              <w:bottom w:val="single" w:sz="4" w:color="E2E8F0"/>
+              <w:right w:val="single" w:sz="4" w:color="E2E8F0"/>
+            </w:tcBorders>
+            <w:shd w:val="clear" w:color="auto" w:fill="F8FAFC"/>
+            <w:tcMar>
+              <w:top w:type="dxa" w:w="100"/>
+              <w:left w:type="dxa" w:w="160"/>
+              <w:bottom w:type="dxa" w:w="100"/>
+              <w:right w:type="dxa" w:w="160"/>
+            </w:tcMar>
+            <w:vAlign w:val="top"/>
           </w:tcPr>
           <w:p>
             <w:pPr>
-              <w:spacing w:before="60" w:after="60"/>
-              <w:ind w:left="72"/>
+              <w:spacing w:before="40" w:after="40"/>
             </w:pPr>
             <w:r>
               <w:rPr>
-                <w:rFonts w:ascii="Arial" w:hAnsi="Arial"/>
-                <w:color w:val="1F1F1F"/>
-                <w:sz w:val="19"/>
+                <w:rFonts w:ascii="Calibri" w:hAnsi="Calibri"/>
+                <w:sz w:val="20"/>
               </w:rPr>
               <w:t>Blueprint A or Blueprint B — which do we start with?</w:t>
             </w:r>
@@ -3787,19 +4075,30 @@
         </w:tc>
         <w:tc>
           <w:tcPr>
-            <w:tcW w:type="dxa" w:w="1296"/>
-            <w:shd w:val="clear" w:color="auto" w:fill="F2F2F2"/>
+            <w:tcW w:type="dxa" w:w="2592"/>
+            <w:tcBorders>
+              <w:top w:val="single" w:sz="4" w:color="E2E8F0"/>
+              <w:left w:val="single" w:sz="4" w:color="E2E8F0"/>
+              <w:bottom w:val="single" w:sz="4" w:color="E2E8F0"/>
+              <w:right w:val="single" w:sz="4" w:color="E2E8F0"/>
+            </w:tcBorders>
+            <w:shd w:val="clear" w:color="auto" w:fill="F8FAFC"/>
+            <w:tcMar>
+              <w:top w:type="dxa" w:w="100"/>
+              <w:left w:type="dxa" w:w="160"/>
+              <w:bottom w:type="dxa" w:w="100"/>
+              <w:right w:type="dxa" w:w="160"/>
+            </w:tcMar>
+            <w:vAlign w:val="top"/>
           </w:tcPr>
           <w:p>
             <w:pPr>
-              <w:spacing w:before="60" w:after="60"/>
-              <w:ind w:left="72"/>
+              <w:spacing w:before="40" w:after="40"/>
             </w:pPr>
             <w:r>
               <w:rPr>
-                <w:rFonts w:ascii="Arial" w:hAnsi="Arial"/>
-                <w:color w:val="1F1F1F"/>
-                <w:sz w:val="19"/>
+                <w:rFonts w:ascii="Calibri" w:hAnsi="Calibri"/>
+                <w:sz w:val="20"/>
               </w:rPr>
               <w:t>Shawn + Senior Director</w:t>
             </w:r>
@@ -3809,39 +4108,59 @@
       <w:tr>
         <w:tc>
           <w:tcPr>
-            <w:tcW w:type="dxa" w:w="1584"/>
-            <w:shd w:val="clear" w:color="auto" w:fill="FFFFFF"/>
+            <w:tcW w:type="dxa" w:w="2880"/>
+            <w:tcBorders>
+              <w:top w:val="single" w:sz="4" w:color="E2E8F0"/>
+              <w:left w:val="single" w:sz="4" w:color="E2E8F0"/>
+              <w:bottom w:val="single" w:sz="4" w:color="E2E8F0"/>
+              <w:right w:val="single" w:sz="4" w:color="E2E8F0"/>
+            </w:tcBorders>
+            <w:tcMar>
+              <w:top w:type="dxa" w:w="100"/>
+              <w:left w:type="dxa" w:w="160"/>
+              <w:bottom w:type="dxa" w:w="100"/>
+              <w:right w:type="dxa" w:w="160"/>
+            </w:tcMar>
+            <w:vAlign w:val="top"/>
           </w:tcPr>
           <w:p>
             <w:pPr>
-              <w:spacing w:before="60" w:after="60"/>
-              <w:ind w:left="72"/>
+              <w:spacing w:before="40" w:after="40"/>
             </w:pPr>
             <w:r>
               <w:rPr>
-                <w:rFonts w:ascii="Arial" w:hAnsi="Arial"/>
-                <w:color w:val="1F1F1F"/>
-                <w:sz w:val="19"/>
+                <w:rFonts w:ascii="Calibri" w:hAnsi="Calibri"/>
+                <w:sz w:val="20"/>
               </w:rPr>
-              <w:t>Developer</w:t>
+              <w:t>Developer resource</w:t>
             </w:r>
           </w:p>
         </w:tc>
         <w:tc>
           <w:tcPr>
-            <w:tcW w:type="dxa" w:w="6480"/>
-            <w:shd w:val="clear" w:color="auto" w:fill="FFFFFF"/>
+            <w:tcW w:type="dxa" w:w="8006"/>
+            <w:tcBorders>
+              <w:top w:val="single" w:sz="4" w:color="E2E8F0"/>
+              <w:left w:val="single" w:sz="4" w:color="E2E8F0"/>
+              <w:bottom w:val="single" w:sz="4" w:color="E2E8F0"/>
+              <w:right w:val="single" w:sz="4" w:color="E2E8F0"/>
+            </w:tcBorders>
+            <w:tcMar>
+              <w:top w:type="dxa" w:w="100"/>
+              <w:left w:type="dxa" w:w="160"/>
+              <w:bottom w:type="dxa" w:w="100"/>
+              <w:right w:type="dxa" w:w="160"/>
+            </w:tcMar>
+            <w:vAlign w:val="top"/>
           </w:tcPr>
           <w:p>
             <w:pPr>
-              <w:spacing w:before="60" w:after="60"/>
-              <w:ind w:left="72"/>
+              <w:spacing w:before="40" w:after="40"/>
             </w:pPr>
             <w:r>
               <w:rPr>
-                <w:rFonts w:ascii="Arial" w:hAnsi="Arial"/>
-                <w:color w:val="1F1F1F"/>
-                <w:sz w:val="19"/>
+                <w:rFonts w:ascii="Calibri" w:hAnsi="Calibri"/>
+                <w:sz w:val="20"/>
               </w:rPr>
               <w:t>Is a dedicated developer available? If not, what is the realistic calendar impact of a shared resource?</w:t>
             </w:r>
@@ -3849,19 +4168,29 @@
         </w:tc>
         <w:tc>
           <w:tcPr>
-            <w:tcW w:type="dxa" w:w="1296"/>
-            <w:shd w:val="clear" w:color="auto" w:fill="FFFFFF"/>
+            <w:tcW w:type="dxa" w:w="2592"/>
+            <w:tcBorders>
+              <w:top w:val="single" w:sz="4" w:color="E2E8F0"/>
+              <w:left w:val="single" w:sz="4" w:color="E2E8F0"/>
+              <w:bottom w:val="single" w:sz="4" w:color="E2E8F0"/>
+              <w:right w:val="single" w:sz="4" w:color="E2E8F0"/>
+            </w:tcBorders>
+            <w:tcMar>
+              <w:top w:type="dxa" w:w="100"/>
+              <w:left w:type="dxa" w:w="160"/>
+              <w:bottom w:type="dxa" w:w="100"/>
+              <w:right w:type="dxa" w:w="160"/>
+            </w:tcMar>
+            <w:vAlign w:val="top"/>
           </w:tcPr>
           <w:p>
             <w:pPr>
-              <w:spacing w:before="60" w:after="60"/>
-              <w:ind w:left="72"/>
+              <w:spacing w:before="40" w:after="40"/>
             </w:pPr>
             <w:r>
               <w:rPr>
-                <w:rFonts w:ascii="Arial" w:hAnsi="Arial"/>
-                <w:color w:val="1F1F1F"/>
-                <w:sz w:val="19"/>
+                <w:rFonts w:ascii="Calibri" w:hAnsi="Calibri"/>
+                <w:sz w:val="20"/>
               </w:rPr>
               <w:t>Shawn + Senior Director</w:t>
             </w:r>
@@ -3871,39 +4200,61 @@
       <w:tr>
         <w:tc>
           <w:tcPr>
-            <w:tcW w:type="dxa" w:w="1584"/>
-            <w:shd w:val="clear" w:color="auto" w:fill="F2F2F2"/>
+            <w:tcW w:type="dxa" w:w="2880"/>
+            <w:tcBorders>
+              <w:top w:val="single" w:sz="4" w:color="E2E8F0"/>
+              <w:left w:val="single" w:sz="4" w:color="E2E8F0"/>
+              <w:bottom w:val="single" w:sz="4" w:color="E2E8F0"/>
+              <w:right w:val="single" w:sz="4" w:color="E2E8F0"/>
+            </w:tcBorders>
+            <w:shd w:val="clear" w:color="auto" w:fill="F8FAFC"/>
+            <w:tcMar>
+              <w:top w:type="dxa" w:w="100"/>
+              <w:left w:type="dxa" w:w="160"/>
+              <w:bottom w:type="dxa" w:w="100"/>
+              <w:right w:type="dxa" w:w="160"/>
+            </w:tcMar>
+            <w:vAlign w:val="top"/>
           </w:tcPr>
           <w:p>
             <w:pPr>
-              <w:spacing w:before="60" w:after="60"/>
-              <w:ind w:left="72"/>
+              <w:spacing w:before="40" w:after="40"/>
             </w:pPr>
             <w:r>
               <w:rPr>
-                <w:rFonts w:ascii="Arial" w:hAnsi="Arial"/>
-                <w:color w:val="1F1F1F"/>
-                <w:sz w:val="19"/>
+                <w:rFonts w:ascii="Calibri" w:hAnsi="Calibri"/>
+                <w:sz w:val="20"/>
               </w:rPr>
-              <w:t>Store</w:t>
+              <w:t>Store commitment</w:t>
             </w:r>
           </w:p>
         </w:tc>
         <w:tc>
           <w:tcPr>
-            <w:tcW w:type="dxa" w:w="6480"/>
-            <w:shd w:val="clear" w:color="auto" w:fill="F2F2F2"/>
+            <w:tcW w:type="dxa" w:w="8006"/>
+            <w:tcBorders>
+              <w:top w:val="single" w:sz="4" w:color="E2E8F0"/>
+              <w:left w:val="single" w:sz="4" w:color="E2E8F0"/>
+              <w:bottom w:val="single" w:sz="4" w:color="E2E8F0"/>
+              <w:right w:val="single" w:sz="4" w:color="E2E8F0"/>
+            </w:tcBorders>
+            <w:shd w:val="clear" w:color="auto" w:fill="F8FAFC"/>
+            <w:tcMar>
+              <w:top w:type="dxa" w:w="100"/>
+              <w:left w:type="dxa" w:w="160"/>
+              <w:bottom w:type="dxa" w:w="100"/>
+              <w:right w:type="dxa" w:w="160"/>
+            </w:tcMar>
+            <w:vAlign w:val="top"/>
           </w:tcPr>
           <w:p>
             <w:pPr>
-              <w:spacing w:before="60" w:after="60"/>
-              <w:ind w:left="72"/>
+              <w:spacing w:before="40" w:after="40"/>
             </w:pPr>
             <w:r>
               <w:rPr>
-                <w:rFonts w:ascii="Arial" w:hAnsi="Arial"/>
-                <w:color w:val="1F1F1F"/>
-                <w:sz w:val="19"/>
+                <w:rFonts w:ascii="Calibri" w:hAnsi="Calibri"/>
+                <w:sz w:val="20"/>
               </w:rPr>
               <w:t>Is the ServiceNow Store a real near-term goal, or is it aspirational? If real, Blueprint A is mandatory. If aspirational, Blueprint B may be sufficient.</w:t>
             </w:r>
@@ -3911,19 +4262,30 @@
         </w:tc>
         <w:tc>
           <w:tcPr>
-            <w:tcW w:type="dxa" w:w="1296"/>
-            <w:shd w:val="clear" w:color="auto" w:fill="F2F2F2"/>
+            <w:tcW w:type="dxa" w:w="2592"/>
+            <w:tcBorders>
+              <w:top w:val="single" w:sz="4" w:color="E2E8F0"/>
+              <w:left w:val="single" w:sz="4" w:color="E2E8F0"/>
+              <w:bottom w:val="single" w:sz="4" w:color="E2E8F0"/>
+              <w:right w:val="single" w:sz="4" w:color="E2E8F0"/>
+            </w:tcBorders>
+            <w:shd w:val="clear" w:color="auto" w:fill="F8FAFC"/>
+            <w:tcMar>
+              <w:top w:type="dxa" w:w="100"/>
+              <w:left w:type="dxa" w:w="160"/>
+              <w:bottom w:type="dxa" w:w="100"/>
+              <w:right w:type="dxa" w:w="160"/>
+            </w:tcMar>
+            <w:vAlign w:val="top"/>
           </w:tcPr>
           <w:p>
             <w:pPr>
-              <w:spacing w:before="60" w:after="60"/>
-              <w:ind w:left="72"/>
+              <w:spacing w:before="40" w:after="40"/>
             </w:pPr>
             <w:r>
               <w:rPr>
-                <w:rFonts w:ascii="Arial" w:hAnsi="Arial"/>
-                <w:color w:val="1F1F1F"/>
-                <w:sz w:val="19"/>
+                <w:rFonts w:ascii="Calibri" w:hAnsi="Calibri"/>
+                <w:sz w:val="20"/>
               </w:rPr>
               <w:t>Shawn + Senior Director</w:t>
             </w:r>
@@ -3933,19 +4295,29 @@
       <w:tr>
         <w:tc>
           <w:tcPr>
-            <w:tcW w:type="dxa" w:w="1584"/>
-            <w:shd w:val="clear" w:color="auto" w:fill="FFFFFF"/>
+            <w:tcW w:type="dxa" w:w="2880"/>
+            <w:tcBorders>
+              <w:top w:val="single" w:sz="4" w:color="E2E8F0"/>
+              <w:left w:val="single" w:sz="4" w:color="E2E8F0"/>
+              <w:bottom w:val="single" w:sz="4" w:color="E2E8F0"/>
+              <w:right w:val="single" w:sz="4" w:color="E2E8F0"/>
+            </w:tcBorders>
+            <w:tcMar>
+              <w:top w:type="dxa" w:w="100"/>
+              <w:left w:type="dxa" w:w="160"/>
+              <w:bottom w:type="dxa" w:w="100"/>
+              <w:right w:type="dxa" w:w="160"/>
+            </w:tcMar>
+            <w:vAlign w:val="top"/>
           </w:tcPr>
           <w:p>
             <w:pPr>
-              <w:spacing w:before="60" w:after="60"/>
-              <w:ind w:left="72"/>
+              <w:spacing w:before="40" w:after="40"/>
             </w:pPr>
             <w:r>
               <w:rPr>
-                <w:rFonts w:ascii="Arial" w:hAnsi="Arial"/>
-                <w:color w:val="1F1F1F"/>
-                <w:sz w:val="19"/>
+                <w:rFonts w:ascii="Calibri" w:hAnsi="Calibri"/>
+                <w:sz w:val="20"/>
               </w:rPr>
               <w:t>Content table</w:t>
             </w:r>
@@ -3953,39 +4325,59 @@
         </w:tc>
         <w:tc>
           <w:tcPr>
-            <w:tcW w:type="dxa" w:w="6480"/>
-            <w:shd w:val="clear" w:color="auto" w:fill="FFFFFF"/>
+            <w:tcW w:type="dxa" w:w="8006"/>
+            <w:tcBorders>
+              <w:top w:val="single" w:sz="4" w:color="E2E8F0"/>
+              <w:left w:val="single" w:sz="4" w:color="E2E8F0"/>
+              <w:bottom w:val="single" w:sz="4" w:color="E2E8F0"/>
+              <w:right w:val="single" w:sz="4" w:color="E2E8F0"/>
+            </w:tcBorders>
+            <w:tcMar>
+              <w:top w:type="dxa" w:w="100"/>
+              <w:left w:type="dxa" w:w="160"/>
+              <w:bottom w:type="dxa" w:w="100"/>
+              <w:right w:type="dxa" w:w="160"/>
+            </w:tcMar>
+            <w:vAlign w:val="top"/>
           </w:tcPr>
           <w:p>
             <w:pPr>
-              <w:spacing w:before="60" w:after="60"/>
-              <w:ind w:left="72"/>
+              <w:spacing w:before="40" w:after="40"/>
             </w:pPr>
             <w:r>
               <w:rPr>
-                <w:rFonts w:ascii="Arial" w:hAnsi="Arial"/>
-                <w:color w:val="1F1F1F"/>
-                <w:sz w:val="19"/>
+                <w:rFonts w:ascii="Calibri" w:hAnsi="Calibri"/>
+                <w:sz w:val="20"/>
               </w:rPr>
-              <w:t>Should the Methodology Content table be its own custom table (Blueprint A) or extend KB (Blueprint B approach)? This is worth reconsidering even in a Blueprint A context.</w:t>
+              <w:t>Should the Methodology Content table be its own custom table (Blueprint A) or extend KB (Blueprint B approach)? Worth reconsidering even in a Blueprint A context.</w:t>
             </w:r>
           </w:p>
         </w:tc>
         <w:tc>
           <w:tcPr>
-            <w:tcW w:type="dxa" w:w="1296"/>
-            <w:shd w:val="clear" w:color="auto" w:fill="FFFFFF"/>
+            <w:tcW w:type="dxa" w:w="2592"/>
+            <w:tcBorders>
+              <w:top w:val="single" w:sz="4" w:color="E2E8F0"/>
+              <w:left w:val="single" w:sz="4" w:color="E2E8F0"/>
+              <w:bottom w:val="single" w:sz="4" w:color="E2E8F0"/>
+              <w:right w:val="single" w:sz="4" w:color="E2E8F0"/>
+            </w:tcBorders>
+            <w:tcMar>
+              <w:top w:type="dxa" w:w="100"/>
+              <w:left w:type="dxa" w:w="160"/>
+              <w:bottom w:type="dxa" w:w="100"/>
+              <w:right w:type="dxa" w:w="160"/>
+            </w:tcMar>
+            <w:vAlign w:val="top"/>
           </w:tcPr>
           <w:p>
             <w:pPr>
-              <w:spacing w:before="60" w:after="60"/>
-              <w:ind w:left="72"/>
+              <w:spacing w:before="40" w:after="40"/>
             </w:pPr>
             <w:r>
               <w:rPr>
-                <w:rFonts w:ascii="Arial" w:hAnsi="Arial"/>
-                <w:color w:val="1F1F1F"/>
-                <w:sz w:val="19"/>
+                <w:rFonts w:ascii="Calibri" w:hAnsi="Calibri"/>
+                <w:sz w:val="20"/>
               </w:rPr>
               <w:t>Shawn + Senior Director</w:t>
             </w:r>
@@ -3995,39 +4387,61 @@
       <w:tr>
         <w:tc>
           <w:tcPr>
-            <w:tcW w:type="dxa" w:w="1584"/>
-            <w:shd w:val="clear" w:color="auto" w:fill="F2F2F2"/>
+            <w:tcW w:type="dxa" w:w="2880"/>
+            <w:tcBorders>
+              <w:top w:val="single" w:sz="4" w:color="E2E8F0"/>
+              <w:left w:val="single" w:sz="4" w:color="E2E8F0"/>
+              <w:bottom w:val="single" w:sz="4" w:color="E2E8F0"/>
+              <w:right w:val="single" w:sz="4" w:color="E2E8F0"/>
+            </w:tcBorders>
+            <w:shd w:val="clear" w:color="auto" w:fill="F8FAFC"/>
+            <w:tcMar>
+              <w:top w:type="dxa" w:w="100"/>
+              <w:left w:type="dxa" w:w="160"/>
+              <w:bottom w:type="dxa" w:w="100"/>
+              <w:right w:type="dxa" w:w="160"/>
+            </w:tcMar>
+            <w:vAlign w:val="top"/>
           </w:tcPr>
           <w:p>
             <w:pPr>
-              <w:spacing w:before="60" w:after="60"/>
-              <w:ind w:left="72"/>
+              <w:spacing w:before="40" w:after="40"/>
             </w:pPr>
             <w:r>
               <w:rPr>
-                <w:rFonts w:ascii="Arial" w:hAnsi="Arial"/>
-                <w:color w:val="1F1F1F"/>
-                <w:sz w:val="19"/>
+                <w:rFonts w:ascii="Calibri" w:hAnsi="Calibri"/>
+                <w:sz w:val="20"/>
               </w:rPr>
-              <w:t>Health formula</w:t>
+              <w:t>Health formula validation</w:t>
             </w:r>
           </w:p>
         </w:tc>
         <w:tc>
           <w:tcPr>
-            <w:tcW w:type="dxa" w:w="6480"/>
-            <w:shd w:val="clear" w:color="auto" w:fill="F2F2F2"/>
+            <w:tcW w:type="dxa" w:w="8006"/>
+            <w:tcBorders>
+              <w:top w:val="single" w:sz="4" w:color="E2E8F0"/>
+              <w:left w:val="single" w:sz="4" w:color="E2E8F0"/>
+              <w:bottom w:val="single" w:sz="4" w:color="E2E8F0"/>
+              <w:right w:val="single" w:sz="4" w:color="E2E8F0"/>
+            </w:tcBorders>
+            <w:shd w:val="clear" w:color="auto" w:fill="F8FAFC"/>
+            <w:tcMar>
+              <w:top w:type="dxa" w:w="100"/>
+              <w:left w:type="dxa" w:w="160"/>
+              <w:bottom w:type="dxa" w:w="100"/>
+              <w:right w:type="dxa" w:w="160"/>
+            </w:tcMar>
+            <w:vAlign w:val="top"/>
           </w:tcPr>
           <w:p>
             <w:pPr>
-              <w:spacing w:before="60" w:after="60"/>
-              <w:ind w:left="72"/>
+              <w:spacing w:before="40" w:after="40"/>
             </w:pPr>
             <w:r>
               <w:rPr>
-                <w:rFonts w:ascii="Arial" w:hAnsi="Arial"/>
-                <w:color w:val="1F1F1F"/>
-                <w:sz w:val="19"/>
+                <w:rFonts w:ascii="Calibri" w:hAnsi="Calibri"/>
+                <w:sz w:val="20"/>
               </w:rPr>
               <w:t>Can we validate the health score formula against historical engagement data before building it in?</w:t>
             </w:r>
@@ -4035,19 +4449,30 @@
         </w:tc>
         <w:tc>
           <w:tcPr>
-            <w:tcW w:type="dxa" w:w="1296"/>
-            <w:shd w:val="clear" w:color="auto" w:fill="F2F2F2"/>
+            <w:tcW w:type="dxa" w:w="2592"/>
+            <w:tcBorders>
+              <w:top w:val="single" w:sz="4" w:color="E2E8F0"/>
+              <w:left w:val="single" w:sz="4" w:color="E2E8F0"/>
+              <w:bottom w:val="single" w:sz="4" w:color="E2E8F0"/>
+              <w:right w:val="single" w:sz="4" w:color="E2E8F0"/>
+            </w:tcBorders>
+            <w:shd w:val="clear" w:color="auto" w:fill="F8FAFC"/>
+            <w:tcMar>
+              <w:top w:type="dxa" w:w="100"/>
+              <w:left w:type="dxa" w:w="160"/>
+              <w:bottom w:type="dxa" w:w="100"/>
+              <w:right w:type="dxa" w:w="160"/>
+            </w:tcMar>
+            <w:vAlign w:val="top"/>
           </w:tcPr>
           <w:p>
             <w:pPr>
-              <w:spacing w:before="60" w:after="60"/>
-              <w:ind w:left="72"/>
+              <w:spacing w:before="40" w:after="40"/>
             </w:pPr>
             <w:r>
               <w:rPr>
-                <w:rFonts w:ascii="Arial" w:hAnsi="Arial"/>
-                <w:color w:val="1F1F1F"/>
-                <w:sz w:val="19"/>
+                <w:rFonts w:ascii="Calibri" w:hAnsi="Calibri"/>
+                <w:sz w:val="20"/>
               </w:rPr>
               <w:t>Shawn + Senior Director</w:t>
             </w:r>
@@ -4057,19 +4482,29 @@
       <w:tr>
         <w:tc>
           <w:tcPr>
-            <w:tcW w:type="dxa" w:w="1584"/>
-            <w:shd w:val="clear" w:color="auto" w:fill="FFFFFF"/>
+            <w:tcW w:type="dxa" w:w="2880"/>
+            <w:tcBorders>
+              <w:top w:val="single" w:sz="4" w:color="E2E8F0"/>
+              <w:left w:val="single" w:sz="4" w:color="E2E8F0"/>
+              <w:bottom w:val="single" w:sz="4" w:color="E2E8F0"/>
+              <w:right w:val="single" w:sz="4" w:color="E2E8F0"/>
+            </w:tcBorders>
+            <w:tcMar>
+              <w:top w:type="dxa" w:w="100"/>
+              <w:left w:type="dxa" w:w="160"/>
+              <w:bottom w:type="dxa" w:w="100"/>
+              <w:right w:type="dxa" w:w="160"/>
+            </w:tcMar>
+            <w:vAlign w:val="top"/>
           </w:tcPr>
           <w:p>
             <w:pPr>
-              <w:spacing w:before="60" w:after="60"/>
-              <w:ind w:left="72"/>
+              <w:spacing w:before="40" w:after="40"/>
             </w:pPr>
             <w:r>
               <w:rPr>
-                <w:rFonts w:ascii="Arial" w:hAnsi="Arial"/>
-                <w:color w:val="1F1F1F"/>
-                <w:sz w:val="19"/>
+                <w:rFonts w:ascii="Calibri" w:hAnsi="Calibri"/>
+                <w:sz w:val="20"/>
               </w:rPr>
               <w:t>Customer research</w:t>
             </w:r>
@@ -4077,19 +4512,29 @@
         </w:tc>
         <w:tc>
           <w:tcPr>
-            <w:tcW w:type="dxa" w:w="6480"/>
-            <w:shd w:val="clear" w:color="auto" w:fill="FFFFFF"/>
+            <w:tcW w:type="dxa" w:w="8006"/>
+            <w:tcBorders>
+              <w:top w:val="single" w:sz="4" w:color="E2E8F0"/>
+              <w:left w:val="single" w:sz="4" w:color="E2E8F0"/>
+              <w:bottom w:val="single" w:sz="4" w:color="E2E8F0"/>
+              <w:right w:val="single" w:sz="4" w:color="E2E8F0"/>
+            </w:tcBorders>
+            <w:tcMar>
+              <w:top w:type="dxa" w:w="100"/>
+              <w:left w:type="dxa" w:w="160"/>
+              <w:bottom w:type="dxa" w:w="100"/>
+              <w:right w:type="dxa" w:w="160"/>
+            </w:tcMar>
+            <w:vAlign w:val="top"/>
           </w:tcPr>
           <w:p>
             <w:pPr>
-              <w:spacing w:before="60" w:after="60"/>
-              <w:ind w:left="72"/>
+              <w:spacing w:before="40" w:after="40"/>
             </w:pPr>
             <w:r>
               <w:rPr>
-                <w:rFonts w:ascii="Arial" w:hAnsi="Arial"/>
-                <w:color w:val="1F1F1F"/>
-                <w:sz w:val="19"/>
+                <w:rFonts w:ascii="Calibri" w:hAnsi="Calibri"/>
+                <w:sz w:val="20"/>
               </w:rPr>
               <w:t>Is there a willing customer or prospect we can prototype the portal with before committing to the Phase 2 build?</w:t>
             </w:r>
@@ -4097,19 +4542,29 @@
         </w:tc>
         <w:tc>
           <w:tcPr>
-            <w:tcW w:type="dxa" w:w="1296"/>
-            <w:shd w:val="clear" w:color="auto" w:fill="FFFFFF"/>
+            <w:tcW w:type="dxa" w:w="2592"/>
+            <w:tcBorders>
+              <w:top w:val="single" w:sz="4" w:color="E2E8F0"/>
+              <w:left w:val="single" w:sz="4" w:color="E2E8F0"/>
+              <w:bottom w:val="single" w:sz="4" w:color="E2E8F0"/>
+              <w:right w:val="single" w:sz="4" w:color="E2E8F0"/>
+            </w:tcBorders>
+            <w:tcMar>
+              <w:top w:type="dxa" w:w="100"/>
+              <w:left w:type="dxa" w:w="160"/>
+              <w:bottom w:type="dxa" w:w="100"/>
+              <w:right w:type="dxa" w:w="160"/>
+            </w:tcMar>
+            <w:vAlign w:val="top"/>
           </w:tcPr>
           <w:p>
             <w:pPr>
-              <w:spacing w:before="60" w:after="60"/>
-              <w:ind w:left="72"/>
+              <w:spacing w:before="40" w:after="40"/>
             </w:pPr>
             <w:r>
               <w:rPr>
-                <w:rFonts w:ascii="Arial" w:hAnsi="Arial"/>
-                <w:color w:val="1F1F1F"/>
-                <w:sz w:val="19"/>
+                <w:rFonts w:ascii="Calibri" w:hAnsi="Calibri"/>
+                <w:sz w:val="20"/>
               </w:rPr>
               <w:t>Shawn + Senior Director</w:t>
             </w:r>
@@ -4119,39 +4574,61 @@
       <w:tr>
         <w:tc>
           <w:tcPr>
-            <w:tcW w:type="dxa" w:w="1584"/>
-            <w:shd w:val="clear" w:color="auto" w:fill="F2F2F2"/>
+            <w:tcW w:type="dxa" w:w="2880"/>
+            <w:tcBorders>
+              <w:top w:val="single" w:sz="4" w:color="E2E8F0"/>
+              <w:left w:val="single" w:sz="4" w:color="E2E8F0"/>
+              <w:bottom w:val="single" w:sz="4" w:color="E2E8F0"/>
+              <w:right w:val="single" w:sz="4" w:color="E2E8F0"/>
+            </w:tcBorders>
+            <w:shd w:val="clear" w:color="auto" w:fill="F8FAFC"/>
+            <w:tcMar>
+              <w:top w:type="dxa" w:w="100"/>
+              <w:left w:type="dxa" w:w="160"/>
+              <w:bottom w:type="dxa" w:w="100"/>
+              <w:right w:type="dxa" w:w="160"/>
+            </w:tcMar>
+            <w:vAlign w:val="top"/>
           </w:tcPr>
           <w:p>
             <w:pPr>
-              <w:spacing w:before="60" w:after="60"/>
-              <w:ind w:left="72"/>
+              <w:spacing w:before="40" w:after="40"/>
             </w:pPr>
             <w:r>
               <w:rPr>
-                <w:rFonts w:ascii="Arial" w:hAnsi="Arial"/>
-                <w:color w:val="1F1F1F"/>
-                <w:sz w:val="19"/>
+                <w:rFonts w:ascii="Calibri" w:hAnsi="Calibri"/>
+                <w:sz w:val="20"/>
               </w:rPr>
-              <w:t>Store scan</w:t>
+              <w:t>Store competitive scan</w:t>
             </w:r>
           </w:p>
         </w:tc>
         <w:tc>
           <w:tcPr>
-            <w:tcW w:type="dxa" w:w="6480"/>
-            <w:shd w:val="clear" w:color="auto" w:fill="F2F2F2"/>
+            <w:tcW w:type="dxa" w:w="8006"/>
+            <w:tcBorders>
+              <w:top w:val="single" w:sz="4" w:color="E2E8F0"/>
+              <w:left w:val="single" w:sz="4" w:color="E2E8F0"/>
+              <w:bottom w:val="single" w:sz="4" w:color="E2E8F0"/>
+              <w:right w:val="single" w:sz="4" w:color="E2E8F0"/>
+            </w:tcBorders>
+            <w:shd w:val="clear" w:color="auto" w:fill="F8FAFC"/>
+            <w:tcMar>
+              <w:top w:type="dxa" w:w="100"/>
+              <w:left w:type="dxa" w:w="160"/>
+              <w:bottom w:type="dxa" w:w="100"/>
+              <w:right w:type="dxa" w:w="160"/>
+            </w:tcMar>
+            <w:vAlign w:val="top"/>
           </w:tcPr>
           <w:p>
             <w:pPr>
-              <w:spacing w:before="60" w:after="60"/>
-              <w:ind w:left="72"/>
+              <w:spacing w:before="40" w:after="40"/>
             </w:pPr>
             <w:r>
               <w:rPr>
-                <w:rFonts w:ascii="Arial" w:hAnsi="Arial"/>
-                <w:color w:val="1F1F1F"/>
-                <w:sz w:val="19"/>
+                <w:rFonts w:ascii="Calibri" w:hAnsi="Calibri"/>
+                <w:sz w:val="20"/>
               </w:rPr>
               <w:t>Has a thorough ServiceNow Store competitive scan been done? Should be done before Phase 0.</w:t>
             </w:r>
@@ -4159,19 +4636,30 @@
         </w:tc>
         <w:tc>
           <w:tcPr>
-            <w:tcW w:type="dxa" w:w="1296"/>
-            <w:shd w:val="clear" w:color="auto" w:fill="F2F2F2"/>
+            <w:tcW w:type="dxa" w:w="2592"/>
+            <w:tcBorders>
+              <w:top w:val="single" w:sz="4" w:color="E2E8F0"/>
+              <w:left w:val="single" w:sz="4" w:color="E2E8F0"/>
+              <w:bottom w:val="single" w:sz="4" w:color="E2E8F0"/>
+              <w:right w:val="single" w:sz="4" w:color="E2E8F0"/>
+            </w:tcBorders>
+            <w:shd w:val="clear" w:color="auto" w:fill="F8FAFC"/>
+            <w:tcMar>
+              <w:top w:type="dxa" w:w="100"/>
+              <w:left w:type="dxa" w:w="160"/>
+              <w:bottom w:type="dxa" w:w="100"/>
+              <w:right w:type="dxa" w:w="160"/>
+            </w:tcMar>
+            <w:vAlign w:val="top"/>
           </w:tcPr>
           <w:p>
             <w:pPr>
-              <w:spacing w:before="60" w:after="60"/>
-              <w:ind w:left="72"/>
+              <w:spacing w:before="40" w:after="40"/>
             </w:pPr>
             <w:r>
               <w:rPr>
-                <w:rFonts w:ascii="Arial" w:hAnsi="Arial"/>
-                <w:color w:val="1F1F1F"/>
-                <w:sz w:val="19"/>
+                <w:rFonts w:ascii="Calibri" w:hAnsi="Calibri"/>
+                <w:sz w:val="20"/>
               </w:rPr>
               <w:t>Shawn + Senior Director</w:t>
             </w:r>
@@ -4181,39 +4669,59 @@
       <w:tr>
         <w:tc>
           <w:tcPr>
-            <w:tcW w:type="dxa" w:w="1584"/>
-            <w:shd w:val="clear" w:color="auto" w:fill="FFFFFF"/>
+            <w:tcW w:type="dxa" w:w="2880"/>
+            <w:tcBorders>
+              <w:top w:val="single" w:sz="4" w:color="E2E8F0"/>
+              <w:left w:val="single" w:sz="4" w:color="E2E8F0"/>
+              <w:bottom w:val="single" w:sz="4" w:color="E2E8F0"/>
+              <w:right w:val="single" w:sz="4" w:color="E2E8F0"/>
+            </w:tcBorders>
+            <w:tcMar>
+              <w:top w:type="dxa" w:w="100"/>
+              <w:left w:type="dxa" w:w="160"/>
+              <w:bottom w:type="dxa" w:w="100"/>
+              <w:right w:type="dxa" w:w="160"/>
+            </w:tcMar>
+            <w:vAlign w:val="top"/>
           </w:tcPr>
           <w:p>
             <w:pPr>
-              <w:spacing w:before="60" w:after="60"/>
-              <w:ind w:left="72"/>
+              <w:spacing w:before="40" w:after="40"/>
             </w:pPr>
             <w:r>
               <w:rPr>
-                <w:rFonts w:ascii="Arial" w:hAnsi="Arial"/>
-                <w:color w:val="1F1F1F"/>
-                <w:sz w:val="19"/>
+                <w:rFonts w:ascii="Calibri" w:hAnsi="Calibri"/>
+                <w:sz w:val="20"/>
               </w:rPr>
-              <w:t>App Engine</w:t>
+              <w:t>App Engine availability</w:t>
             </w:r>
           </w:p>
         </w:tc>
         <w:tc>
           <w:tcPr>
-            <w:tcW w:type="dxa" w:w="6480"/>
-            <w:shd w:val="clear" w:color="auto" w:fill="FFFFFF"/>
+            <w:tcW w:type="dxa" w:w="8006"/>
+            <w:tcBorders>
+              <w:top w:val="single" w:sz="4" w:color="E2E8F0"/>
+              <w:left w:val="single" w:sz="4" w:color="E2E8F0"/>
+              <w:bottom w:val="single" w:sz="4" w:color="E2E8F0"/>
+              <w:right w:val="single" w:sz="4" w:color="E2E8F0"/>
+            </w:tcBorders>
+            <w:tcMar>
+              <w:top w:type="dxa" w:w="100"/>
+              <w:left w:type="dxa" w:w="160"/>
+              <w:bottom w:type="dxa" w:w="100"/>
+              <w:right w:type="dxa" w:w="160"/>
+            </w:tcMar>
+            <w:vAlign w:val="top"/>
           </w:tcPr>
           <w:p>
             <w:pPr>
-              <w:spacing w:before="60" w:after="60"/>
-              <w:ind w:left="72"/>
+              <w:spacing w:before="40" w:after="40"/>
             </w:pPr>
             <w:r>
               <w:rPr>
-                <w:rFonts w:ascii="Arial" w:hAnsi="Arial"/>
-                <w:color w:val="1F1F1F"/>
-                <w:sz w:val="19"/>
+                <w:rFonts w:ascii="Calibri" w:hAnsi="Calibri"/>
+                <w:sz w:val="20"/>
               </w:rPr>
               <w:t>What % of our current and pipeline customers have App Engine? This materially affects the Blueprint A/B decision.</w:t>
             </w:r>
@@ -4221,19 +4729,29 @@
         </w:tc>
         <w:tc>
           <w:tcPr>
-            <w:tcW w:type="dxa" w:w="1296"/>
-            <w:shd w:val="clear" w:color="auto" w:fill="FFFFFF"/>
+            <w:tcW w:type="dxa" w:w="2592"/>
+            <w:tcBorders>
+              <w:top w:val="single" w:sz="4" w:color="E2E8F0"/>
+              <w:left w:val="single" w:sz="4" w:color="E2E8F0"/>
+              <w:bottom w:val="single" w:sz="4" w:color="E2E8F0"/>
+              <w:right w:val="single" w:sz="4" w:color="E2E8F0"/>
+            </w:tcBorders>
+            <w:tcMar>
+              <w:top w:type="dxa" w:w="100"/>
+              <w:left w:type="dxa" w:w="160"/>
+              <w:bottom w:type="dxa" w:w="100"/>
+              <w:right w:type="dxa" w:w="160"/>
+            </w:tcMar>
+            <w:vAlign w:val="top"/>
           </w:tcPr>
           <w:p>
             <w:pPr>
-              <w:spacing w:before="60" w:after="60"/>
-              <w:ind w:left="72"/>
+              <w:spacing w:before="40" w:after="40"/>
             </w:pPr>
             <w:r>
               <w:rPr>
-                <w:rFonts w:ascii="Arial" w:hAnsi="Arial"/>
-                <w:color w:val="1F1F1F"/>
-                <w:sz w:val="19"/>
+                <w:rFonts w:ascii="Calibri" w:hAnsi="Calibri"/>
+                <w:sz w:val="20"/>
               </w:rPr>
               <w:t>Shawn + Senior Director</w:t>
             </w:r>
@@ -4243,19 +4761,30 @@
       <w:tr>
         <w:tc>
           <w:tcPr>
-            <w:tcW w:type="dxa" w:w="1584"/>
-            <w:shd w:val="clear" w:color="auto" w:fill="F2F2F2"/>
+            <w:tcW w:type="dxa" w:w="2880"/>
+            <w:tcBorders>
+              <w:top w:val="single" w:sz="4" w:color="E2E8F0"/>
+              <w:left w:val="single" w:sz="4" w:color="E2E8F0"/>
+              <w:bottom w:val="single" w:sz="4" w:color="E2E8F0"/>
+              <w:right w:val="single" w:sz="4" w:color="E2E8F0"/>
+            </w:tcBorders>
+            <w:shd w:val="clear" w:color="auto" w:fill="F8FAFC"/>
+            <w:tcMar>
+              <w:top w:type="dxa" w:w="100"/>
+              <w:left w:type="dxa" w:w="160"/>
+              <w:bottom w:type="dxa" w:w="100"/>
+              <w:right w:type="dxa" w:w="160"/>
+            </w:tcMar>
+            <w:vAlign w:val="top"/>
           </w:tcPr>
           <w:p>
             <w:pPr>
-              <w:spacing w:before="60" w:after="60"/>
-              <w:ind w:left="72"/>
+              <w:spacing w:before="40" w:after="40"/>
             </w:pPr>
             <w:r>
               <w:rPr>
-                <w:rFonts w:ascii="Arial" w:hAnsi="Arial"/>
-                <w:color w:val="1F1F1F"/>
-                <w:sz w:val="19"/>
+                <w:rFonts w:ascii="Calibri" w:hAnsi="Calibri"/>
+                <w:sz w:val="20"/>
               </w:rPr>
               <w:t>Post-launch ops</w:t>
             </w:r>
@@ -4263,19 +4792,30 @@
         </w:tc>
         <w:tc>
           <w:tcPr>
-            <w:tcW w:type="dxa" w:w="6480"/>
-            <w:shd w:val="clear" w:color="auto" w:fill="F2F2F2"/>
+            <w:tcW w:type="dxa" w:w="8006"/>
+            <w:tcBorders>
+              <w:top w:val="single" w:sz="4" w:color="E2E8F0"/>
+              <w:left w:val="single" w:sz="4" w:color="E2E8F0"/>
+              <w:bottom w:val="single" w:sz="4" w:color="E2E8F0"/>
+              <w:right w:val="single" w:sz="4" w:color="E2E8F0"/>
+            </w:tcBorders>
+            <w:shd w:val="clear" w:color="auto" w:fill="F8FAFC"/>
+            <w:tcMar>
+              <w:top w:type="dxa" w:w="100"/>
+              <w:left w:type="dxa" w:w="160"/>
+              <w:bottom w:type="dxa" w:w="100"/>
+              <w:right w:type="dxa" w:w="160"/>
+            </w:tcMar>
+            <w:vAlign w:val="top"/>
           </w:tcPr>
           <w:p>
             <w:pPr>
-              <w:spacing w:before="60" w:after="60"/>
-              <w:ind w:left="72"/>
+              <w:spacing w:before="40" w:after="40"/>
             </w:pPr>
             <w:r>
               <w:rPr>
-                <w:rFonts w:ascii="Arial" w:hAnsi="Arial"/>
-                <w:color w:val="1F1F1F"/>
-                <w:sz w:val="19"/>
+                <w:rFonts w:ascii="Calibri" w:hAnsi="Calibri"/>
+                <w:sz w:val="20"/>
               </w:rPr>
               <w:t>How do we handle app updates across all customer instances post-launch? This is not designed yet.</w:t>
             </w:r>
@@ -4283,19 +4823,30 @@
         </w:tc>
         <w:tc>
           <w:tcPr>
-            <w:tcW w:type="dxa" w:w="1296"/>
-            <w:shd w:val="clear" w:color="auto" w:fill="F2F2F2"/>
+            <w:tcW w:type="dxa" w:w="2592"/>
+            <w:tcBorders>
+              <w:top w:val="single" w:sz="4" w:color="E2E8F0"/>
+              <w:left w:val="single" w:sz="4" w:color="E2E8F0"/>
+              <w:bottom w:val="single" w:sz="4" w:color="E2E8F0"/>
+              <w:right w:val="single" w:sz="4" w:color="E2E8F0"/>
+            </w:tcBorders>
+            <w:shd w:val="clear" w:color="auto" w:fill="F8FAFC"/>
+            <w:tcMar>
+              <w:top w:type="dxa" w:w="100"/>
+              <w:left w:type="dxa" w:w="160"/>
+              <w:bottom w:type="dxa" w:w="100"/>
+              <w:right w:type="dxa" w:w="160"/>
+            </w:tcMar>
+            <w:vAlign w:val="top"/>
           </w:tcPr>
           <w:p>
             <w:pPr>
-              <w:spacing w:before="60" w:after="60"/>
-              <w:ind w:left="72"/>
+              <w:spacing w:before="40" w:after="40"/>
             </w:pPr>
             <w:r>
               <w:rPr>
-                <w:rFonts w:ascii="Arial" w:hAnsi="Arial"/>
-                <w:color w:val="1F1F1F"/>
-                <w:sz w:val="19"/>
+                <w:rFonts w:ascii="Calibri" w:hAnsi="Calibri"/>
+                <w:sz w:val="20"/>
               </w:rPr>
               <w:t>Shawn + Senior Director</w:t>
             </w:r>
@@ -4305,39 +4856,59 @@
       <w:tr>
         <w:tc>
           <w:tcPr>
-            <w:tcW w:type="dxa" w:w="1584"/>
-            <w:shd w:val="clear" w:color="auto" w:fill="FFFFFF"/>
+            <w:tcW w:type="dxa" w:w="2880"/>
+            <w:tcBorders>
+              <w:top w:val="single" w:sz="4" w:color="E2E8F0"/>
+              <w:left w:val="single" w:sz="4" w:color="E2E8F0"/>
+              <w:bottom w:val="single" w:sz="4" w:color="E2E8F0"/>
+              <w:right w:val="single" w:sz="4" w:color="E2E8F0"/>
+            </w:tcBorders>
+            <w:tcMar>
+              <w:top w:type="dxa" w:w="100"/>
+              <w:left w:type="dxa" w:w="160"/>
+              <w:bottom w:type="dxa" w:w="100"/>
+              <w:right w:type="dxa" w:w="160"/>
+            </w:tcMar>
+            <w:vAlign w:val="top"/>
           </w:tcPr>
           <w:p>
             <w:pPr>
-              <w:spacing w:before="60" w:after="60"/>
-              <w:ind w:left="72"/>
+              <w:spacing w:before="40" w:after="40"/>
             </w:pPr>
             <w:r>
               <w:rPr>
-                <w:rFonts w:ascii="Arial" w:hAnsi="Arial"/>
-                <w:color w:val="1F1F1F"/>
-                <w:sz w:val="19"/>
+                <w:rFonts w:ascii="Calibri" w:hAnsi="Calibri"/>
+                <w:sz w:val="20"/>
               </w:rPr>
-              <w:t>Blueprint B exit</w:t>
+              <w:t>Blueprint B exit trigger</w:t>
             </w:r>
           </w:p>
         </w:tc>
         <w:tc>
           <w:tcPr>
-            <w:tcW w:type="dxa" w:w="6480"/>
-            <w:shd w:val="clear" w:color="auto" w:fill="FFFFFF"/>
+            <w:tcW w:type="dxa" w:w="8006"/>
+            <w:tcBorders>
+              <w:top w:val="single" w:sz="4" w:color="E2E8F0"/>
+              <w:left w:val="single" w:sz="4" w:color="E2E8F0"/>
+              <w:bottom w:val="single" w:sz="4" w:color="E2E8F0"/>
+              <w:right w:val="single" w:sz="4" w:color="E2E8F0"/>
+            </w:tcBorders>
+            <w:tcMar>
+              <w:top w:type="dxa" w:w="100"/>
+              <w:left w:type="dxa" w:w="160"/>
+              <w:bottom w:type="dxa" w:w="100"/>
+              <w:right w:type="dxa" w:w="160"/>
+            </w:tcMar>
+            <w:vAlign w:val="top"/>
           </w:tcPr>
           <w:p>
             <w:pPr>
-              <w:spacing w:before="60" w:after="60"/>
-              <w:ind w:left="72"/>
+              <w:spacing w:before="40" w:after="40"/>
             </w:pPr>
             <w:r>
               <w:rPr>
-                <w:rFonts w:ascii="Arial" w:hAnsi="Arial"/>
-                <w:color w:val="1F1F1F"/>
-                <w:sz w:val="19"/>
+                <w:rFonts w:ascii="Calibri" w:hAnsi="Calibri"/>
+                <w:sz w:val="20"/>
               </w:rPr>
               <w:t>If we start with Blueprint B and it works, what is the specific trigger that makes us invest in Blueprint A? Without a defined trigger, Blueprint B becomes permanent by default.</w:t>
             </w:r>
@@ -4345,19 +4916,29 @@
         </w:tc>
         <w:tc>
           <w:tcPr>
-            <w:tcW w:type="dxa" w:w="1296"/>
-            <w:shd w:val="clear" w:color="auto" w:fill="FFFFFF"/>
+            <w:tcW w:type="dxa" w:w="2592"/>
+            <w:tcBorders>
+              <w:top w:val="single" w:sz="4" w:color="E2E8F0"/>
+              <w:left w:val="single" w:sz="4" w:color="E2E8F0"/>
+              <w:bottom w:val="single" w:sz="4" w:color="E2E8F0"/>
+              <w:right w:val="single" w:sz="4" w:color="E2E8F0"/>
+            </w:tcBorders>
+            <w:tcMar>
+              <w:top w:type="dxa" w:w="100"/>
+              <w:left w:type="dxa" w:w="160"/>
+              <w:bottom w:type="dxa" w:w="100"/>
+              <w:right w:type="dxa" w:w="160"/>
+            </w:tcMar>
+            <w:vAlign w:val="top"/>
           </w:tcPr>
           <w:p>
             <w:pPr>
-              <w:spacing w:before="60" w:after="60"/>
-              <w:ind w:left="72"/>
+              <w:spacing w:before="40" w:after="40"/>
             </w:pPr>
             <w:r>
               <w:rPr>
-                <w:rFonts w:ascii="Arial" w:hAnsi="Arial"/>
-                <w:color w:val="1F1F1F"/>
-                <w:sz w:val="19"/>
+                <w:rFonts w:ascii="Calibri" w:hAnsi="Calibri"/>
+                <w:sz w:val="20"/>
               </w:rPr>
               <w:t>Shawn + Senior Director</w:t>
             </w:r>
@@ -4367,36 +4948,14 @@
     </w:tbl>
     <w:p>
       <w:pPr>
-        <w:spacing w:after="100"/>
+        <w:spacing w:after="40"/>
       </w:pPr>
-    </w:p>
-    <w:p/>
-    <w:p>
-      <w:pPr>
-        <w:spacing w:before="40" w:after="40"/>
-        <w:pBdr>
-          <w:bottom w:val="single" w:sz="4" w:space="1" w:color="2E75B6"/>
-        </w:pBdr>
-      </w:pPr>
-    </w:p>
-    <w:p>
-      <w:pPr>
-        <w:jc w:val="center"/>
-      </w:pPr>
-      <w:r>
-        <w:rPr>
-          <w:rFonts w:ascii="Arial" w:hAnsi="Arial"/>
-          <w:color w:val="707070"/>
-          <w:sz w:val="16"/>
-        </w:rPr>
-        <w:t>Everforth ECS Practice  ·  Architectural Rationale &amp; Decision Log  ·  INTERNAL  ·  May 2026</w:t>
-      </w:r>
     </w:p>
     <w:sectPr>
       <w:headerReference w:type="default" r:id="rId9"/>
       <w:footerReference w:type="default" r:id="rId10"/>
       <w:pgSz w:w="12240" w:h="15840"/>
-      <w:pgMar w:top="1440" w:right="1440" w:bottom="1440" w:left="1440" w:header="720" w:footer="720" w:gutter="0"/>
+      <w:pgMar w:top="1152" w:right="1440" w:bottom="1152" w:left="1440" w:header="504" w:footer="576" w:gutter="0"/>
       <w:cols w:space="720"/>
       <w:docGrid w:linePitch="360"/>
     </w:sectPr>
@@ -4419,7 +4978,10 @@
         <w:color w:val="475569"/>
         <w:sz w:val="16"/>
       </w:rPr>
-      <w:t>ECS Federal  ·  ServiceNow Practice  ·  Internal Use Only</w:t>
+      <w:t>ECS Federal · ServiceNow Practice  ·  Internal Use Only</w:t>
+    </w:r>
+    <w:r>
+      <w:tab/>
     </w:r>
     <w:r>
       <w:rPr>
@@ -4427,7 +4989,7 @@
         <w:color w:val="475569"/>
         <w:sz w:val="16"/>
       </w:rPr>
-      <w:tab/>
+      <w:t xml:space="preserve">Page </w:t>
     </w:r>
     <w:r>
       <w:rPr>
@@ -4435,16 +4997,8 @@
         <w:color w:val="475569"/>
         <w:sz w:val="16"/>
       </w:rPr>
-      <w:t xml:space="preserve">Page </w:t>
-    </w:r>
-    <w:r>
-      <w:rPr>
-        <w:rFonts w:ascii="Calibri" w:hAnsi="Calibri"/>
-        <w:color w:val="475569"/>
-        <w:sz w:val="16"/>
-      </w:rPr>
       <w:fldChar w:fldCharType="begin"/>
-      <w:instrText> PAGE </w:instrText>
+      <w:instrText>PAGE</w:instrText>
       <w:fldChar w:fldCharType="separate"/>
       <w:fldChar w:fldCharType="end"/>
     </w:r>
@@ -4463,7 +5017,7 @@
         <w:sz w:val="16"/>
       </w:rPr>
       <w:fldChar w:fldCharType="begin"/>
-      <w:instrText> NUMPAGES </w:instrText>
+      <w:instrText>NUMPAGES</w:instrText>
       <w:fldChar w:fldCharType="separate"/>
       <w:fldChar w:fldCharType="end"/>
     </w:r>
@@ -4495,7 +5049,7 @@
             <a:graphicData uri="http://schemas.openxmlformats.org/drawingml/2006/picture">
               <pic:pic>
                 <pic:nvPicPr>
-                  <pic:cNvPr id="0" name="everforth_logo_rgb.png"/>
+                  <pic:cNvPr id="0" name="everforth_logo.png"/>
                   <pic:cNvPicPr/>
                 </pic:nvPicPr>
                 <pic:blipFill>
@@ -4518,20 +5072,16 @@
       </w:drawing>
     </w:r>
     <w:r>
-      <w:rPr>
-        <w:rFonts w:ascii="Calibri" w:hAnsi="Calibri"/>
-        <w:color w:val="475569"/>
-        <w:sz w:val="18"/>
-      </w:rPr>
       <w:tab/>
     </w:r>
     <w:r>
       <w:rPr>
         <w:rFonts w:ascii="Calibri" w:hAnsi="Calibri"/>
         <w:color w:val="475569"/>
+        <w:spacing w:val="30"/>
         <w:sz w:val="18"/>
       </w:rPr>
-      <w:t>Internal  ·  Architectural Rationale</w:t>
+      <w:t>Internal · Arch Rationale &amp; Decision Log</w:t>
     </w:r>
   </w:p>
 </w:hdr>
@@ -4900,6 +5450,11 @@
     <w:name w:val="Normal"/>
     <w:qFormat/>
     <w:rsid w:val="00FC693F"/>
+    <w:rPr>
+      <w:rFonts w:ascii="Calibri" w:hAnsi="Calibri" w:cs="Calibri" w:eastAsia="Calibri"/>
+      <w:color w:val="1A1A1A"/>
+      <w:sz w:val="22"/>
+    </w:rPr>
   </w:style>
   <w:style w:type="paragraph" w:styleId="Header">
     <w:name w:val="header"/>
@@ -4956,15 +5511,15 @@
     <w:pPr>
       <w:keepNext/>
       <w:keepLines/>
-      <w:spacing w:before="480" w:after="0"/>
+      <w:spacing w:before="360" w:after="120"/>
       <w:outlineLvl w:val="0"/>
     </w:pPr>
     <w:rPr>
-      <w:rFonts w:asciiTheme="majorHAnsi" w:eastAsiaTheme="majorEastAsia" w:hAnsiTheme="majorHAnsi" w:cstheme="majorBidi"/>
+      <w:rFonts w:asciiTheme="majorHAnsi" w:eastAsiaTheme="majorEastAsia" w:hAnsiTheme="majorHAnsi" w:cstheme="majorBidi" w:ascii="Calibri" w:hAnsi="Calibri" w:cs="Calibri" w:eastAsia="Calibri"/>
       <w:b/>
       <w:bCs/>
-      <w:color w:val="365F91" w:themeColor="accent1" w:themeShade="BF"/>
-      <w:sz w:val="28"/>
+      <w:color w:val="0B1F3A"/>
+      <w:sz w:val="32"/>
       <w:szCs w:val="28"/>
     </w:rPr>
   </w:style>
@@ -4980,14 +5535,14 @@
     <w:pPr>
       <w:keepNext/>
       <w:keepLines/>
-      <w:spacing w:before="200" w:after="0"/>
+      <w:spacing w:before="280" w:after="80"/>
       <w:outlineLvl w:val="1"/>
     </w:pPr>
     <w:rPr>
-      <w:rFonts w:asciiTheme="majorHAnsi" w:eastAsiaTheme="majorEastAsia" w:hAnsiTheme="majorHAnsi" w:cstheme="majorBidi"/>
+      <w:rFonts w:asciiTheme="majorHAnsi" w:eastAsiaTheme="majorEastAsia" w:hAnsiTheme="majorHAnsi" w:cstheme="majorBidi" w:ascii="Calibri" w:hAnsi="Calibri" w:cs="Calibri" w:eastAsia="Calibri"/>
       <w:b/>
       <w:bCs/>
-      <w:color w:val="4F81BD" w:themeColor="accent1"/>
+      <w:color w:val="0B1F3A"/>
       <w:sz w:val="26"/>
       <w:szCs w:val="26"/>
     </w:rPr>
@@ -5004,14 +5559,15 @@
     <w:pPr>
       <w:keepNext/>
       <w:keepLines/>
-      <w:spacing w:before="200" w:after="0"/>
+      <w:spacing w:before="200" w:after="40"/>
       <w:outlineLvl w:val="2"/>
     </w:pPr>
     <w:rPr>
-      <w:rFonts w:asciiTheme="majorHAnsi" w:eastAsiaTheme="majorEastAsia" w:hAnsiTheme="majorHAnsi" w:cstheme="majorBidi"/>
+      <w:rFonts w:asciiTheme="majorHAnsi" w:eastAsiaTheme="majorEastAsia" w:hAnsiTheme="majorHAnsi" w:cstheme="majorBidi" w:ascii="Calibri" w:hAnsi="Calibri" w:cs="Calibri" w:eastAsia="Calibri"/>
       <w:b/>
       <w:bCs/>
-      <w:color w:val="4F81BD" w:themeColor="accent1"/>
+      <w:color w:val="2E74B5"/>
+      <w:sz w:val="23"/>
     </w:rPr>
   </w:style>
   <w:style w:type="paragraph" w:styleId="Heading4">
@@ -5242,18 +5798,20 @@
     <w:qFormat/>
     <w:rsid w:val="00FC693F"/>
     <w:pPr>
+      <w:keepNext/>
       <w:pBdr>
         <w:bottom w:val="single" w:sz="8" w:space="4" w:color="4F81BD" w:themeColor="accent1"/>
       </w:pBdr>
-      <w:spacing w:after="300" w:line="240" w:lineRule="auto"/>
+      <w:spacing w:after="80" w:line="240" w:lineRule="auto" w:before="0"/>
       <w:contextualSpacing/>
     </w:pPr>
     <w:rPr>
-      <w:rFonts w:asciiTheme="majorHAnsi" w:eastAsiaTheme="majorEastAsia" w:hAnsiTheme="majorHAnsi" w:cstheme="majorBidi"/>
-      <w:color w:val="17365D" w:themeColor="text2" w:themeShade="BF"/>
+      <w:rFonts w:asciiTheme="majorHAnsi" w:eastAsiaTheme="majorEastAsia" w:hAnsiTheme="majorHAnsi" w:cstheme="majorBidi" w:ascii="Calibri" w:hAnsi="Calibri" w:cs="Calibri" w:eastAsia="Calibri"/>
+      <w:b/>
+      <w:color w:val="0B1F3A"/>
       <w:spacing w:val="5"/>
       <w:kern w:val="28"/>
-      <w:sz w:val="52"/>
+      <w:sz w:val="56"/>
       <w:szCs w:val="52"/>
     </w:rPr>
   </w:style>
